--- a/public/labs/pmzi/pz-23/ЛР3_ПМЗІ_Шифри_перестановки.docx
+++ b/public/labs/pmzi/pz-23/ЛР3_ПМЗІ_Шифри_перестановки.docx
@@ -101,119 +101,117 @@
     <w:p>
       <w:pPr>
         <w:pStyle w:val="SourceCode"/>
-      </w:pPr>
-      <w:r>
-        <w:rPr>
-          <w:rStyle w:val="VerbatimChar"/>
-        </w:rPr>
+        <w:spacing w:before="120" w:after="0" w:line="200" w:lineRule="auto"/>
+      </w:pPr>
+      <w:r>
         <w:t xml:space="preserve">┌───────────────────────────────────────────────────────────────────────┐</w:t>
       </w:r>
-      <w:r>
-        <w:br/>
-      </w:r>
-      <w:r>
-        <w:rPr>
-          <w:rStyle w:val="VerbatimChar"/>
-        </w:rPr>
+    </w:p>
+    <w:p>
+      <w:pPr>
+        <w:pStyle w:val="SourceCode"/>
+        <w:spacing w:before="0" w:after="0" w:line="200" w:lineRule="auto"/>
+      </w:pPr>
+      <w:r>
         <w:t xml:space="preserve">│                    ПОРІВНЯННЯ ШИФРІВ                                  │</w:t>
       </w:r>
-      <w:r>
-        <w:br/>
-      </w:r>
-      <w:r>
-        <w:rPr>
-          <w:rStyle w:val="VerbatimChar"/>
-        </w:rPr>
+    </w:p>
+    <w:p>
+      <w:pPr>
+        <w:pStyle w:val="SourceCode"/>
+        <w:spacing w:before="0" w:after="0" w:line="200" w:lineRule="auto"/>
+      </w:pPr>
+      <w:r>
         <w:t xml:space="preserve">├───────────────────────────────────────────────────────────────────────┤</w:t>
       </w:r>
-      <w:r>
-        <w:br/>
-      </w:r>
-      <w:r>
-        <w:rPr>
-          <w:rStyle w:val="VerbatimChar"/>
-        </w:rPr>
+    </w:p>
+    <w:p>
+      <w:pPr>
+        <w:pStyle w:val="SourceCode"/>
+        <w:spacing w:before="0" w:after="0" w:line="200" w:lineRule="auto"/>
+      </w:pPr>
+      <w:r>
         <w:t xml:space="preserve">│                                                                       │</w:t>
       </w:r>
-      <w:r>
-        <w:br/>
-      </w:r>
-      <w:r>
-        <w:rPr>
-          <w:rStyle w:val="VerbatimChar"/>
-        </w:rPr>
+    </w:p>
+    <w:p>
+      <w:pPr>
+        <w:pStyle w:val="SourceCode"/>
+        <w:spacing w:before="0" w:after="0" w:line="200" w:lineRule="auto"/>
+      </w:pPr>
+      <w:r>
         <w:t xml:space="preserve">│  ШИФР ЗАМІНИ:                                                         │</w:t>
       </w:r>
-      <w:r>
-        <w:br/>
-      </w:r>
-      <w:r>
-        <w:rPr>
-          <w:rStyle w:val="VerbatimChar"/>
-        </w:rPr>
+    </w:p>
+    <w:p>
+      <w:pPr>
+        <w:pStyle w:val="SourceCode"/>
+        <w:spacing w:before="0" w:after="0" w:line="200" w:lineRule="auto"/>
+      </w:pPr>
+      <w:r>
         <w:t xml:space="preserve">│  Відкритий:  H E L L O                                                │</w:t>
       </w:r>
-      <w:r>
-        <w:br/>
-      </w:r>
-      <w:r>
-        <w:rPr>
-          <w:rStyle w:val="VerbatimChar"/>
-        </w:rPr>
+    </w:p>
+    <w:p>
+      <w:pPr>
+        <w:pStyle w:val="SourceCode"/>
+        <w:spacing w:before="0" w:after="0" w:line="200" w:lineRule="auto"/>
+      </w:pPr>
+      <w:r>
         <w:t xml:space="preserve">│  Шифрований: K H O O R    ← Кожна літера замінена на іншу             │</w:t>
       </w:r>
-      <w:r>
-        <w:br/>
-      </w:r>
-      <w:r>
-        <w:rPr>
-          <w:rStyle w:val="VerbatimChar"/>
-        </w:rPr>
+    </w:p>
+    <w:p>
+      <w:pPr>
+        <w:pStyle w:val="SourceCode"/>
+        <w:spacing w:before="0" w:after="0" w:line="200" w:lineRule="auto"/>
+      </w:pPr>
+      <w:r>
         <w:t xml:space="preserve">│                                                                       │</w:t>
       </w:r>
-      <w:r>
-        <w:br/>
-      </w:r>
-      <w:r>
-        <w:rPr>
-          <w:rStyle w:val="VerbatimChar"/>
-        </w:rPr>
+    </w:p>
+    <w:p>
+      <w:pPr>
+        <w:pStyle w:val="SourceCode"/>
+        <w:spacing w:before="0" w:after="0" w:line="200" w:lineRule="auto"/>
+      </w:pPr>
+      <w:r>
         <w:t xml:space="preserve">│  ШИФР ПЕРЕСТАНОВКИ:                                                   │</w:t>
       </w:r>
-      <w:r>
-        <w:br/>
-      </w:r>
-      <w:r>
-        <w:rPr>
-          <w:rStyle w:val="VerbatimChar"/>
-        </w:rPr>
+    </w:p>
+    <w:p>
+      <w:pPr>
+        <w:pStyle w:val="SourceCode"/>
+        <w:spacing w:before="0" w:after="0" w:line="200" w:lineRule="auto"/>
+      </w:pPr>
+      <w:r>
         <w:t xml:space="preserve">│  Відкритий:  H E L L O                                                │</w:t>
       </w:r>
-      <w:r>
-        <w:br/>
-      </w:r>
-      <w:r>
-        <w:rPr>
-          <w:rStyle w:val="VerbatimChar"/>
-        </w:rPr>
+    </w:p>
+    <w:p>
+      <w:pPr>
+        <w:pStyle w:val="SourceCode"/>
+        <w:spacing w:before="0" w:after="0" w:line="200" w:lineRule="auto"/>
+      </w:pPr>
+      <w:r>
         <w:t xml:space="preserve">│  Шифрований: L O E H L    ← Ті самі літери, але в іншому порядку      │</w:t>
       </w:r>
-      <w:r>
-        <w:br/>
-      </w:r>
-      <w:r>
-        <w:rPr>
-          <w:rStyle w:val="VerbatimChar"/>
-        </w:rPr>
+    </w:p>
+    <w:p>
+      <w:pPr>
+        <w:pStyle w:val="SourceCode"/>
+        <w:spacing w:before="0" w:after="0" w:line="200" w:lineRule="auto"/>
+      </w:pPr>
+      <w:r>
         <w:t xml:space="preserve">│                                                                       │</w:t>
       </w:r>
-      <w:r>
-        <w:br/>
-      </w:r>
-      <w:r>
-        <w:rPr>
-          <w:rStyle w:val="VerbatimChar"/>
-        </w:rPr>
+    </w:p>
+    <w:p>
+      <w:pPr>
+        <w:pStyle w:val="SourceCode"/>
+        <w:spacing w:before="0" w:after="120" w:line="200" w:lineRule="auto"/>
+      </w:pPr>
+      <w:r>
         <w:t xml:space="preserve">└───────────────────────────────────────────────────────────────────────┘</w:t>
       </w:r>
     </w:p>
@@ -238,137 +236,144 @@
     <w:p>
       <w:pPr>
         <w:pStyle w:val="SourceCode"/>
-      </w:pPr>
-      <w:r>
-        <w:rPr>
-          <w:rStyle w:val="VerbatimChar"/>
-        </w:rPr>
+        <w:spacing w:before="120" w:after="0" w:line="200" w:lineRule="auto"/>
+      </w:pPr>
+      <w:r>
         <w:t xml:space="preserve">Текст: "HELLO WORLD" → без пробілів HELLOWORLD (10 літер)</w:t>
       </w:r>
-      <w:r>
-        <w:br/>
-      </w:r>
-      <w:r>
-        <w:rPr>
-          <w:rStyle w:val="VerbatimChar"/>
-        </w:rPr>
+    </w:p>
+    <w:p>
+      <w:pPr>
+        <w:pStyle w:val="SourceCode"/>
+        <w:spacing w:before="0" w:after="0" w:line="200" w:lineRule="auto"/>
+      </w:pPr>
+      <w:r>
         <w:t xml:space="preserve">Ширина таблиці: 4 → потрібно 12 комірок, доповнюємо двома X</w:t>
       </w:r>
-      <w:r>
-        <w:br/>
-      </w:r>
-      <w:r>
-        <w:br/>
-      </w:r>
-      <w:r>
-        <w:rPr>
-          <w:rStyle w:val="VerbatimChar"/>
-        </w:rPr>
+    </w:p>
+    <w:p>
+      <w:pPr>
+        <w:pStyle w:val="SourceCode"/>
+        <w:spacing w:before="0" w:after="0" w:line="200" w:lineRule="auto"/>
+      </w:pPr>
+    </w:p>
+    <w:p>
+      <w:pPr>
+        <w:pStyle w:val="SourceCode"/>
+        <w:spacing w:before="0" w:after="0" w:line="200" w:lineRule="auto"/>
+      </w:pPr>
+      <w:r>
         <w:t xml:space="preserve">Запис по рядках:</w:t>
       </w:r>
-      <w:r>
-        <w:br/>
-      </w:r>
-      <w:r>
-        <w:rPr>
-          <w:rStyle w:val="VerbatimChar"/>
-        </w:rPr>
+    </w:p>
+    <w:p>
+      <w:pPr>
+        <w:pStyle w:val="SourceCode"/>
+        <w:spacing w:before="0" w:after="0" w:line="200" w:lineRule="auto"/>
+      </w:pPr>
+      <w:r>
         <w:t xml:space="preserve">┌───┬───┬───┬───┐</w:t>
       </w:r>
-      <w:r>
-        <w:br/>
-      </w:r>
-      <w:r>
-        <w:rPr>
-          <w:rStyle w:val="VerbatimChar"/>
-        </w:rPr>
+    </w:p>
+    <w:p>
+      <w:pPr>
+        <w:pStyle w:val="SourceCode"/>
+        <w:spacing w:before="0" w:after="0" w:line="200" w:lineRule="auto"/>
+      </w:pPr>
+      <w:r>
         <w:t xml:space="preserve">│ H │ E │ L │ L │</w:t>
       </w:r>
-      <w:r>
-        <w:br/>
-      </w:r>
-      <w:r>
-        <w:rPr>
-          <w:rStyle w:val="VerbatimChar"/>
-        </w:rPr>
+    </w:p>
+    <w:p>
+      <w:pPr>
+        <w:pStyle w:val="SourceCode"/>
+        <w:spacing w:before="0" w:after="0" w:line="200" w:lineRule="auto"/>
+      </w:pPr>
+      <w:r>
         <w:t xml:space="preserve">│ O │ W │ O │ R │</w:t>
       </w:r>
-      <w:r>
-        <w:br/>
-      </w:r>
-      <w:r>
-        <w:rPr>
-          <w:rStyle w:val="VerbatimChar"/>
-        </w:rPr>
+    </w:p>
+    <w:p>
+      <w:pPr>
+        <w:pStyle w:val="SourceCode"/>
+        <w:spacing w:before="0" w:after="0" w:line="200" w:lineRule="auto"/>
+      </w:pPr>
+      <w:r>
         <w:t xml:space="preserve">│ L │ D │ X │ X │</w:t>
       </w:r>
-      <w:r>
-        <w:br/>
-      </w:r>
-      <w:r>
-        <w:rPr>
-          <w:rStyle w:val="VerbatimChar"/>
-        </w:rPr>
+    </w:p>
+    <w:p>
+      <w:pPr>
+        <w:pStyle w:val="SourceCode"/>
+        <w:spacing w:before="0" w:after="0" w:line="200" w:lineRule="auto"/>
+      </w:pPr>
+      <w:r>
         <w:t xml:space="preserve">└───┴───┴───┴───┘</w:t>
       </w:r>
-      <w:r>
-        <w:br/>
-      </w:r>
-      <w:r>
-        <w:br/>
-      </w:r>
-      <w:r>
-        <w:rPr>
-          <w:rStyle w:val="VerbatimChar"/>
-        </w:rPr>
+    </w:p>
+    <w:p>
+      <w:pPr>
+        <w:pStyle w:val="SourceCode"/>
+        <w:spacing w:before="0" w:after="0" w:line="200" w:lineRule="auto"/>
+      </w:pPr>
+    </w:p>
+    <w:p>
+      <w:pPr>
+        <w:pStyle w:val="SourceCode"/>
+        <w:spacing w:before="0" w:after="0" w:line="200" w:lineRule="auto"/>
+      </w:pPr>
+      <w:r>
         <w:t xml:space="preserve">Читання по стовпцях:</w:t>
       </w:r>
-      <w:r>
-        <w:br/>
-      </w:r>
-      <w:r>
-        <w:rPr>
-          <w:rStyle w:val="VerbatimChar"/>
-        </w:rPr>
+    </w:p>
+    <w:p>
+      <w:pPr>
+        <w:pStyle w:val="SourceCode"/>
+        <w:spacing w:before="0" w:after="0" w:line="200" w:lineRule="auto"/>
+      </w:pPr>
+      <w:r>
         <w:t xml:space="preserve">Стовпець 1: H O L</w:t>
       </w:r>
-      <w:r>
-        <w:br/>
-      </w:r>
-      <w:r>
-        <w:rPr>
-          <w:rStyle w:val="VerbatimChar"/>
-        </w:rPr>
+    </w:p>
+    <w:p>
+      <w:pPr>
+        <w:pStyle w:val="SourceCode"/>
+        <w:spacing w:before="0" w:after="0" w:line="200" w:lineRule="auto"/>
+      </w:pPr>
+      <w:r>
         <w:t xml:space="preserve">Стовпець 2: E W D</w:t>
       </w:r>
-      <w:r>
-        <w:br/>
-      </w:r>
-      <w:r>
-        <w:rPr>
-          <w:rStyle w:val="VerbatimChar"/>
-        </w:rPr>
+    </w:p>
+    <w:p>
+      <w:pPr>
+        <w:pStyle w:val="SourceCode"/>
+        <w:spacing w:before="0" w:after="0" w:line="200" w:lineRule="auto"/>
+      </w:pPr>
+      <w:r>
         <w:t xml:space="preserve">Стовпець 3: L O X</w:t>
       </w:r>
-      <w:r>
-        <w:br/>
-      </w:r>
-      <w:r>
-        <w:rPr>
-          <w:rStyle w:val="VerbatimChar"/>
-        </w:rPr>
+    </w:p>
+    <w:p>
+      <w:pPr>
+        <w:pStyle w:val="SourceCode"/>
+        <w:spacing w:before="0" w:after="0" w:line="200" w:lineRule="auto"/>
+      </w:pPr>
+      <w:r>
         <w:t xml:space="preserve">Стовпець 4: L R X</w:t>
       </w:r>
-      <w:r>
-        <w:br/>
-      </w:r>
-      <w:r>
-        <w:br/>
-      </w:r>
-      <w:r>
-        <w:rPr>
-          <w:rStyle w:val="VerbatimChar"/>
-        </w:rPr>
+    </w:p>
+    <w:p>
+      <w:pPr>
+        <w:pStyle w:val="SourceCode"/>
+        <w:spacing w:before="0" w:after="0" w:line="200" w:lineRule="auto"/>
+      </w:pPr>
+    </w:p>
+    <w:p>
+      <w:pPr>
+        <w:pStyle w:val="SourceCode"/>
+        <w:spacing w:before="0" w:after="120" w:line="200" w:lineRule="auto"/>
+      </w:pPr>
+      <w:r>
         <w:t xml:space="preserve">Шифротекст: HOL EWD LOX LRX (без пробілів: HOLEWDLOXLRX)</w:t>
       </w:r>
     </w:p>
@@ -393,167 +398,177 @@
     <w:p>
       <w:pPr>
         <w:pStyle w:val="SourceCode"/>
-      </w:pPr>
-      <w:r>
-        <w:rPr>
-          <w:rStyle w:val="VerbatimChar"/>
-        </w:rPr>
+        <w:spacing w:before="120" w:after="0" w:line="200" w:lineRule="auto"/>
+      </w:pPr>
+      <w:r>
         <w:t xml:space="preserve">Ключ: CRYPTO</w:t>
       </w:r>
-      <w:r>
-        <w:br/>
-      </w:r>
-      <w:r>
-        <w:rPr>
-          <w:rStyle w:val="VerbatimChar"/>
-        </w:rPr>
+    </w:p>
+    <w:p>
+      <w:pPr>
+        <w:pStyle w:val="SourceCode"/>
+        <w:spacing w:before="0" w:after="0" w:line="200" w:lineRule="auto"/>
+      </w:pPr>
+      <w:r>
         <w:t xml:space="preserve">Нумерація за алфавітом: C=1, R=4, Y=6, P=3, T=5, O=2</w:t>
       </w:r>
-      <w:r>
-        <w:br/>
-      </w:r>
-      <w:r>
-        <w:br/>
-      </w:r>
-      <w:r>
-        <w:rPr>
-          <w:rStyle w:val="VerbatimChar"/>
-        </w:rPr>
+    </w:p>
+    <w:p>
+      <w:pPr>
+        <w:pStyle w:val="SourceCode"/>
+        <w:spacing w:before="0" w:after="0" w:line="200" w:lineRule="auto"/>
+      </w:pPr>
+    </w:p>
+    <w:p>
+      <w:pPr>
+        <w:pStyle w:val="SourceCode"/>
+        <w:spacing w:before="0" w:after="0" w:line="200" w:lineRule="auto"/>
+      </w:pPr>
+      <w:r>
         <w:t xml:space="preserve">Текст: "ATTACK AT DAWN"</w:t>
       </w:r>
-      <w:r>
-        <w:br/>
-      </w:r>
-      <w:r>
-        <w:br/>
-      </w:r>
-      <w:r>
-        <w:rPr>
-          <w:rStyle w:val="VerbatimChar"/>
-        </w:rPr>
+    </w:p>
+    <w:p>
+      <w:pPr>
+        <w:pStyle w:val="SourceCode"/>
+        <w:spacing w:before="0" w:after="0" w:line="200" w:lineRule="auto"/>
+      </w:pPr>
+    </w:p>
+    <w:p>
+      <w:pPr>
+        <w:pStyle w:val="SourceCode"/>
+        <w:spacing w:before="0" w:after="0" w:line="200" w:lineRule="auto"/>
+      </w:pPr>
+      <w:r>
         <w:t xml:space="preserve">       C  R  Y  P  T  O</w:t>
       </w:r>
-      <w:r>
-        <w:br/>
-      </w:r>
-      <w:r>
-        <w:rPr>
-          <w:rStyle w:val="VerbatimChar"/>
-        </w:rPr>
+    </w:p>
+    <w:p>
+      <w:pPr>
+        <w:pStyle w:val="SourceCode"/>
+        <w:spacing w:before="0" w:after="0" w:line="200" w:lineRule="auto"/>
+      </w:pPr>
+      <w:r>
         <w:t xml:space="preserve">       1  4  6  3  5  2</w:t>
       </w:r>
-      <w:r>
-        <w:br/>
-      </w:r>
-      <w:r>
-        <w:rPr>
-          <w:rStyle w:val="VerbatimChar"/>
-        </w:rPr>
+    </w:p>
+    <w:p>
+      <w:pPr>
+        <w:pStyle w:val="SourceCode"/>
+        <w:spacing w:before="0" w:after="0" w:line="200" w:lineRule="auto"/>
+      </w:pPr>
+      <w:r>
         <w:t xml:space="preserve">      ┌──┬──┬──┬──┬──┬──┐</w:t>
       </w:r>
-      <w:r>
-        <w:br/>
-      </w:r>
-      <w:r>
-        <w:rPr>
-          <w:rStyle w:val="VerbatimChar"/>
-        </w:rPr>
+    </w:p>
+    <w:p>
+      <w:pPr>
+        <w:pStyle w:val="SourceCode"/>
+        <w:spacing w:before="0" w:after="0" w:line="200" w:lineRule="auto"/>
+      </w:pPr>
+      <w:r>
         <w:t xml:space="preserve">      │A │T │T │A │C │K │</w:t>
       </w:r>
-      <w:r>
-        <w:br/>
-      </w:r>
-      <w:r>
-        <w:rPr>
-          <w:rStyle w:val="VerbatimChar"/>
-        </w:rPr>
+    </w:p>
+    <w:p>
+      <w:pPr>
+        <w:pStyle w:val="SourceCode"/>
+        <w:spacing w:before="0" w:after="0" w:line="200" w:lineRule="auto"/>
+      </w:pPr>
+      <w:r>
         <w:t xml:space="preserve">      │A │T │D │A │W │N │</w:t>
       </w:r>
-      <w:r>
-        <w:br/>
-      </w:r>
-      <w:r>
-        <w:rPr>
-          <w:rStyle w:val="VerbatimChar"/>
-        </w:rPr>
+    </w:p>
+    <w:p>
+      <w:pPr>
+        <w:pStyle w:val="SourceCode"/>
+        <w:spacing w:before="0" w:after="0" w:line="200" w:lineRule="auto"/>
+      </w:pPr>
+      <w:r>
         <w:t xml:space="preserve">      └──┴──┴──┴──┴──┴──┘</w:t>
       </w:r>
-      <w:r>
-        <w:br/>
-      </w:r>
-      <w:r>
-        <w:br/>
-      </w:r>
-      <w:r>
-        <w:rPr>
-          <w:rStyle w:val="VerbatimChar"/>
-        </w:rPr>
+    </w:p>
+    <w:p>
+      <w:pPr>
+        <w:pStyle w:val="SourceCode"/>
+        <w:spacing w:before="0" w:after="0" w:line="200" w:lineRule="auto"/>
+      </w:pPr>
+    </w:p>
+    <w:p>
+      <w:pPr>
+        <w:pStyle w:val="SourceCode"/>
+        <w:spacing w:before="0" w:after="0" w:line="200" w:lineRule="auto"/>
+      </w:pPr>
+      <w:r>
         <w:t xml:space="preserve">Читання в порядку 1,2,3,4,5,6:</w:t>
       </w:r>
-      <w:r>
-        <w:br/>
-      </w:r>
-      <w:r>
-        <w:rPr>
-          <w:rStyle w:val="VerbatimChar"/>
-        </w:rPr>
+    </w:p>
+    <w:p>
+      <w:pPr>
+        <w:pStyle w:val="SourceCode"/>
+        <w:spacing w:before="0" w:after="0" w:line="200" w:lineRule="auto"/>
+      </w:pPr>
+      <w:r>
         <w:t xml:space="preserve">Стовпець 1 (C): AA</w:t>
       </w:r>
-      <w:r>
-        <w:br/>
-      </w:r>
-      <w:r>
-        <w:rPr>
-          <w:rStyle w:val="VerbatimChar"/>
-        </w:rPr>
+    </w:p>
+    <w:p>
+      <w:pPr>
+        <w:pStyle w:val="SourceCode"/>
+        <w:spacing w:before="0" w:after="0" w:line="200" w:lineRule="auto"/>
+      </w:pPr>
+      <w:r>
         <w:t xml:space="preserve">Стовпець 2 (O): KN</w:t>
       </w:r>
-      <w:r>
-        <w:br/>
-      </w:r>
-      <w:r>
-        <w:rPr>
-          <w:rStyle w:val="VerbatimChar"/>
-        </w:rPr>
+    </w:p>
+    <w:p>
+      <w:pPr>
+        <w:pStyle w:val="SourceCode"/>
+        <w:spacing w:before="0" w:after="0" w:line="200" w:lineRule="auto"/>
+      </w:pPr>
+      <w:r>
         <w:t xml:space="preserve">Стовпець 3 (P): AA</w:t>
       </w:r>
-      <w:r>
-        <w:br/>
-      </w:r>
-      <w:r>
-        <w:rPr>
-          <w:rStyle w:val="VerbatimChar"/>
-        </w:rPr>
+    </w:p>
+    <w:p>
+      <w:pPr>
+        <w:pStyle w:val="SourceCode"/>
+        <w:spacing w:before="0" w:after="0" w:line="200" w:lineRule="auto"/>
+      </w:pPr>
+      <w:r>
         <w:t xml:space="preserve">Стовпець 4 (R): TT</w:t>
       </w:r>
-      <w:r>
-        <w:br/>
-      </w:r>
-      <w:r>
-        <w:rPr>
-          <w:rStyle w:val="VerbatimChar"/>
-        </w:rPr>
+    </w:p>
+    <w:p>
+      <w:pPr>
+        <w:pStyle w:val="SourceCode"/>
+        <w:spacing w:before="0" w:after="0" w:line="200" w:lineRule="auto"/>
+      </w:pPr>
+      <w:r>
         <w:t xml:space="preserve">Стовпець 5 (T): CW</w:t>
       </w:r>
-      <w:r>
-        <w:br/>
-      </w:r>
-      <w:r>
-        <w:rPr>
-          <w:rStyle w:val="VerbatimChar"/>
-        </w:rPr>
+    </w:p>
+    <w:p>
+      <w:pPr>
+        <w:pStyle w:val="SourceCode"/>
+        <w:spacing w:before="0" w:after="0" w:line="200" w:lineRule="auto"/>
+      </w:pPr>
+      <w:r>
         <w:t xml:space="preserve">Стовпець 6 (Y): TD</w:t>
       </w:r>
-      <w:r>
-        <w:br/>
-      </w:r>
-      <w:r>
-        <w:br/>
-      </w:r>
-      <w:r>
-        <w:rPr>
-          <w:rStyle w:val="VerbatimChar"/>
-        </w:rPr>
+    </w:p>
+    <w:p>
+      <w:pPr>
+        <w:pStyle w:val="SourceCode"/>
+        <w:spacing w:before="0" w:after="0" w:line="200" w:lineRule="auto"/>
+      </w:pPr>
+    </w:p>
+    <w:p>
+      <w:pPr>
+        <w:pStyle w:val="SourceCode"/>
+        <w:spacing w:before="0" w:after="120" w:line="200" w:lineRule="auto"/>
+      </w:pPr>
+      <w:r>
         <w:t xml:space="preserve">Шифротекст: AAKNAATTCWTD</w:t>
       </w:r>
     </w:p>
@@ -578,203 +593,213 @@
     <w:p>
       <w:pPr>
         <w:pStyle w:val="SourceCode"/>
-      </w:pPr>
-      <w:r>
-        <w:rPr>
-          <w:rStyle w:val="VerbatimChar"/>
-        </w:rPr>
+        <w:spacing w:before="120" w:after="0" w:line="200" w:lineRule="auto"/>
+      </w:pPr>
+      <w:r>
         <w:t xml:space="preserve">Ключ рядків: KEY (K=2, E=1, Y=3)</w:t>
       </w:r>
-      <w:r>
-        <w:br/>
-      </w:r>
-      <w:r>
-        <w:rPr>
-          <w:rStyle w:val="VerbatimChar"/>
-        </w:rPr>
+    </w:p>
+    <w:p>
+      <w:pPr>
+        <w:pStyle w:val="SourceCode"/>
+        <w:spacing w:before="0" w:after="0" w:line="200" w:lineRule="auto"/>
+      </w:pPr>
+      <w:r>
         <w:t xml:space="preserve">Ключ стовпців: CAT (A=1, C=2, T=3)</w:t>
       </w:r>
-      <w:r>
-        <w:br/>
-      </w:r>
-      <w:r>
-        <w:br/>
-      </w:r>
-      <w:r>
-        <w:rPr>
-          <w:rStyle w:val="VerbatimChar"/>
-        </w:rPr>
+    </w:p>
+    <w:p>
+      <w:pPr>
+        <w:pStyle w:val="SourceCode"/>
+        <w:spacing w:before="0" w:after="0" w:line="200" w:lineRule="auto"/>
+      </w:pPr>
+    </w:p>
+    <w:p>
+      <w:pPr>
+        <w:pStyle w:val="SourceCode"/>
+        <w:spacing w:before="0" w:after="0" w:line="200" w:lineRule="auto"/>
+      </w:pPr>
+      <w:r>
         <w:t xml:space="preserve">       C  A  T</w:t>
       </w:r>
-      <w:r>
-        <w:br/>
-      </w:r>
-      <w:r>
-        <w:rPr>
-          <w:rStyle w:val="VerbatimChar"/>
-        </w:rPr>
+    </w:p>
+    <w:p>
+      <w:pPr>
+        <w:pStyle w:val="SourceCode"/>
+        <w:spacing w:before="0" w:after="0" w:line="200" w:lineRule="auto"/>
+      </w:pPr>
+      <w:r>
         <w:t xml:space="preserve">      ┌──┬──┬──┐</w:t>
       </w:r>
-      <w:r>
-        <w:br/>
-      </w:r>
-      <w:r>
-        <w:rPr>
-          <w:rStyle w:val="VerbatimChar"/>
-        </w:rPr>
+    </w:p>
+    <w:p>
+      <w:pPr>
+        <w:pStyle w:val="SourceCode"/>
+        <w:spacing w:before="0" w:after="0" w:line="200" w:lineRule="auto"/>
+      </w:pPr>
+      <w:r>
         <w:t xml:space="preserve">  K 2 │H │E │L │</w:t>
       </w:r>
-      <w:r>
-        <w:br/>
-      </w:r>
-      <w:r>
-        <w:rPr>
-          <w:rStyle w:val="VerbatimChar"/>
-        </w:rPr>
+    </w:p>
+    <w:p>
+      <w:pPr>
+        <w:pStyle w:val="SourceCode"/>
+        <w:spacing w:before="0" w:after="0" w:line="200" w:lineRule="auto"/>
+      </w:pPr>
+      <w:r>
         <w:t xml:space="preserve">  E 1 │L │O │W │</w:t>
       </w:r>
-      <w:r>
-        <w:br/>
-      </w:r>
-      <w:r>
-        <w:rPr>
-          <w:rStyle w:val="VerbatimChar"/>
-        </w:rPr>
+    </w:p>
+    <w:p>
+      <w:pPr>
+        <w:pStyle w:val="SourceCode"/>
+        <w:spacing w:before="0" w:after="0" w:line="200" w:lineRule="auto"/>
+      </w:pPr>
+      <w:r>
         <w:t xml:space="preserve">  Y 3 │O │R │L │</w:t>
       </w:r>
-      <w:r>
-        <w:br/>
-      </w:r>
-      <w:r>
-        <w:rPr>
-          <w:rStyle w:val="VerbatimChar"/>
-        </w:rPr>
+    </w:p>
+    <w:p>
+      <w:pPr>
+        <w:pStyle w:val="SourceCode"/>
+        <w:spacing w:before="0" w:after="0" w:line="200" w:lineRule="auto"/>
+      </w:pPr>
+      <w:r>
         <w:t xml:space="preserve">      └──┴──┴──┘</w:t>
       </w:r>
-      <w:r>
-        <w:br/>
-      </w:r>
-      <w:r>
-        <w:br/>
-      </w:r>
-      <w:r>
-        <w:rPr>
-          <w:rStyle w:val="VerbatimChar"/>
-        </w:rPr>
+    </w:p>
+    <w:p>
+      <w:pPr>
+        <w:pStyle w:val="SourceCode"/>
+        <w:spacing w:before="0" w:after="0" w:line="200" w:lineRule="auto"/>
+      </w:pPr>
+    </w:p>
+    <w:p>
+      <w:pPr>
+        <w:pStyle w:val="SourceCode"/>
+        <w:spacing w:before="0" w:after="0" w:line="200" w:lineRule="auto"/>
+      </w:pPr>
+      <w:r>
         <w:t xml:space="preserve">1. Перестановка рядків (E,K,Y → 1,2,3):</w:t>
       </w:r>
-      <w:r>
-        <w:br/>
-      </w:r>
-      <w:r>
-        <w:rPr>
-          <w:rStyle w:val="VerbatimChar"/>
-        </w:rPr>
+    </w:p>
+    <w:p>
+      <w:pPr>
+        <w:pStyle w:val="SourceCode"/>
+        <w:spacing w:before="0" w:after="0" w:line="200" w:lineRule="auto"/>
+      </w:pPr>
+      <w:r>
         <w:t xml:space="preserve">      ┌──┬──┬──┐</w:t>
       </w:r>
-      <w:r>
-        <w:br/>
-      </w:r>
-      <w:r>
-        <w:rPr>
-          <w:rStyle w:val="VerbatimChar"/>
-        </w:rPr>
+    </w:p>
+    <w:p>
+      <w:pPr>
+        <w:pStyle w:val="SourceCode"/>
+        <w:spacing w:before="0" w:after="0" w:line="200" w:lineRule="auto"/>
+      </w:pPr>
+      <w:r>
         <w:t xml:space="preserve">    1 │L │O │W │</w:t>
       </w:r>
-      <w:r>
-        <w:br/>
-      </w:r>
-      <w:r>
-        <w:rPr>
-          <w:rStyle w:val="VerbatimChar"/>
-        </w:rPr>
+    </w:p>
+    <w:p>
+      <w:pPr>
+        <w:pStyle w:val="SourceCode"/>
+        <w:spacing w:before="0" w:after="0" w:line="200" w:lineRule="auto"/>
+      </w:pPr>
+      <w:r>
         <w:t xml:space="preserve">    2 │H │E │L │</w:t>
       </w:r>
-      <w:r>
-        <w:br/>
-      </w:r>
-      <w:r>
-        <w:rPr>
-          <w:rStyle w:val="VerbatimChar"/>
-        </w:rPr>
+    </w:p>
+    <w:p>
+      <w:pPr>
+        <w:pStyle w:val="SourceCode"/>
+        <w:spacing w:before="0" w:after="0" w:line="200" w:lineRule="auto"/>
+      </w:pPr>
+      <w:r>
         <w:t xml:space="preserve">    3 │O │R │L │</w:t>
       </w:r>
-      <w:r>
-        <w:br/>
-      </w:r>
-      <w:r>
-        <w:rPr>
-          <w:rStyle w:val="VerbatimChar"/>
-        </w:rPr>
+    </w:p>
+    <w:p>
+      <w:pPr>
+        <w:pStyle w:val="SourceCode"/>
+        <w:spacing w:before="0" w:after="0" w:line="200" w:lineRule="auto"/>
+      </w:pPr>
+      <w:r>
         <w:t xml:space="preserve">      └──┴──┴──┘</w:t>
       </w:r>
-      <w:r>
-        <w:br/>
-      </w:r>
-      <w:r>
-        <w:br/>
-      </w:r>
-      <w:r>
-        <w:rPr>
-          <w:rStyle w:val="VerbatimChar"/>
-        </w:rPr>
+    </w:p>
+    <w:p>
+      <w:pPr>
+        <w:pStyle w:val="SourceCode"/>
+        <w:spacing w:before="0" w:after="0" w:line="200" w:lineRule="auto"/>
+      </w:pPr>
+    </w:p>
+    <w:p>
+      <w:pPr>
+        <w:pStyle w:val="SourceCode"/>
+        <w:spacing w:before="0" w:after="0" w:line="200" w:lineRule="auto"/>
+      </w:pPr>
+      <w:r>
         <w:t xml:space="preserve">2. Перестановка стовпців (A,C,T → 1,2,3):</w:t>
       </w:r>
-      <w:r>
-        <w:br/>
-      </w:r>
-      <w:r>
-        <w:rPr>
-          <w:rStyle w:val="VerbatimChar"/>
-        </w:rPr>
+    </w:p>
+    <w:p>
+      <w:pPr>
+        <w:pStyle w:val="SourceCode"/>
+        <w:spacing w:before="0" w:after="0" w:line="200" w:lineRule="auto"/>
+      </w:pPr>
+      <w:r>
         <w:t xml:space="preserve">      ┌──┬──┬──┐</w:t>
       </w:r>
-      <w:r>
-        <w:br/>
-      </w:r>
-      <w:r>
-        <w:rPr>
-          <w:rStyle w:val="VerbatimChar"/>
-        </w:rPr>
+    </w:p>
+    <w:p>
+      <w:pPr>
+        <w:pStyle w:val="SourceCode"/>
+        <w:spacing w:before="0" w:after="0" w:line="200" w:lineRule="auto"/>
+      </w:pPr>
+      <w:r>
         <w:t xml:space="preserve">      │O │L │W │</w:t>
       </w:r>
-      <w:r>
-        <w:br/>
-      </w:r>
-      <w:r>
-        <w:rPr>
-          <w:rStyle w:val="VerbatimChar"/>
-        </w:rPr>
+    </w:p>
+    <w:p>
+      <w:pPr>
+        <w:pStyle w:val="SourceCode"/>
+        <w:spacing w:before="0" w:after="0" w:line="200" w:lineRule="auto"/>
+      </w:pPr>
+      <w:r>
         <w:t xml:space="preserve">      │E │H │L │</w:t>
       </w:r>
-      <w:r>
-        <w:br/>
-      </w:r>
-      <w:r>
-        <w:rPr>
-          <w:rStyle w:val="VerbatimChar"/>
-        </w:rPr>
+    </w:p>
+    <w:p>
+      <w:pPr>
+        <w:pStyle w:val="SourceCode"/>
+        <w:spacing w:before="0" w:after="0" w:line="200" w:lineRule="auto"/>
+      </w:pPr>
+      <w:r>
         <w:t xml:space="preserve">      │R │O │L │</w:t>
       </w:r>
-      <w:r>
-        <w:br/>
-      </w:r>
-      <w:r>
-        <w:rPr>
-          <w:rStyle w:val="VerbatimChar"/>
-        </w:rPr>
+    </w:p>
+    <w:p>
+      <w:pPr>
+        <w:pStyle w:val="SourceCode"/>
+        <w:spacing w:before="0" w:after="0" w:line="200" w:lineRule="auto"/>
+      </w:pPr>
+      <w:r>
         <w:t xml:space="preserve">      └──┴──┴──┘</w:t>
       </w:r>
-      <w:r>
-        <w:br/>
-      </w:r>
-      <w:r>
-        <w:br/>
-      </w:r>
-      <w:r>
-        <w:rPr>
-          <w:rStyle w:val="VerbatimChar"/>
-        </w:rPr>
+    </w:p>
+    <w:p>
+      <w:pPr>
+        <w:pStyle w:val="SourceCode"/>
+        <w:spacing w:before="0" w:after="0" w:line="200" w:lineRule="auto"/>
+      </w:pPr>
+    </w:p>
+    <w:p>
+      <w:pPr>
+        <w:pStyle w:val="SourceCode"/>
+        <w:spacing w:before="0" w:after="120" w:line="200" w:lineRule="auto"/>
+      </w:pPr>
+      <w:r>
         <w:t xml:space="preserve">Шифротекст (читання по рядках): OLWEHLROL</w:t>
       </w:r>
     </w:p>
@@ -801,557 +826,597 @@
     <w:p>
       <w:pPr>
         <w:pStyle w:val="SourceCode"/>
-      </w:pPr>
-      <w:r>
-        <w:rPr>
-          <w:rStyle w:val="VerbatimChar"/>
-        </w:rPr>
+        <w:spacing w:before="120" w:after="0" w:line="200" w:lineRule="auto"/>
+      </w:pPr>
+      <w:r>
         <w:t xml:space="preserve">#include &lt;iostream&gt;</w:t>
       </w:r>
-      <w:r>
-        <w:br/>
-      </w:r>
-      <w:r>
-        <w:rPr>
-          <w:rStyle w:val="VerbatimChar"/>
-        </w:rPr>
+    </w:p>
+    <w:p>
+      <w:pPr>
+        <w:pStyle w:val="SourceCode"/>
+        <w:spacing w:before="0" w:after="0" w:line="200" w:lineRule="auto"/>
+      </w:pPr>
+      <w:r>
         <w:t xml:space="preserve">#include &lt;string&gt;</w:t>
       </w:r>
-      <w:r>
-        <w:br/>
-      </w:r>
-      <w:r>
-        <w:rPr>
-          <w:rStyle w:val="VerbatimChar"/>
-        </w:rPr>
+    </w:p>
+    <w:p>
+      <w:pPr>
+        <w:pStyle w:val="SourceCode"/>
+        <w:spacing w:before="0" w:after="0" w:line="200" w:lineRule="auto"/>
+      </w:pPr>
+      <w:r>
         <w:t xml:space="preserve">#include &lt;vector&gt;</w:t>
       </w:r>
-      <w:r>
-        <w:br/>
-      </w:r>
-      <w:r>
-        <w:rPr>
-          <w:rStyle w:val="VerbatimChar"/>
-        </w:rPr>
+    </w:p>
+    <w:p>
+      <w:pPr>
+        <w:pStyle w:val="SourceCode"/>
+        <w:spacing w:before="0" w:after="0" w:line="200" w:lineRule="auto"/>
+      </w:pPr>
+      <w:r>
         <w:t xml:space="preserve">#include &lt;cctype&gt;</w:t>
       </w:r>
-      <w:r>
-        <w:br/>
-      </w:r>
-      <w:r>
-        <w:br/>
-      </w:r>
-      <w:r>
-        <w:rPr>
-          <w:rStyle w:val="VerbatimChar"/>
-        </w:rPr>
+    </w:p>
+    <w:p>
+      <w:pPr>
+        <w:pStyle w:val="SourceCode"/>
+        <w:spacing w:before="0" w:after="0" w:line="200" w:lineRule="auto"/>
+      </w:pPr>
+    </w:p>
+    <w:p>
+      <w:pPr>
+        <w:pStyle w:val="SourceCode"/>
+        <w:spacing w:before="0" w:after="0" w:line="200" w:lineRule="auto"/>
+      </w:pPr>
+      <w:r>
         <w:t xml:space="preserve">// Прибирає пробіли та переводить у верхній регістр</w:t>
       </w:r>
-      <w:r>
-        <w:br/>
-      </w:r>
-      <w:r>
-        <w:rPr>
-          <w:rStyle w:val="VerbatimChar"/>
-        </w:rPr>
+    </w:p>
+    <w:p>
+      <w:pPr>
+        <w:pStyle w:val="SourceCode"/>
+        <w:spacing w:before="0" w:after="0" w:line="200" w:lineRule="auto"/>
+      </w:pPr>
+      <w:r>
         <w:t xml:space="preserve">std::string normalize(const std::string&amp; text) {</w:t>
       </w:r>
-      <w:r>
-        <w:br/>
-      </w:r>
-      <w:r>
-        <w:rPr>
-          <w:rStyle w:val="VerbatimChar"/>
-        </w:rPr>
+    </w:p>
+    <w:p>
+      <w:pPr>
+        <w:pStyle w:val="SourceCode"/>
+        <w:spacing w:before="0" w:after="0" w:line="200" w:lineRule="auto"/>
+      </w:pPr>
+      <w:r>
         <w:t xml:space="preserve">    std::string result;</w:t>
       </w:r>
-      <w:r>
-        <w:br/>
-      </w:r>
-      <w:r>
-        <w:rPr>
-          <w:rStyle w:val="VerbatimChar"/>
-        </w:rPr>
+    </w:p>
+    <w:p>
+      <w:pPr>
+        <w:pStyle w:val="SourceCode"/>
+        <w:spacing w:before="0" w:after="0" w:line="200" w:lineRule="auto"/>
+      </w:pPr>
+      <w:r>
         <w:t xml:space="preserve">    for (char c : text) {</w:t>
       </w:r>
-      <w:r>
-        <w:br/>
-      </w:r>
-      <w:r>
-        <w:rPr>
-          <w:rStyle w:val="VerbatimChar"/>
-        </w:rPr>
+    </w:p>
+    <w:p>
+      <w:pPr>
+        <w:pStyle w:val="SourceCode"/>
+        <w:spacing w:before="0" w:after="0" w:line="200" w:lineRule="auto"/>
+      </w:pPr>
+      <w:r>
         <w:t xml:space="preserve">        if (!std::isspace(static_cast&lt;unsigned char&gt;(c))) {</w:t>
       </w:r>
-      <w:r>
-        <w:br/>
-      </w:r>
-      <w:r>
-        <w:rPr>
-          <w:rStyle w:val="VerbatimChar"/>
-        </w:rPr>
+    </w:p>
+    <w:p>
+      <w:pPr>
+        <w:pStyle w:val="SourceCode"/>
+        <w:spacing w:before="0" w:after="0" w:line="200" w:lineRule="auto"/>
+      </w:pPr>
+      <w:r>
         <w:t xml:space="preserve">            result += static_cast&lt;char&gt;(std::toupper(static_cast&lt;unsigned char&gt;(c)));</w:t>
       </w:r>
-      <w:r>
-        <w:br/>
-      </w:r>
-      <w:r>
-        <w:rPr>
-          <w:rStyle w:val="VerbatimChar"/>
-        </w:rPr>
+    </w:p>
+    <w:p>
+      <w:pPr>
+        <w:pStyle w:val="SourceCode"/>
+        <w:spacing w:before="0" w:after="0" w:line="200" w:lineRule="auto"/>
+      </w:pPr>
+      <w:r>
         <w:t xml:space="preserve">        }</w:t>
       </w:r>
-      <w:r>
-        <w:br/>
-      </w:r>
-      <w:r>
-        <w:rPr>
-          <w:rStyle w:val="VerbatimChar"/>
-        </w:rPr>
+    </w:p>
+    <w:p>
+      <w:pPr>
+        <w:pStyle w:val="SourceCode"/>
+        <w:spacing w:before="0" w:after="0" w:line="200" w:lineRule="auto"/>
+      </w:pPr>
+      <w:r>
         <w:t xml:space="preserve">    }</w:t>
       </w:r>
-      <w:r>
-        <w:br/>
-      </w:r>
-      <w:r>
-        <w:rPr>
-          <w:rStyle w:val="VerbatimChar"/>
-        </w:rPr>
+    </w:p>
+    <w:p>
+      <w:pPr>
+        <w:pStyle w:val="SourceCode"/>
+        <w:spacing w:before="0" w:after="0" w:line="200" w:lineRule="auto"/>
+      </w:pPr>
+      <w:r>
         <w:t xml:space="preserve">    return result;</w:t>
       </w:r>
-      <w:r>
-        <w:br/>
-      </w:r>
-      <w:r>
-        <w:rPr>
-          <w:rStyle w:val="VerbatimChar"/>
-        </w:rPr>
+    </w:p>
+    <w:p>
+      <w:pPr>
+        <w:pStyle w:val="SourceCode"/>
+        <w:spacing w:before="0" w:after="0" w:line="200" w:lineRule="auto"/>
+      </w:pPr>
+      <w:r>
         <w:t xml:space="preserve">}</w:t>
       </w:r>
-      <w:r>
-        <w:br/>
-      </w:r>
-      <w:r>
-        <w:br/>
-      </w:r>
-      <w:r>
-        <w:rPr>
-          <w:rStyle w:val="VerbatimChar"/>
-        </w:rPr>
+    </w:p>
+    <w:p>
+      <w:pPr>
+        <w:pStyle w:val="SourceCode"/>
+        <w:spacing w:before="0" w:after="0" w:line="200" w:lineRule="auto"/>
+      </w:pPr>
+    </w:p>
+    <w:p>
+      <w:pPr>
+        <w:pStyle w:val="SourceCode"/>
+        <w:spacing w:before="0" w:after="0" w:line="200" w:lineRule="auto"/>
+      </w:pPr>
+      <w:r>
         <w:t xml:space="preserve">// Зашифрування: запис по рядках, читання по стовпцях</w:t>
       </w:r>
-      <w:r>
-        <w:br/>
-      </w:r>
-      <w:r>
-        <w:rPr>
-          <w:rStyle w:val="VerbatimChar"/>
-        </w:rPr>
+    </w:p>
+    <w:p>
+      <w:pPr>
+        <w:pStyle w:val="SourceCode"/>
+        <w:spacing w:before="0" w:after="0" w:line="200" w:lineRule="auto"/>
+      </w:pPr>
+      <w:r>
         <w:t xml:space="preserve">std::string simpleEncrypt(const std::string&amp; plaintext, int columns) {</w:t>
       </w:r>
-      <w:r>
-        <w:br/>
-      </w:r>
-      <w:r>
-        <w:rPr>
-          <w:rStyle w:val="VerbatimChar"/>
-        </w:rPr>
+    </w:p>
+    <w:p>
+      <w:pPr>
+        <w:pStyle w:val="SourceCode"/>
+        <w:spacing w:before="0" w:after="0" w:line="200" w:lineRule="auto"/>
+      </w:pPr>
+      <w:r>
         <w:t xml:space="preserve">    std::string text = normalize(plaintext);</w:t>
       </w:r>
-      <w:r>
-        <w:br/>
-      </w:r>
-      <w:r>
-        <w:br/>
-      </w:r>
-      <w:r>
-        <w:rPr>
-          <w:rStyle w:val="VerbatimChar"/>
-        </w:rPr>
+    </w:p>
+    <w:p>
+      <w:pPr>
+        <w:pStyle w:val="SourceCode"/>
+        <w:spacing w:before="0" w:after="0" w:line="200" w:lineRule="auto"/>
+      </w:pPr>
+    </w:p>
+    <w:p>
+      <w:pPr>
+        <w:pStyle w:val="SourceCode"/>
+        <w:spacing w:before="0" w:after="0" w:line="200" w:lineRule="auto"/>
+      </w:pPr>
+      <w:r>
         <w:t xml:space="preserve">    // Доповнюємо до довжини, кратної кількості стовпців</w:t>
       </w:r>
-      <w:r>
-        <w:br/>
-      </w:r>
-      <w:r>
-        <w:rPr>
-          <w:rStyle w:val="VerbatimChar"/>
-        </w:rPr>
+    </w:p>
+    <w:p>
+      <w:pPr>
+        <w:pStyle w:val="SourceCode"/>
+        <w:spacing w:before="0" w:after="0" w:line="200" w:lineRule="auto"/>
+      </w:pPr>
+      <w:r>
         <w:t xml:space="preserve">    while (text.size() % columns != 0) {</w:t>
       </w:r>
-      <w:r>
-        <w:br/>
-      </w:r>
-      <w:r>
-        <w:rPr>
-          <w:rStyle w:val="VerbatimChar"/>
-        </w:rPr>
+    </w:p>
+    <w:p>
+      <w:pPr>
+        <w:pStyle w:val="SourceCode"/>
+        <w:spacing w:before="0" w:after="0" w:line="200" w:lineRule="auto"/>
+      </w:pPr>
+      <w:r>
         <w:t xml:space="preserve">        text += 'X';</w:t>
       </w:r>
-      <w:r>
-        <w:br/>
-      </w:r>
-      <w:r>
-        <w:rPr>
-          <w:rStyle w:val="VerbatimChar"/>
-        </w:rPr>
+    </w:p>
+    <w:p>
+      <w:pPr>
+        <w:pStyle w:val="SourceCode"/>
+        <w:spacing w:before="0" w:after="0" w:line="200" w:lineRule="auto"/>
+      </w:pPr>
+      <w:r>
         <w:t xml:space="preserve">    }</w:t>
       </w:r>
-      <w:r>
-        <w:br/>
-      </w:r>
-      <w:r>
-        <w:br/>
-      </w:r>
-      <w:r>
-        <w:rPr>
-          <w:rStyle w:val="VerbatimChar"/>
-        </w:rPr>
+    </w:p>
+    <w:p>
+      <w:pPr>
+        <w:pStyle w:val="SourceCode"/>
+        <w:spacing w:before="0" w:after="0" w:line="200" w:lineRule="auto"/>
+      </w:pPr>
+    </w:p>
+    <w:p>
+      <w:pPr>
+        <w:pStyle w:val="SourceCode"/>
+        <w:spacing w:before="0" w:after="0" w:line="200" w:lineRule="auto"/>
+      </w:pPr>
+      <w:r>
         <w:t xml:space="preserve">    int rows = static_cast&lt;int&gt;(text.size()) / columns;</w:t>
       </w:r>
-      <w:r>
-        <w:br/>
-      </w:r>
-      <w:r>
-        <w:rPr>
-          <w:rStyle w:val="VerbatimChar"/>
-        </w:rPr>
+    </w:p>
+    <w:p>
+      <w:pPr>
+        <w:pStyle w:val="SourceCode"/>
+        <w:spacing w:before="0" w:after="0" w:line="200" w:lineRule="auto"/>
+      </w:pPr>
+      <w:r>
         <w:t xml:space="preserve">    std::string ciphertext;</w:t>
       </w:r>
-      <w:r>
-        <w:br/>
-      </w:r>
-      <w:r>
-        <w:br/>
-      </w:r>
-      <w:r>
-        <w:rPr>
-          <w:rStyle w:val="VerbatimChar"/>
-        </w:rPr>
+    </w:p>
+    <w:p>
+      <w:pPr>
+        <w:pStyle w:val="SourceCode"/>
+        <w:spacing w:before="0" w:after="0" w:line="200" w:lineRule="auto"/>
+      </w:pPr>
+    </w:p>
+    <w:p>
+      <w:pPr>
+        <w:pStyle w:val="SourceCode"/>
+        <w:spacing w:before="0" w:after="0" w:line="200" w:lineRule="auto"/>
+      </w:pPr>
+      <w:r>
         <w:t xml:space="preserve">    for (int col = 0; col &lt; columns; ++col) {</w:t>
       </w:r>
-      <w:r>
-        <w:br/>
-      </w:r>
-      <w:r>
-        <w:rPr>
-          <w:rStyle w:val="VerbatimChar"/>
-        </w:rPr>
+    </w:p>
+    <w:p>
+      <w:pPr>
+        <w:pStyle w:val="SourceCode"/>
+        <w:spacing w:before="0" w:after="0" w:line="200" w:lineRule="auto"/>
+      </w:pPr>
+      <w:r>
         <w:t xml:space="preserve">        for (int row = 0; row &lt; rows; ++row) {</w:t>
       </w:r>
-      <w:r>
-        <w:br/>
-      </w:r>
-      <w:r>
-        <w:rPr>
-          <w:rStyle w:val="VerbatimChar"/>
-        </w:rPr>
+    </w:p>
+    <w:p>
+      <w:pPr>
+        <w:pStyle w:val="SourceCode"/>
+        <w:spacing w:before="0" w:after="0" w:line="200" w:lineRule="auto"/>
+      </w:pPr>
+      <w:r>
         <w:t xml:space="preserve">            ciphertext += text[row * columns + col];</w:t>
       </w:r>
-      <w:r>
-        <w:br/>
-      </w:r>
-      <w:r>
-        <w:rPr>
-          <w:rStyle w:val="VerbatimChar"/>
-        </w:rPr>
+    </w:p>
+    <w:p>
+      <w:pPr>
+        <w:pStyle w:val="SourceCode"/>
+        <w:spacing w:before="0" w:after="0" w:line="200" w:lineRule="auto"/>
+      </w:pPr>
+      <w:r>
         <w:t xml:space="preserve">        }</w:t>
       </w:r>
-      <w:r>
-        <w:br/>
-      </w:r>
-      <w:r>
-        <w:rPr>
-          <w:rStyle w:val="VerbatimChar"/>
-        </w:rPr>
+    </w:p>
+    <w:p>
+      <w:pPr>
+        <w:pStyle w:val="SourceCode"/>
+        <w:spacing w:before="0" w:after="0" w:line="200" w:lineRule="auto"/>
+      </w:pPr>
+      <w:r>
         <w:t xml:space="preserve">    }</w:t>
       </w:r>
-      <w:r>
-        <w:br/>
-      </w:r>
-      <w:r>
-        <w:br/>
-      </w:r>
-      <w:r>
-        <w:rPr>
-          <w:rStyle w:val="VerbatimChar"/>
-        </w:rPr>
+    </w:p>
+    <w:p>
+      <w:pPr>
+        <w:pStyle w:val="SourceCode"/>
+        <w:spacing w:before="0" w:after="0" w:line="200" w:lineRule="auto"/>
+      </w:pPr>
+    </w:p>
+    <w:p>
+      <w:pPr>
+        <w:pStyle w:val="SourceCode"/>
+        <w:spacing w:before="0" w:after="0" w:line="200" w:lineRule="auto"/>
+      </w:pPr>
+      <w:r>
         <w:t xml:space="preserve">    return ciphertext;</w:t>
       </w:r>
-      <w:r>
-        <w:br/>
-      </w:r>
-      <w:r>
-        <w:rPr>
-          <w:rStyle w:val="VerbatimChar"/>
-        </w:rPr>
+    </w:p>
+    <w:p>
+      <w:pPr>
+        <w:pStyle w:val="SourceCode"/>
+        <w:spacing w:before="0" w:after="0" w:line="200" w:lineRule="auto"/>
+      </w:pPr>
+      <w:r>
         <w:t xml:space="preserve">}</w:t>
       </w:r>
-      <w:r>
-        <w:br/>
-      </w:r>
-      <w:r>
-        <w:br/>
-      </w:r>
-      <w:r>
-        <w:rPr>
-          <w:rStyle w:val="VerbatimChar"/>
-        </w:rPr>
+    </w:p>
+    <w:p>
+      <w:pPr>
+        <w:pStyle w:val="SourceCode"/>
+        <w:spacing w:before="0" w:after="0" w:line="200" w:lineRule="auto"/>
+      </w:pPr>
+    </w:p>
+    <w:p>
+      <w:pPr>
+        <w:pStyle w:val="SourceCode"/>
+        <w:spacing w:before="0" w:after="0" w:line="200" w:lineRule="auto"/>
+      </w:pPr>
+      <w:r>
         <w:t xml:space="preserve">// Розшифрування: запис по стовпцях, читання по рядках</w:t>
       </w:r>
-      <w:r>
-        <w:br/>
-      </w:r>
-      <w:r>
-        <w:rPr>
-          <w:rStyle w:val="VerbatimChar"/>
-        </w:rPr>
+    </w:p>
+    <w:p>
+      <w:pPr>
+        <w:pStyle w:val="SourceCode"/>
+        <w:spacing w:before="0" w:after="0" w:line="200" w:lineRule="auto"/>
+      </w:pPr>
+      <w:r>
         <w:t xml:space="preserve">std::string simpleDecrypt(const std::string&amp; ciphertext, int columns) {</w:t>
       </w:r>
-      <w:r>
-        <w:br/>
-      </w:r>
-      <w:r>
-        <w:rPr>
-          <w:rStyle w:val="VerbatimChar"/>
-        </w:rPr>
+    </w:p>
+    <w:p>
+      <w:pPr>
+        <w:pStyle w:val="SourceCode"/>
+        <w:spacing w:before="0" w:after="0" w:line="200" w:lineRule="auto"/>
+      </w:pPr>
+      <w:r>
         <w:t xml:space="preserve">    int rows = static_cast&lt;int&gt;(ciphertext.size()) / columns;</w:t>
       </w:r>
-      <w:r>
-        <w:br/>
-      </w:r>
-      <w:r>
-        <w:rPr>
-          <w:rStyle w:val="VerbatimChar"/>
-        </w:rPr>
+    </w:p>
+    <w:p>
+      <w:pPr>
+        <w:pStyle w:val="SourceCode"/>
+        <w:spacing w:before="0" w:after="0" w:line="200" w:lineRule="auto"/>
+      </w:pPr>
+      <w:r>
         <w:t xml:space="preserve">    std::vector&lt;std::string&gt; table(rows, std::string(columns, ' '));</w:t>
       </w:r>
-      <w:r>
-        <w:br/>
-      </w:r>
-      <w:r>
-        <w:br/>
-      </w:r>
-      <w:r>
-        <w:rPr>
-          <w:rStyle w:val="VerbatimChar"/>
-        </w:rPr>
+    </w:p>
+    <w:p>
+      <w:pPr>
+        <w:pStyle w:val="SourceCode"/>
+        <w:spacing w:before="0" w:after="0" w:line="200" w:lineRule="auto"/>
+      </w:pPr>
+    </w:p>
+    <w:p>
+      <w:pPr>
+        <w:pStyle w:val="SourceCode"/>
+        <w:spacing w:before="0" w:after="0" w:line="200" w:lineRule="auto"/>
+      </w:pPr>
+      <w:r>
         <w:t xml:space="preserve">    size_t idx = 0;</w:t>
       </w:r>
-      <w:r>
-        <w:br/>
-      </w:r>
-      <w:r>
-        <w:rPr>
-          <w:rStyle w:val="VerbatimChar"/>
-        </w:rPr>
+    </w:p>
+    <w:p>
+      <w:pPr>
+        <w:pStyle w:val="SourceCode"/>
+        <w:spacing w:before="0" w:after="0" w:line="200" w:lineRule="auto"/>
+      </w:pPr>
+      <w:r>
         <w:t xml:space="preserve">    for (int col = 0; col &lt; columns; ++col) {</w:t>
       </w:r>
-      <w:r>
-        <w:br/>
-      </w:r>
-      <w:r>
-        <w:rPr>
-          <w:rStyle w:val="VerbatimChar"/>
-        </w:rPr>
+    </w:p>
+    <w:p>
+      <w:pPr>
+        <w:pStyle w:val="SourceCode"/>
+        <w:spacing w:before="0" w:after="0" w:line="200" w:lineRule="auto"/>
+      </w:pPr>
+      <w:r>
         <w:t xml:space="preserve">        for (int row = 0; row &lt; rows; ++row) {</w:t>
       </w:r>
-      <w:r>
-        <w:br/>
-      </w:r>
-      <w:r>
-        <w:rPr>
-          <w:rStyle w:val="VerbatimChar"/>
-        </w:rPr>
+    </w:p>
+    <w:p>
+      <w:pPr>
+        <w:pStyle w:val="SourceCode"/>
+        <w:spacing w:before="0" w:after="0" w:line="200" w:lineRule="auto"/>
+      </w:pPr>
+      <w:r>
         <w:t xml:space="preserve">            table[row][col] = ciphertext[idx++];</w:t>
       </w:r>
-      <w:r>
-        <w:br/>
-      </w:r>
-      <w:r>
-        <w:rPr>
-          <w:rStyle w:val="VerbatimChar"/>
-        </w:rPr>
+    </w:p>
+    <w:p>
+      <w:pPr>
+        <w:pStyle w:val="SourceCode"/>
+        <w:spacing w:before="0" w:after="0" w:line="200" w:lineRule="auto"/>
+      </w:pPr>
+      <w:r>
         <w:t xml:space="preserve">        }</w:t>
       </w:r>
-      <w:r>
-        <w:br/>
-      </w:r>
-      <w:r>
-        <w:rPr>
-          <w:rStyle w:val="VerbatimChar"/>
-        </w:rPr>
+    </w:p>
+    <w:p>
+      <w:pPr>
+        <w:pStyle w:val="SourceCode"/>
+        <w:spacing w:before="0" w:after="0" w:line="200" w:lineRule="auto"/>
+      </w:pPr>
+      <w:r>
         <w:t xml:space="preserve">    }</w:t>
       </w:r>
-      <w:r>
-        <w:br/>
-      </w:r>
-      <w:r>
-        <w:br/>
-      </w:r>
-      <w:r>
-        <w:rPr>
-          <w:rStyle w:val="VerbatimChar"/>
-        </w:rPr>
+    </w:p>
+    <w:p>
+      <w:pPr>
+        <w:pStyle w:val="SourceCode"/>
+        <w:spacing w:before="0" w:after="0" w:line="200" w:lineRule="auto"/>
+      </w:pPr>
+    </w:p>
+    <w:p>
+      <w:pPr>
+        <w:pStyle w:val="SourceCode"/>
+        <w:spacing w:before="0" w:after="0" w:line="200" w:lineRule="auto"/>
+      </w:pPr>
+      <w:r>
         <w:t xml:space="preserve">    std::string plaintext;</w:t>
       </w:r>
-      <w:r>
-        <w:br/>
-      </w:r>
-      <w:r>
-        <w:rPr>
-          <w:rStyle w:val="VerbatimChar"/>
-        </w:rPr>
+    </w:p>
+    <w:p>
+      <w:pPr>
+        <w:pStyle w:val="SourceCode"/>
+        <w:spacing w:before="0" w:after="0" w:line="200" w:lineRule="auto"/>
+      </w:pPr>
+      <w:r>
         <w:t xml:space="preserve">    for (const std::string&amp; row : table) {</w:t>
       </w:r>
-      <w:r>
-        <w:br/>
-      </w:r>
-      <w:r>
-        <w:rPr>
-          <w:rStyle w:val="VerbatimChar"/>
-        </w:rPr>
+    </w:p>
+    <w:p>
+      <w:pPr>
+        <w:pStyle w:val="SourceCode"/>
+        <w:spacing w:before="0" w:after="0" w:line="200" w:lineRule="auto"/>
+      </w:pPr>
+      <w:r>
         <w:t xml:space="preserve">        plaintext += row;</w:t>
       </w:r>
-      <w:r>
-        <w:br/>
-      </w:r>
-      <w:r>
-        <w:rPr>
-          <w:rStyle w:val="VerbatimChar"/>
-        </w:rPr>
+    </w:p>
+    <w:p>
+      <w:pPr>
+        <w:pStyle w:val="SourceCode"/>
+        <w:spacing w:before="0" w:after="0" w:line="200" w:lineRule="auto"/>
+      </w:pPr>
+      <w:r>
         <w:t xml:space="preserve">    }</w:t>
       </w:r>
-      <w:r>
-        <w:br/>
-      </w:r>
-      <w:r>
-        <w:br/>
-      </w:r>
-      <w:r>
-        <w:rPr>
-          <w:rStyle w:val="VerbatimChar"/>
-        </w:rPr>
+    </w:p>
+    <w:p>
+      <w:pPr>
+        <w:pStyle w:val="SourceCode"/>
+        <w:spacing w:before="0" w:after="0" w:line="200" w:lineRule="auto"/>
+      </w:pPr>
+    </w:p>
+    <w:p>
+      <w:pPr>
+        <w:pStyle w:val="SourceCode"/>
+        <w:spacing w:before="0" w:after="0" w:line="200" w:lineRule="auto"/>
+      </w:pPr>
+      <w:r>
         <w:t xml:space="preserve">    return plaintext;</w:t>
       </w:r>
-      <w:r>
-        <w:br/>
-      </w:r>
-      <w:r>
-        <w:rPr>
-          <w:rStyle w:val="VerbatimChar"/>
-        </w:rPr>
+    </w:p>
+    <w:p>
+      <w:pPr>
+        <w:pStyle w:val="SourceCode"/>
+        <w:spacing w:before="0" w:after="0" w:line="200" w:lineRule="auto"/>
+      </w:pPr>
+      <w:r>
         <w:t xml:space="preserve">}</w:t>
       </w:r>
-      <w:r>
-        <w:br/>
-      </w:r>
-      <w:r>
-        <w:br/>
-      </w:r>
-      <w:r>
-        <w:rPr>
-          <w:rStyle w:val="VerbatimChar"/>
-        </w:rPr>
+    </w:p>
+    <w:p>
+      <w:pPr>
+        <w:pStyle w:val="SourceCode"/>
+        <w:spacing w:before="0" w:after="0" w:line="200" w:lineRule="auto"/>
+      </w:pPr>
+    </w:p>
+    <w:p>
+      <w:pPr>
+        <w:pStyle w:val="SourceCode"/>
+        <w:spacing w:before="0" w:after="0" w:line="200" w:lineRule="auto"/>
+      </w:pPr>
+      <w:r>
         <w:t xml:space="preserve">int main() {</w:t>
       </w:r>
-      <w:r>
-        <w:br/>
-      </w:r>
-      <w:r>
-        <w:rPr>
-          <w:rStyle w:val="VerbatimChar"/>
-        </w:rPr>
+    </w:p>
+    <w:p>
+      <w:pPr>
+        <w:pStyle w:val="SourceCode"/>
+        <w:spacing w:before="0" w:after="0" w:line="200" w:lineRule="auto"/>
+      </w:pPr>
+      <w:r>
         <w:t xml:space="preserve">    std::string plaintext = "HELLO WORLD";</w:t>
       </w:r>
-      <w:r>
-        <w:br/>
-      </w:r>
-      <w:r>
-        <w:rPr>
-          <w:rStyle w:val="VerbatimChar"/>
-        </w:rPr>
+    </w:p>
+    <w:p>
+      <w:pPr>
+        <w:pStyle w:val="SourceCode"/>
+        <w:spacing w:before="0" w:after="0" w:line="200" w:lineRule="auto"/>
+      </w:pPr>
+      <w:r>
         <w:t xml:space="preserve">    int columns = 4;</w:t>
       </w:r>
-      <w:r>
-        <w:br/>
-      </w:r>
-      <w:r>
-        <w:br/>
-      </w:r>
-      <w:r>
-        <w:rPr>
-          <w:rStyle w:val="VerbatimChar"/>
-        </w:rPr>
+    </w:p>
+    <w:p>
+      <w:pPr>
+        <w:pStyle w:val="SourceCode"/>
+        <w:spacing w:before="0" w:after="0" w:line="200" w:lineRule="auto"/>
+      </w:pPr>
+    </w:p>
+    <w:p>
+      <w:pPr>
+        <w:pStyle w:val="SourceCode"/>
+        <w:spacing w:before="0" w:after="0" w:line="200" w:lineRule="auto"/>
+      </w:pPr>
+      <w:r>
         <w:t xml:space="preserve">    std::cout &lt;&lt; "=== Проста перестановка ===\n";</w:t>
       </w:r>
-      <w:r>
-        <w:br/>
-      </w:r>
-      <w:r>
-        <w:rPr>
-          <w:rStyle w:val="VerbatimChar"/>
-        </w:rPr>
+    </w:p>
+    <w:p>
+      <w:pPr>
+        <w:pStyle w:val="SourceCode"/>
+        <w:spacing w:before="0" w:after="0" w:line="200" w:lineRule="auto"/>
+      </w:pPr>
+      <w:r>
         <w:t xml:space="preserve">    std::cout &lt;&lt; "Відкритий текст:    " &lt;&lt; plaintext &lt;&lt; "\n";</w:t>
       </w:r>
-      <w:r>
-        <w:br/>
-      </w:r>
-      <w:r>
-        <w:rPr>
-          <w:rStyle w:val="VerbatimChar"/>
-        </w:rPr>
+    </w:p>
+    <w:p>
+      <w:pPr>
+        <w:pStyle w:val="SourceCode"/>
+        <w:spacing w:before="0" w:after="0" w:line="200" w:lineRule="auto"/>
+      </w:pPr>
+      <w:r>
         <w:t xml:space="preserve">    std::cout &lt;&lt; "Кількість стовпців: " &lt;&lt; columns &lt;&lt; "\n";</w:t>
       </w:r>
-      <w:r>
-        <w:br/>
-      </w:r>
-      <w:r>
-        <w:br/>
-      </w:r>
-      <w:r>
-        <w:rPr>
-          <w:rStyle w:val="VerbatimChar"/>
-        </w:rPr>
+    </w:p>
+    <w:p>
+      <w:pPr>
+        <w:pStyle w:val="SourceCode"/>
+        <w:spacing w:before="0" w:after="0" w:line="200" w:lineRule="auto"/>
+      </w:pPr>
+    </w:p>
+    <w:p>
+      <w:pPr>
+        <w:pStyle w:val="SourceCode"/>
+        <w:spacing w:before="0" w:after="0" w:line="200" w:lineRule="auto"/>
+      </w:pPr>
+      <w:r>
         <w:t xml:space="preserve">    std::string ciphertext = simpleEncrypt(plaintext, columns);</w:t>
       </w:r>
-      <w:r>
-        <w:br/>
-      </w:r>
-      <w:r>
-        <w:rPr>
-          <w:rStyle w:val="VerbatimChar"/>
-        </w:rPr>
+    </w:p>
+    <w:p>
+      <w:pPr>
+        <w:pStyle w:val="SourceCode"/>
+        <w:spacing w:before="0" w:after="0" w:line="200" w:lineRule="auto"/>
+      </w:pPr>
+      <w:r>
         <w:t xml:space="preserve">    std::cout &lt;&lt; "Шифротекст:         " &lt;&lt; ciphertext &lt;&lt; "\n";</w:t>
       </w:r>
-      <w:r>
-        <w:br/>
-      </w:r>
-      <w:r>
-        <w:rPr>
-          <w:rStyle w:val="VerbatimChar"/>
-        </w:rPr>
+    </w:p>
+    <w:p>
+      <w:pPr>
+        <w:pStyle w:val="SourceCode"/>
+        <w:spacing w:before="0" w:after="0" w:line="200" w:lineRule="auto"/>
+      </w:pPr>
+      <w:r>
         <w:t xml:space="preserve">    std::cout &lt;&lt; "Розшифровано:       " &lt;&lt; simpleDecrypt(ciphertext, columns) &lt;&lt; "\n";</w:t>
       </w:r>
-      <w:r>
-        <w:br/>
-      </w:r>
-      <w:r>
-        <w:br/>
-      </w:r>
-      <w:r>
-        <w:rPr>
-          <w:rStyle w:val="VerbatimChar"/>
-        </w:rPr>
+    </w:p>
+    <w:p>
+      <w:pPr>
+        <w:pStyle w:val="SourceCode"/>
+        <w:spacing w:before="0" w:after="0" w:line="200" w:lineRule="auto"/>
+      </w:pPr>
+    </w:p>
+    <w:p>
+      <w:pPr>
+        <w:pStyle w:val="SourceCode"/>
+        <w:spacing w:before="0" w:after="0" w:line="200" w:lineRule="auto"/>
+      </w:pPr>
+      <w:r>
         <w:t xml:space="preserve">    return 0;</w:t>
       </w:r>
-      <w:r>
-        <w:br/>
-      </w:r>
-      <w:r>
-        <w:rPr>
-          <w:rStyle w:val="VerbatimChar"/>
-        </w:rPr>
+    </w:p>
+    <w:p>
+      <w:pPr>
+        <w:pStyle w:val="SourceCode"/>
+        <w:spacing w:before="0" w:after="120" w:line="200" w:lineRule="auto"/>
+      </w:pPr>
+      <w:r>
         <w:t xml:space="preserve">}</w:t>
       </w:r>
     </w:p>
@@ -1366,47 +1431,45 @@
     <w:p>
       <w:pPr>
         <w:pStyle w:val="SourceCode"/>
-      </w:pPr>
-      <w:r>
-        <w:rPr>
-          <w:rStyle w:val="VerbatimChar"/>
-        </w:rPr>
+        <w:spacing w:before="120" w:after="0" w:line="200" w:lineRule="auto"/>
+      </w:pPr>
+      <w:r>
         <w:t xml:space="preserve">=== Проста перестановка ===</w:t>
       </w:r>
-      <w:r>
-        <w:br/>
-      </w:r>
-      <w:r>
-        <w:rPr>
-          <w:rStyle w:val="VerbatimChar"/>
-        </w:rPr>
+    </w:p>
+    <w:p>
+      <w:pPr>
+        <w:pStyle w:val="SourceCode"/>
+        <w:spacing w:before="0" w:after="0" w:line="200" w:lineRule="auto"/>
+      </w:pPr>
+      <w:r>
         <w:t xml:space="preserve">Відкритий текст:    HELLO WORLD</w:t>
       </w:r>
-      <w:r>
-        <w:br/>
-      </w:r>
-      <w:r>
-        <w:rPr>
-          <w:rStyle w:val="VerbatimChar"/>
-        </w:rPr>
+    </w:p>
+    <w:p>
+      <w:pPr>
+        <w:pStyle w:val="SourceCode"/>
+        <w:spacing w:before="0" w:after="0" w:line="200" w:lineRule="auto"/>
+      </w:pPr>
+      <w:r>
         <w:t xml:space="preserve">Кількість стовпців: 4</w:t>
       </w:r>
-      <w:r>
-        <w:br/>
-      </w:r>
-      <w:r>
-        <w:rPr>
-          <w:rStyle w:val="VerbatimChar"/>
-        </w:rPr>
+    </w:p>
+    <w:p>
+      <w:pPr>
+        <w:pStyle w:val="SourceCode"/>
+        <w:spacing w:before="0" w:after="0" w:line="200" w:lineRule="auto"/>
+      </w:pPr>
+      <w:r>
         <w:t xml:space="preserve">Шифротекст:         HOLEWDLOXLRX</w:t>
       </w:r>
-      <w:r>
-        <w:br/>
-      </w:r>
-      <w:r>
-        <w:rPr>
-          <w:rStyle w:val="VerbatimChar"/>
-        </w:rPr>
+    </w:p>
+    <w:p>
+      <w:pPr>
+        <w:pStyle w:val="SourceCode"/>
+        <w:spacing w:before="0" w:after="120" w:line="200" w:lineRule="auto"/>
+      </w:pPr>
+      <w:r>
         <w:t xml:space="preserve">Розшифровано:       HELLOWORLDXX</w:t>
       </w:r>
     </w:p>
@@ -1423,824 +1486,870 @@
     <w:p>
       <w:pPr>
         <w:pStyle w:val="SourceCode"/>
-      </w:pPr>
-      <w:r>
-        <w:rPr>
-          <w:rStyle w:val="VerbatimChar"/>
-        </w:rPr>
+        <w:spacing w:before="120" w:after="0" w:line="200" w:lineRule="auto"/>
+      </w:pPr>
+      <w:r>
         <w:t xml:space="preserve">#include &lt;iostream&gt;</w:t>
       </w:r>
-      <w:r>
-        <w:br/>
-      </w:r>
-      <w:r>
-        <w:rPr>
-          <w:rStyle w:val="VerbatimChar"/>
-        </w:rPr>
+    </w:p>
+    <w:p>
+      <w:pPr>
+        <w:pStyle w:val="SourceCode"/>
+        <w:spacing w:before="0" w:after="0" w:line="200" w:lineRule="auto"/>
+      </w:pPr>
+      <w:r>
         <w:t xml:space="preserve">#include &lt;string&gt;</w:t>
       </w:r>
-      <w:r>
-        <w:br/>
-      </w:r>
-      <w:r>
-        <w:rPr>
-          <w:rStyle w:val="VerbatimChar"/>
-        </w:rPr>
+    </w:p>
+    <w:p>
+      <w:pPr>
+        <w:pStyle w:val="SourceCode"/>
+        <w:spacing w:before="0" w:after="0" w:line="200" w:lineRule="auto"/>
+      </w:pPr>
+      <w:r>
         <w:t xml:space="preserve">#include &lt;vector&gt;</w:t>
       </w:r>
-      <w:r>
-        <w:br/>
-      </w:r>
-      <w:r>
-        <w:rPr>
-          <w:rStyle w:val="VerbatimChar"/>
-        </w:rPr>
+    </w:p>
+    <w:p>
+      <w:pPr>
+        <w:pStyle w:val="SourceCode"/>
+        <w:spacing w:before="0" w:after="0" w:line="200" w:lineRule="auto"/>
+      </w:pPr>
+      <w:r>
         <w:t xml:space="preserve">#include &lt;numeric&gt;</w:t>
       </w:r>
-      <w:r>
-        <w:br/>
-      </w:r>
-      <w:r>
-        <w:rPr>
-          <w:rStyle w:val="VerbatimChar"/>
-        </w:rPr>
+    </w:p>
+    <w:p>
+      <w:pPr>
+        <w:pStyle w:val="SourceCode"/>
+        <w:spacing w:before="0" w:after="0" w:line="200" w:lineRule="auto"/>
+      </w:pPr>
+      <w:r>
         <w:t xml:space="preserve">#include &lt;algorithm&gt;</w:t>
       </w:r>
-      <w:r>
-        <w:br/>
-      </w:r>
-      <w:r>
-        <w:rPr>
-          <w:rStyle w:val="VerbatimChar"/>
-        </w:rPr>
+    </w:p>
+    <w:p>
+      <w:pPr>
+        <w:pStyle w:val="SourceCode"/>
+        <w:spacing w:before="0" w:after="0" w:line="200" w:lineRule="auto"/>
+      </w:pPr>
+      <w:r>
         <w:t xml:space="preserve">#include &lt;cctype&gt;</w:t>
       </w:r>
-      <w:r>
-        <w:br/>
-      </w:r>
-      <w:r>
-        <w:br/>
-      </w:r>
-      <w:r>
-        <w:rPr>
-          <w:rStyle w:val="VerbatimChar"/>
-        </w:rPr>
+    </w:p>
+    <w:p>
+      <w:pPr>
+        <w:pStyle w:val="SourceCode"/>
+        <w:spacing w:before="0" w:after="0" w:line="200" w:lineRule="auto"/>
+      </w:pPr>
+    </w:p>
+    <w:p>
+      <w:pPr>
+        <w:pStyle w:val="SourceCode"/>
+        <w:spacing w:before="0" w:after="0" w:line="200" w:lineRule="auto"/>
+      </w:pPr>
+      <w:r>
         <w:t xml:space="preserve">// Порядок стовпців за алфавітним порядком літер ключа:</w:t>
       </w:r>
-      <w:r>
-        <w:br/>
-      </w:r>
-      <w:r>
-        <w:rPr>
-          <w:rStyle w:val="VerbatimChar"/>
-        </w:rPr>
+    </w:p>
+    <w:p>
+      <w:pPr>
+        <w:pStyle w:val="SourceCode"/>
+        <w:spacing w:before="0" w:after="0" w:line="200" w:lineRule="auto"/>
+      </w:pPr>
+      <w:r>
         <w:t xml:space="preserve">// order[i] — номер стовпця i у послідовності читання</w:t>
       </w:r>
-      <w:r>
-        <w:br/>
-      </w:r>
-      <w:r>
-        <w:rPr>
-          <w:rStyle w:val="VerbatimChar"/>
-        </w:rPr>
+    </w:p>
+    <w:p>
+      <w:pPr>
+        <w:pStyle w:val="SourceCode"/>
+        <w:spacing w:before="0" w:after="0" w:line="200" w:lineRule="auto"/>
+      </w:pPr>
+      <w:r>
         <w:t xml:space="preserve">std::vector&lt;int&gt; getKeyOrder(const std::string&amp; keyword) {</w:t>
       </w:r>
-      <w:r>
-        <w:br/>
-      </w:r>
-      <w:r>
-        <w:rPr>
-          <w:rStyle w:val="VerbatimChar"/>
-        </w:rPr>
+    </w:p>
+    <w:p>
+      <w:pPr>
+        <w:pStyle w:val="SourceCode"/>
+        <w:spacing w:before="0" w:after="0" w:line="200" w:lineRule="auto"/>
+      </w:pPr>
+      <w:r>
         <w:t xml:space="preserve">    int n = static_cast&lt;int&gt;(keyword.size());</w:t>
       </w:r>
-      <w:r>
-        <w:br/>
-      </w:r>
-      <w:r>
-        <w:rPr>
-          <w:rStyle w:val="VerbatimChar"/>
-        </w:rPr>
+    </w:p>
+    <w:p>
+      <w:pPr>
+        <w:pStyle w:val="SourceCode"/>
+        <w:spacing w:before="0" w:after="0" w:line="200" w:lineRule="auto"/>
+      </w:pPr>
+      <w:r>
         <w:t xml:space="preserve">    std::vector&lt;int&gt; idx(n);</w:t>
       </w:r>
-      <w:r>
-        <w:br/>
-      </w:r>
-      <w:r>
-        <w:rPr>
-          <w:rStyle w:val="VerbatimChar"/>
-        </w:rPr>
+    </w:p>
+    <w:p>
+      <w:pPr>
+        <w:pStyle w:val="SourceCode"/>
+        <w:spacing w:before="0" w:after="0" w:line="200" w:lineRule="auto"/>
+      </w:pPr>
+      <w:r>
         <w:t xml:space="preserve">    std::iota(idx.begin(), idx.end(), 0);</w:t>
       </w:r>
-      <w:r>
-        <w:br/>
-      </w:r>
-      <w:r>
-        <w:br/>
-      </w:r>
-      <w:r>
-        <w:rPr>
-          <w:rStyle w:val="VerbatimChar"/>
-        </w:rPr>
+    </w:p>
+    <w:p>
+      <w:pPr>
+        <w:pStyle w:val="SourceCode"/>
+        <w:spacing w:before="0" w:after="0" w:line="200" w:lineRule="auto"/>
+      </w:pPr>
+    </w:p>
+    <w:p>
+      <w:pPr>
+        <w:pStyle w:val="SourceCode"/>
+        <w:spacing w:before="0" w:after="0" w:line="200" w:lineRule="auto"/>
+      </w:pPr>
+      <w:r>
         <w:t xml:space="preserve">    // Стабільне сортування: однакові літери зберігають порядок появи</w:t>
       </w:r>
-      <w:r>
-        <w:br/>
-      </w:r>
-      <w:r>
-        <w:rPr>
-          <w:rStyle w:val="VerbatimChar"/>
-        </w:rPr>
+    </w:p>
+    <w:p>
+      <w:pPr>
+        <w:pStyle w:val="SourceCode"/>
+        <w:spacing w:before="0" w:after="0" w:line="200" w:lineRule="auto"/>
+      </w:pPr>
+      <w:r>
         <w:t xml:space="preserve">    std::stable_sort(idx.begin(), idx.end(), [&amp;keyword](int a, int b) {</w:t>
       </w:r>
-      <w:r>
-        <w:br/>
-      </w:r>
-      <w:r>
-        <w:rPr>
-          <w:rStyle w:val="VerbatimChar"/>
-        </w:rPr>
+    </w:p>
+    <w:p>
+      <w:pPr>
+        <w:pStyle w:val="SourceCode"/>
+        <w:spacing w:before="0" w:after="0" w:line="200" w:lineRule="auto"/>
+      </w:pPr>
+      <w:r>
         <w:t xml:space="preserve">        return std::toupper(static_cast&lt;unsigned char&gt;(keyword[a])) &lt;</w:t>
       </w:r>
-      <w:r>
-        <w:br/>
-      </w:r>
-      <w:r>
-        <w:rPr>
-          <w:rStyle w:val="VerbatimChar"/>
-        </w:rPr>
+    </w:p>
+    <w:p>
+      <w:pPr>
+        <w:pStyle w:val="SourceCode"/>
+        <w:spacing w:before="0" w:after="0" w:line="200" w:lineRule="auto"/>
+      </w:pPr>
+      <w:r>
         <w:t xml:space="preserve">               std::toupper(static_cast&lt;unsigned char&gt;(keyword[b]));</w:t>
       </w:r>
-      <w:r>
-        <w:br/>
-      </w:r>
-      <w:r>
-        <w:rPr>
-          <w:rStyle w:val="VerbatimChar"/>
-        </w:rPr>
+    </w:p>
+    <w:p>
+      <w:pPr>
+        <w:pStyle w:val="SourceCode"/>
+        <w:spacing w:before="0" w:after="0" w:line="200" w:lineRule="auto"/>
+      </w:pPr>
+      <w:r>
         <w:t xml:space="preserve">    });</w:t>
       </w:r>
-      <w:r>
-        <w:br/>
-      </w:r>
-      <w:r>
-        <w:br/>
-      </w:r>
-      <w:r>
-        <w:rPr>
-          <w:rStyle w:val="VerbatimChar"/>
-        </w:rPr>
+    </w:p>
+    <w:p>
+      <w:pPr>
+        <w:pStyle w:val="SourceCode"/>
+        <w:spacing w:before="0" w:after="0" w:line="200" w:lineRule="auto"/>
+      </w:pPr>
+    </w:p>
+    <w:p>
+      <w:pPr>
+        <w:pStyle w:val="SourceCode"/>
+        <w:spacing w:before="0" w:after="0" w:line="200" w:lineRule="auto"/>
+      </w:pPr>
+      <w:r>
         <w:t xml:space="preserve">    std::vector&lt;int&gt; order(n);</w:t>
       </w:r>
-      <w:r>
-        <w:br/>
-      </w:r>
-      <w:r>
-        <w:rPr>
-          <w:rStyle w:val="VerbatimChar"/>
-        </w:rPr>
+    </w:p>
+    <w:p>
+      <w:pPr>
+        <w:pStyle w:val="SourceCode"/>
+        <w:spacing w:before="0" w:after="0" w:line="200" w:lineRule="auto"/>
+      </w:pPr>
+      <w:r>
         <w:t xml:space="preserve">    for (int pos = 0; pos &lt; n; ++pos) {</w:t>
       </w:r>
-      <w:r>
-        <w:br/>
-      </w:r>
-      <w:r>
-        <w:rPr>
-          <w:rStyle w:val="VerbatimChar"/>
-        </w:rPr>
+    </w:p>
+    <w:p>
+      <w:pPr>
+        <w:pStyle w:val="SourceCode"/>
+        <w:spacing w:before="0" w:after="0" w:line="200" w:lineRule="auto"/>
+      </w:pPr>
+      <w:r>
         <w:t xml:space="preserve">        order[idx[pos]] = pos;</w:t>
       </w:r>
-      <w:r>
-        <w:br/>
-      </w:r>
-      <w:r>
-        <w:rPr>
-          <w:rStyle w:val="VerbatimChar"/>
-        </w:rPr>
+    </w:p>
+    <w:p>
+      <w:pPr>
+        <w:pStyle w:val="SourceCode"/>
+        <w:spacing w:before="0" w:after="0" w:line="200" w:lineRule="auto"/>
+      </w:pPr>
+      <w:r>
         <w:t xml:space="preserve">    }</w:t>
       </w:r>
-      <w:r>
-        <w:br/>
-      </w:r>
-      <w:r>
-        <w:rPr>
-          <w:rStyle w:val="VerbatimChar"/>
-        </w:rPr>
+    </w:p>
+    <w:p>
+      <w:pPr>
+        <w:pStyle w:val="SourceCode"/>
+        <w:spacing w:before="0" w:after="0" w:line="200" w:lineRule="auto"/>
+      </w:pPr>
+      <w:r>
         <w:t xml:space="preserve">    return order;</w:t>
       </w:r>
-      <w:r>
-        <w:br/>
-      </w:r>
-      <w:r>
-        <w:rPr>
-          <w:rStyle w:val="VerbatimChar"/>
-        </w:rPr>
+    </w:p>
+    <w:p>
+      <w:pPr>
+        <w:pStyle w:val="SourceCode"/>
+        <w:spacing w:before="0" w:after="0" w:line="200" w:lineRule="auto"/>
+      </w:pPr>
+      <w:r>
         <w:t xml:space="preserve">}</w:t>
       </w:r>
-      <w:r>
-        <w:br/>
-      </w:r>
-      <w:r>
-        <w:br/>
-      </w:r>
-      <w:r>
-        <w:rPr>
-          <w:rStyle w:val="VerbatimChar"/>
-        </w:rPr>
+    </w:p>
+    <w:p>
+      <w:pPr>
+        <w:pStyle w:val="SourceCode"/>
+        <w:spacing w:before="0" w:after="0" w:line="200" w:lineRule="auto"/>
+      </w:pPr>
+    </w:p>
+    <w:p>
+      <w:pPr>
+        <w:pStyle w:val="SourceCode"/>
+        <w:spacing w:before="0" w:after="0" w:line="200" w:lineRule="auto"/>
+      </w:pPr>
+      <w:r>
         <w:t xml:space="preserve">std::string normalize(const std::string&amp; text) {</w:t>
       </w:r>
-      <w:r>
-        <w:br/>
-      </w:r>
-      <w:r>
-        <w:rPr>
-          <w:rStyle w:val="VerbatimChar"/>
-        </w:rPr>
+    </w:p>
+    <w:p>
+      <w:pPr>
+        <w:pStyle w:val="SourceCode"/>
+        <w:spacing w:before="0" w:after="0" w:line="200" w:lineRule="auto"/>
+      </w:pPr>
+      <w:r>
         <w:t xml:space="preserve">    std::string result;</w:t>
       </w:r>
-      <w:r>
-        <w:br/>
-      </w:r>
-      <w:r>
-        <w:rPr>
-          <w:rStyle w:val="VerbatimChar"/>
-        </w:rPr>
+    </w:p>
+    <w:p>
+      <w:pPr>
+        <w:pStyle w:val="SourceCode"/>
+        <w:spacing w:before="0" w:after="0" w:line="200" w:lineRule="auto"/>
+      </w:pPr>
+      <w:r>
         <w:t xml:space="preserve">    for (char c : text) {</w:t>
       </w:r>
-      <w:r>
-        <w:br/>
-      </w:r>
-      <w:r>
-        <w:rPr>
-          <w:rStyle w:val="VerbatimChar"/>
-        </w:rPr>
+    </w:p>
+    <w:p>
+      <w:pPr>
+        <w:pStyle w:val="SourceCode"/>
+        <w:spacing w:before="0" w:after="0" w:line="200" w:lineRule="auto"/>
+      </w:pPr>
+      <w:r>
         <w:t xml:space="preserve">        if (!std::isspace(static_cast&lt;unsigned char&gt;(c))) {</w:t>
       </w:r>
-      <w:r>
-        <w:br/>
-      </w:r>
-      <w:r>
-        <w:rPr>
-          <w:rStyle w:val="VerbatimChar"/>
-        </w:rPr>
+    </w:p>
+    <w:p>
+      <w:pPr>
+        <w:pStyle w:val="SourceCode"/>
+        <w:spacing w:before="0" w:after="0" w:line="200" w:lineRule="auto"/>
+      </w:pPr>
+      <w:r>
         <w:t xml:space="preserve">            result += static_cast&lt;char&gt;(std::toupper(static_cast&lt;unsigned char&gt;(c)));</w:t>
       </w:r>
-      <w:r>
-        <w:br/>
-      </w:r>
-      <w:r>
-        <w:rPr>
-          <w:rStyle w:val="VerbatimChar"/>
-        </w:rPr>
+    </w:p>
+    <w:p>
+      <w:pPr>
+        <w:pStyle w:val="SourceCode"/>
+        <w:spacing w:before="0" w:after="0" w:line="200" w:lineRule="auto"/>
+      </w:pPr>
+      <w:r>
         <w:t xml:space="preserve">        }</w:t>
       </w:r>
-      <w:r>
-        <w:br/>
-      </w:r>
-      <w:r>
-        <w:rPr>
-          <w:rStyle w:val="VerbatimChar"/>
-        </w:rPr>
+    </w:p>
+    <w:p>
+      <w:pPr>
+        <w:pStyle w:val="SourceCode"/>
+        <w:spacing w:before="0" w:after="0" w:line="200" w:lineRule="auto"/>
+      </w:pPr>
+      <w:r>
         <w:t xml:space="preserve">    }</w:t>
       </w:r>
-      <w:r>
-        <w:br/>
-      </w:r>
-      <w:r>
-        <w:rPr>
-          <w:rStyle w:val="VerbatimChar"/>
-        </w:rPr>
+    </w:p>
+    <w:p>
+      <w:pPr>
+        <w:pStyle w:val="SourceCode"/>
+        <w:spacing w:before="0" w:after="0" w:line="200" w:lineRule="auto"/>
+      </w:pPr>
+      <w:r>
         <w:t xml:space="preserve">    return result;</w:t>
       </w:r>
-      <w:r>
-        <w:br/>
-      </w:r>
-      <w:r>
-        <w:rPr>
-          <w:rStyle w:val="VerbatimChar"/>
-        </w:rPr>
+    </w:p>
+    <w:p>
+      <w:pPr>
+        <w:pStyle w:val="SourceCode"/>
+        <w:spacing w:before="0" w:after="0" w:line="200" w:lineRule="auto"/>
+      </w:pPr>
+      <w:r>
         <w:t xml:space="preserve">}</w:t>
       </w:r>
-      <w:r>
-        <w:br/>
-      </w:r>
-      <w:r>
-        <w:br/>
-      </w:r>
-      <w:r>
-        <w:rPr>
-          <w:rStyle w:val="VerbatimChar"/>
-        </w:rPr>
+    </w:p>
+    <w:p>
+      <w:pPr>
+        <w:pStyle w:val="SourceCode"/>
+        <w:spacing w:before="0" w:after="0" w:line="200" w:lineRule="auto"/>
+      </w:pPr>
+    </w:p>
+    <w:p>
+      <w:pPr>
+        <w:pStyle w:val="SourceCode"/>
+        <w:spacing w:before="0" w:after="0" w:line="200" w:lineRule="auto"/>
+      </w:pPr>
+      <w:r>
         <w:t xml:space="preserve">std::string keywordEncrypt(const std::string&amp; plaintext, const std::string&amp; keyword) {</w:t>
       </w:r>
-      <w:r>
-        <w:br/>
-      </w:r>
-      <w:r>
-        <w:rPr>
-          <w:rStyle w:val="VerbatimChar"/>
-        </w:rPr>
+    </w:p>
+    <w:p>
+      <w:pPr>
+        <w:pStyle w:val="SourceCode"/>
+        <w:spacing w:before="0" w:after="0" w:line="200" w:lineRule="auto"/>
+      </w:pPr>
+      <w:r>
         <w:t xml:space="preserve">    std::string text = normalize(plaintext);</w:t>
       </w:r>
-      <w:r>
-        <w:br/>
-      </w:r>
-      <w:r>
-        <w:rPr>
-          <w:rStyle w:val="VerbatimChar"/>
-        </w:rPr>
+    </w:p>
+    <w:p>
+      <w:pPr>
+        <w:pStyle w:val="SourceCode"/>
+        <w:spacing w:before="0" w:after="0" w:line="200" w:lineRule="auto"/>
+      </w:pPr>
+      <w:r>
         <w:t xml:space="preserve">    int keyLen = static_cast&lt;int&gt;(keyword.size());</w:t>
       </w:r>
-      <w:r>
-        <w:br/>
-      </w:r>
-      <w:r>
-        <w:br/>
-      </w:r>
-      <w:r>
-        <w:rPr>
-          <w:rStyle w:val="VerbatimChar"/>
-        </w:rPr>
+    </w:p>
+    <w:p>
+      <w:pPr>
+        <w:pStyle w:val="SourceCode"/>
+        <w:spacing w:before="0" w:after="0" w:line="200" w:lineRule="auto"/>
+      </w:pPr>
+    </w:p>
+    <w:p>
+      <w:pPr>
+        <w:pStyle w:val="SourceCode"/>
+        <w:spacing w:before="0" w:after="0" w:line="200" w:lineRule="auto"/>
+      </w:pPr>
+      <w:r>
         <w:t xml:space="preserve">    while (text.size() % keyLen != 0) {</w:t>
       </w:r>
-      <w:r>
-        <w:br/>
-      </w:r>
-      <w:r>
-        <w:rPr>
-          <w:rStyle w:val="VerbatimChar"/>
-        </w:rPr>
+    </w:p>
+    <w:p>
+      <w:pPr>
+        <w:pStyle w:val="SourceCode"/>
+        <w:spacing w:before="0" w:after="0" w:line="200" w:lineRule="auto"/>
+      </w:pPr>
+      <w:r>
         <w:t xml:space="preserve">        text += 'X';</w:t>
       </w:r>
-      <w:r>
-        <w:br/>
-      </w:r>
-      <w:r>
-        <w:rPr>
-          <w:rStyle w:val="VerbatimChar"/>
-        </w:rPr>
+    </w:p>
+    <w:p>
+      <w:pPr>
+        <w:pStyle w:val="SourceCode"/>
+        <w:spacing w:before="0" w:after="0" w:line="200" w:lineRule="auto"/>
+      </w:pPr>
+      <w:r>
         <w:t xml:space="preserve">    }</w:t>
       </w:r>
-      <w:r>
-        <w:br/>
-      </w:r>
-      <w:r>
-        <w:br/>
-      </w:r>
-      <w:r>
-        <w:rPr>
-          <w:rStyle w:val="VerbatimChar"/>
-        </w:rPr>
+    </w:p>
+    <w:p>
+      <w:pPr>
+        <w:pStyle w:val="SourceCode"/>
+        <w:spacing w:before="0" w:after="0" w:line="200" w:lineRule="auto"/>
+      </w:pPr>
+    </w:p>
+    <w:p>
+      <w:pPr>
+        <w:pStyle w:val="SourceCode"/>
+        <w:spacing w:before="0" w:after="0" w:line="200" w:lineRule="auto"/>
+      </w:pPr>
+      <w:r>
         <w:t xml:space="preserve">    int rows = static_cast&lt;int&gt;(text.size()) / keyLen;</w:t>
       </w:r>
-      <w:r>
-        <w:br/>
-      </w:r>
-      <w:r>
-        <w:rPr>
-          <w:rStyle w:val="VerbatimChar"/>
-        </w:rPr>
+    </w:p>
+    <w:p>
+      <w:pPr>
+        <w:pStyle w:val="SourceCode"/>
+        <w:spacing w:before="0" w:after="0" w:line="200" w:lineRule="auto"/>
+      </w:pPr>
+      <w:r>
         <w:t xml:space="preserve">    std::vector&lt;int&gt; order = getKeyOrder(keyword);</w:t>
       </w:r>
-      <w:r>
-        <w:br/>
-      </w:r>
-      <w:r>
-        <w:rPr>
-          <w:rStyle w:val="VerbatimChar"/>
-        </w:rPr>
+    </w:p>
+    <w:p>
+      <w:pPr>
+        <w:pStyle w:val="SourceCode"/>
+        <w:spacing w:before="0" w:after="0" w:line="200" w:lineRule="auto"/>
+      </w:pPr>
+      <w:r>
         <w:t xml:space="preserve">    std::string ciphertext;</w:t>
       </w:r>
-      <w:r>
-        <w:br/>
-      </w:r>
-      <w:r>
-        <w:br/>
-      </w:r>
-      <w:r>
-        <w:rPr>
-          <w:rStyle w:val="VerbatimChar"/>
-        </w:rPr>
+    </w:p>
+    <w:p>
+      <w:pPr>
+        <w:pStyle w:val="SourceCode"/>
+        <w:spacing w:before="0" w:after="0" w:line="200" w:lineRule="auto"/>
+      </w:pPr>
+    </w:p>
+    <w:p>
+      <w:pPr>
+        <w:pStyle w:val="SourceCode"/>
+        <w:spacing w:before="0" w:after="0" w:line="200" w:lineRule="auto"/>
+      </w:pPr>
+      <w:r>
         <w:t xml:space="preserve">    // Стовпці читаються в порядку, заданому ключем</w:t>
       </w:r>
-      <w:r>
-        <w:br/>
-      </w:r>
-      <w:r>
-        <w:rPr>
-          <w:rStyle w:val="VerbatimChar"/>
-        </w:rPr>
+    </w:p>
+    <w:p>
+      <w:pPr>
+        <w:pStyle w:val="SourceCode"/>
+        <w:spacing w:before="0" w:after="0" w:line="200" w:lineRule="auto"/>
+      </w:pPr>
+      <w:r>
         <w:t xml:space="preserve">    for (int target = 0; target &lt; keyLen; ++target) {</w:t>
       </w:r>
-      <w:r>
-        <w:br/>
-      </w:r>
-      <w:r>
-        <w:rPr>
-          <w:rStyle w:val="VerbatimChar"/>
-        </w:rPr>
+    </w:p>
+    <w:p>
+      <w:pPr>
+        <w:pStyle w:val="SourceCode"/>
+        <w:spacing w:before="0" w:after="0" w:line="200" w:lineRule="auto"/>
+      </w:pPr>
+      <w:r>
         <w:t xml:space="preserve">        int col = static_cast&lt;int&gt;(</w:t>
       </w:r>
-      <w:r>
-        <w:br/>
-      </w:r>
-      <w:r>
-        <w:rPr>
-          <w:rStyle w:val="VerbatimChar"/>
-        </w:rPr>
+    </w:p>
+    <w:p>
+      <w:pPr>
+        <w:pStyle w:val="SourceCode"/>
+        <w:spacing w:before="0" w:after="0" w:line="200" w:lineRule="auto"/>
+      </w:pPr>
+      <w:r>
         <w:t xml:space="preserve">            std::find(order.begin(), order.end(), target) - order.begin());</w:t>
       </w:r>
-      <w:r>
-        <w:br/>
-      </w:r>
-      <w:r>
-        <w:rPr>
-          <w:rStyle w:val="VerbatimChar"/>
-        </w:rPr>
+    </w:p>
+    <w:p>
+      <w:pPr>
+        <w:pStyle w:val="SourceCode"/>
+        <w:spacing w:before="0" w:after="0" w:line="200" w:lineRule="auto"/>
+      </w:pPr>
+      <w:r>
         <w:t xml:space="preserve">        for (int row = 0; row &lt; rows; ++row) {</w:t>
       </w:r>
-      <w:r>
-        <w:br/>
-      </w:r>
-      <w:r>
-        <w:rPr>
-          <w:rStyle w:val="VerbatimChar"/>
-        </w:rPr>
+    </w:p>
+    <w:p>
+      <w:pPr>
+        <w:pStyle w:val="SourceCode"/>
+        <w:spacing w:before="0" w:after="0" w:line="200" w:lineRule="auto"/>
+      </w:pPr>
+      <w:r>
         <w:t xml:space="preserve">            ciphertext += text[row * keyLen + col];</w:t>
       </w:r>
-      <w:r>
-        <w:br/>
-      </w:r>
-      <w:r>
-        <w:rPr>
-          <w:rStyle w:val="VerbatimChar"/>
-        </w:rPr>
+    </w:p>
+    <w:p>
+      <w:pPr>
+        <w:pStyle w:val="SourceCode"/>
+        <w:spacing w:before="0" w:after="0" w:line="200" w:lineRule="auto"/>
+      </w:pPr>
+      <w:r>
         <w:t xml:space="preserve">        }</w:t>
       </w:r>
-      <w:r>
-        <w:br/>
-      </w:r>
-      <w:r>
-        <w:rPr>
-          <w:rStyle w:val="VerbatimChar"/>
-        </w:rPr>
+    </w:p>
+    <w:p>
+      <w:pPr>
+        <w:pStyle w:val="SourceCode"/>
+        <w:spacing w:before="0" w:after="0" w:line="200" w:lineRule="auto"/>
+      </w:pPr>
+      <w:r>
         <w:t xml:space="preserve">    }</w:t>
       </w:r>
-      <w:r>
-        <w:br/>
-      </w:r>
-      <w:r>
-        <w:br/>
-      </w:r>
-      <w:r>
-        <w:rPr>
-          <w:rStyle w:val="VerbatimChar"/>
-        </w:rPr>
+    </w:p>
+    <w:p>
+      <w:pPr>
+        <w:pStyle w:val="SourceCode"/>
+        <w:spacing w:before="0" w:after="0" w:line="200" w:lineRule="auto"/>
+      </w:pPr>
+    </w:p>
+    <w:p>
+      <w:pPr>
+        <w:pStyle w:val="SourceCode"/>
+        <w:spacing w:before="0" w:after="0" w:line="200" w:lineRule="auto"/>
+      </w:pPr>
+      <w:r>
         <w:t xml:space="preserve">    return ciphertext;</w:t>
       </w:r>
-      <w:r>
-        <w:br/>
-      </w:r>
-      <w:r>
-        <w:rPr>
-          <w:rStyle w:val="VerbatimChar"/>
-        </w:rPr>
+    </w:p>
+    <w:p>
+      <w:pPr>
+        <w:pStyle w:val="SourceCode"/>
+        <w:spacing w:before="0" w:after="0" w:line="200" w:lineRule="auto"/>
+      </w:pPr>
+      <w:r>
         <w:t xml:space="preserve">}</w:t>
       </w:r>
-      <w:r>
-        <w:br/>
-      </w:r>
-      <w:r>
-        <w:br/>
-      </w:r>
-      <w:r>
-        <w:rPr>
-          <w:rStyle w:val="VerbatimChar"/>
-        </w:rPr>
+    </w:p>
+    <w:p>
+      <w:pPr>
+        <w:pStyle w:val="SourceCode"/>
+        <w:spacing w:before="0" w:after="0" w:line="200" w:lineRule="auto"/>
+      </w:pPr>
+    </w:p>
+    <w:p>
+      <w:pPr>
+        <w:pStyle w:val="SourceCode"/>
+        <w:spacing w:before="0" w:after="0" w:line="200" w:lineRule="auto"/>
+      </w:pPr>
+      <w:r>
         <w:t xml:space="preserve">std::string keywordDecrypt(const std::string&amp; ciphertext, const std::string&amp; keyword) {</w:t>
       </w:r>
-      <w:r>
-        <w:br/>
-      </w:r>
-      <w:r>
-        <w:rPr>
-          <w:rStyle w:val="VerbatimChar"/>
-        </w:rPr>
+    </w:p>
+    <w:p>
+      <w:pPr>
+        <w:pStyle w:val="SourceCode"/>
+        <w:spacing w:before="0" w:after="0" w:line="200" w:lineRule="auto"/>
+      </w:pPr>
+      <w:r>
         <w:t xml:space="preserve">    int keyLen = static_cast&lt;int&gt;(keyword.size());</w:t>
       </w:r>
-      <w:r>
-        <w:br/>
-      </w:r>
-      <w:r>
-        <w:rPr>
-          <w:rStyle w:val="VerbatimChar"/>
-        </w:rPr>
+    </w:p>
+    <w:p>
+      <w:pPr>
+        <w:pStyle w:val="SourceCode"/>
+        <w:spacing w:before="0" w:after="0" w:line="200" w:lineRule="auto"/>
+      </w:pPr>
+      <w:r>
         <w:t xml:space="preserve">    int rows = static_cast&lt;int&gt;(ciphertext.size()) / keyLen;</w:t>
       </w:r>
-      <w:r>
-        <w:br/>
-      </w:r>
-      <w:r>
-        <w:rPr>
-          <w:rStyle w:val="VerbatimChar"/>
-        </w:rPr>
+    </w:p>
+    <w:p>
+      <w:pPr>
+        <w:pStyle w:val="SourceCode"/>
+        <w:spacing w:before="0" w:after="0" w:line="200" w:lineRule="auto"/>
+      </w:pPr>
+      <w:r>
         <w:t xml:space="preserve">    std::vector&lt;int&gt; order = getKeyOrder(keyword);</w:t>
       </w:r>
-      <w:r>
-        <w:br/>
-      </w:r>
-      <w:r>
-        <w:rPr>
-          <w:rStyle w:val="VerbatimChar"/>
-        </w:rPr>
+    </w:p>
+    <w:p>
+      <w:pPr>
+        <w:pStyle w:val="SourceCode"/>
+        <w:spacing w:before="0" w:after="0" w:line="200" w:lineRule="auto"/>
+      </w:pPr>
+      <w:r>
         <w:t xml:space="preserve">    std::vector&lt;std::string&gt; table(rows, std::string(keyLen, ' '));</w:t>
       </w:r>
-      <w:r>
-        <w:br/>
-      </w:r>
-      <w:r>
-        <w:br/>
-      </w:r>
-      <w:r>
-        <w:rPr>
-          <w:rStyle w:val="VerbatimChar"/>
-        </w:rPr>
+    </w:p>
+    <w:p>
+      <w:pPr>
+        <w:pStyle w:val="SourceCode"/>
+        <w:spacing w:before="0" w:after="0" w:line="200" w:lineRule="auto"/>
+      </w:pPr>
+    </w:p>
+    <w:p>
+      <w:pPr>
+        <w:pStyle w:val="SourceCode"/>
+        <w:spacing w:before="0" w:after="0" w:line="200" w:lineRule="auto"/>
+      </w:pPr>
+      <w:r>
         <w:t xml:space="preserve">    size_t idx = 0;</w:t>
       </w:r>
-      <w:r>
-        <w:br/>
-      </w:r>
-      <w:r>
-        <w:rPr>
-          <w:rStyle w:val="VerbatimChar"/>
-        </w:rPr>
+    </w:p>
+    <w:p>
+      <w:pPr>
+        <w:pStyle w:val="SourceCode"/>
+        <w:spacing w:before="0" w:after="0" w:line="200" w:lineRule="auto"/>
+      </w:pPr>
+      <w:r>
         <w:t xml:space="preserve">    for (int target = 0; target &lt; keyLen; ++target) {</w:t>
       </w:r>
-      <w:r>
-        <w:br/>
-      </w:r>
-      <w:r>
-        <w:rPr>
-          <w:rStyle w:val="VerbatimChar"/>
-        </w:rPr>
+    </w:p>
+    <w:p>
+      <w:pPr>
+        <w:pStyle w:val="SourceCode"/>
+        <w:spacing w:before="0" w:after="0" w:line="200" w:lineRule="auto"/>
+      </w:pPr>
+      <w:r>
         <w:t xml:space="preserve">        int col = static_cast&lt;int&gt;(</w:t>
       </w:r>
-      <w:r>
-        <w:br/>
-      </w:r>
-      <w:r>
-        <w:rPr>
-          <w:rStyle w:val="VerbatimChar"/>
-        </w:rPr>
+    </w:p>
+    <w:p>
+      <w:pPr>
+        <w:pStyle w:val="SourceCode"/>
+        <w:spacing w:before="0" w:after="0" w:line="200" w:lineRule="auto"/>
+      </w:pPr>
+      <w:r>
         <w:t xml:space="preserve">            std::find(order.begin(), order.end(), target) - order.begin());</w:t>
       </w:r>
-      <w:r>
-        <w:br/>
-      </w:r>
-      <w:r>
-        <w:rPr>
-          <w:rStyle w:val="VerbatimChar"/>
-        </w:rPr>
+    </w:p>
+    <w:p>
+      <w:pPr>
+        <w:pStyle w:val="SourceCode"/>
+        <w:spacing w:before="0" w:after="0" w:line="200" w:lineRule="auto"/>
+      </w:pPr>
+      <w:r>
         <w:t xml:space="preserve">        for (int row = 0; row &lt; rows; ++row) {</w:t>
       </w:r>
-      <w:r>
-        <w:br/>
-      </w:r>
-      <w:r>
-        <w:rPr>
-          <w:rStyle w:val="VerbatimChar"/>
-        </w:rPr>
+    </w:p>
+    <w:p>
+      <w:pPr>
+        <w:pStyle w:val="SourceCode"/>
+        <w:spacing w:before="0" w:after="0" w:line="200" w:lineRule="auto"/>
+      </w:pPr>
+      <w:r>
         <w:t xml:space="preserve">            table[row][col] = ciphertext[idx++];</w:t>
       </w:r>
-      <w:r>
-        <w:br/>
-      </w:r>
-      <w:r>
-        <w:rPr>
-          <w:rStyle w:val="VerbatimChar"/>
-        </w:rPr>
+    </w:p>
+    <w:p>
+      <w:pPr>
+        <w:pStyle w:val="SourceCode"/>
+        <w:spacing w:before="0" w:after="0" w:line="200" w:lineRule="auto"/>
+      </w:pPr>
+      <w:r>
         <w:t xml:space="preserve">        }</w:t>
       </w:r>
-      <w:r>
-        <w:br/>
-      </w:r>
-      <w:r>
-        <w:rPr>
-          <w:rStyle w:val="VerbatimChar"/>
-        </w:rPr>
+    </w:p>
+    <w:p>
+      <w:pPr>
+        <w:pStyle w:val="SourceCode"/>
+        <w:spacing w:before="0" w:after="0" w:line="200" w:lineRule="auto"/>
+      </w:pPr>
+      <w:r>
         <w:t xml:space="preserve">    }</w:t>
       </w:r>
-      <w:r>
-        <w:br/>
-      </w:r>
-      <w:r>
-        <w:br/>
-      </w:r>
-      <w:r>
-        <w:rPr>
-          <w:rStyle w:val="VerbatimChar"/>
-        </w:rPr>
+    </w:p>
+    <w:p>
+      <w:pPr>
+        <w:pStyle w:val="SourceCode"/>
+        <w:spacing w:before="0" w:after="0" w:line="200" w:lineRule="auto"/>
+      </w:pPr>
+    </w:p>
+    <w:p>
+      <w:pPr>
+        <w:pStyle w:val="SourceCode"/>
+        <w:spacing w:before="0" w:after="0" w:line="200" w:lineRule="auto"/>
+      </w:pPr>
+      <w:r>
         <w:t xml:space="preserve">    std::string plaintext;</w:t>
       </w:r>
-      <w:r>
-        <w:br/>
-      </w:r>
-      <w:r>
-        <w:rPr>
-          <w:rStyle w:val="VerbatimChar"/>
-        </w:rPr>
+    </w:p>
+    <w:p>
+      <w:pPr>
+        <w:pStyle w:val="SourceCode"/>
+        <w:spacing w:before="0" w:after="0" w:line="200" w:lineRule="auto"/>
+      </w:pPr>
+      <w:r>
         <w:t xml:space="preserve">    for (const std::string&amp; row : table) {</w:t>
       </w:r>
-      <w:r>
-        <w:br/>
-      </w:r>
-      <w:r>
-        <w:rPr>
-          <w:rStyle w:val="VerbatimChar"/>
-        </w:rPr>
+    </w:p>
+    <w:p>
+      <w:pPr>
+        <w:pStyle w:val="SourceCode"/>
+        <w:spacing w:before="0" w:after="0" w:line="200" w:lineRule="auto"/>
+      </w:pPr>
+      <w:r>
         <w:t xml:space="preserve">        plaintext += row;</w:t>
       </w:r>
-      <w:r>
-        <w:br/>
-      </w:r>
-      <w:r>
-        <w:rPr>
-          <w:rStyle w:val="VerbatimChar"/>
-        </w:rPr>
+    </w:p>
+    <w:p>
+      <w:pPr>
+        <w:pStyle w:val="SourceCode"/>
+        <w:spacing w:before="0" w:after="0" w:line="200" w:lineRule="auto"/>
+      </w:pPr>
+      <w:r>
         <w:t xml:space="preserve">    }</w:t>
       </w:r>
-      <w:r>
-        <w:br/>
-      </w:r>
-      <w:r>
-        <w:rPr>
-          <w:rStyle w:val="VerbatimChar"/>
-        </w:rPr>
+    </w:p>
+    <w:p>
+      <w:pPr>
+        <w:pStyle w:val="SourceCode"/>
+        <w:spacing w:before="0" w:after="0" w:line="200" w:lineRule="auto"/>
+      </w:pPr>
+      <w:r>
         <w:t xml:space="preserve">    return plaintext;</w:t>
       </w:r>
-      <w:r>
-        <w:br/>
-      </w:r>
-      <w:r>
-        <w:rPr>
-          <w:rStyle w:val="VerbatimChar"/>
-        </w:rPr>
+    </w:p>
+    <w:p>
+      <w:pPr>
+        <w:pStyle w:val="SourceCode"/>
+        <w:spacing w:before="0" w:after="0" w:line="200" w:lineRule="auto"/>
+      </w:pPr>
+      <w:r>
         <w:t xml:space="preserve">}</w:t>
       </w:r>
-      <w:r>
-        <w:br/>
-      </w:r>
-      <w:r>
-        <w:br/>
-      </w:r>
-      <w:r>
-        <w:rPr>
-          <w:rStyle w:val="VerbatimChar"/>
-        </w:rPr>
+    </w:p>
+    <w:p>
+      <w:pPr>
+        <w:pStyle w:val="SourceCode"/>
+        <w:spacing w:before="0" w:after="0" w:line="200" w:lineRule="auto"/>
+      </w:pPr>
+    </w:p>
+    <w:p>
+      <w:pPr>
+        <w:pStyle w:val="SourceCode"/>
+        <w:spacing w:before="0" w:after="0" w:line="200" w:lineRule="auto"/>
+      </w:pPr>
+      <w:r>
         <w:t xml:space="preserve">int main() {</w:t>
       </w:r>
-      <w:r>
-        <w:br/>
-      </w:r>
-      <w:r>
-        <w:rPr>
-          <w:rStyle w:val="VerbatimChar"/>
-        </w:rPr>
+    </w:p>
+    <w:p>
+      <w:pPr>
+        <w:pStyle w:val="SourceCode"/>
+        <w:spacing w:before="0" w:after="0" w:line="200" w:lineRule="auto"/>
+      </w:pPr>
+      <w:r>
         <w:t xml:space="preserve">    std::string keyword = "CIPHER";</w:t>
       </w:r>
-      <w:r>
-        <w:br/>
-      </w:r>
-      <w:r>
-        <w:rPr>
-          <w:rStyle w:val="VerbatimChar"/>
-        </w:rPr>
+    </w:p>
+    <w:p>
+      <w:pPr>
+        <w:pStyle w:val="SourceCode"/>
+        <w:spacing w:before="0" w:after="0" w:line="200" w:lineRule="auto"/>
+      </w:pPr>
+      <w:r>
         <w:t xml:space="preserve">    std::string plaintext = "TRANSPOSITION CIPHER";</w:t>
       </w:r>
-      <w:r>
-        <w:br/>
-      </w:r>
-      <w:r>
-        <w:br/>
-      </w:r>
-      <w:r>
-        <w:rPr>
-          <w:rStyle w:val="VerbatimChar"/>
-        </w:rPr>
+    </w:p>
+    <w:p>
+      <w:pPr>
+        <w:pStyle w:val="SourceCode"/>
+        <w:spacing w:before="0" w:after="0" w:line="200" w:lineRule="auto"/>
+      </w:pPr>
+    </w:p>
+    <w:p>
+      <w:pPr>
+        <w:pStyle w:val="SourceCode"/>
+        <w:spacing w:before="0" w:after="0" w:line="200" w:lineRule="auto"/>
+      </w:pPr>
+      <w:r>
         <w:t xml:space="preserve">    std::vector&lt;int&gt; order = getKeyOrder(keyword);</w:t>
       </w:r>
-      <w:r>
-        <w:br/>
-      </w:r>
-      <w:r>
-        <w:rPr>
-          <w:rStyle w:val="VerbatimChar"/>
-        </w:rPr>
+    </w:p>
+    <w:p>
+      <w:pPr>
+        <w:pStyle w:val="SourceCode"/>
+        <w:spacing w:before="0" w:after="0" w:line="200" w:lineRule="auto"/>
+      </w:pPr>
+      <w:r>
         <w:t xml:space="preserve">    std::cout &lt;&lt; "Ключове слово:   " &lt;&lt; keyword &lt;&lt; "\n";</w:t>
       </w:r>
-      <w:r>
-        <w:br/>
-      </w:r>
-      <w:r>
-        <w:rPr>
-          <w:rStyle w:val="VerbatimChar"/>
-        </w:rPr>
+    </w:p>
+    <w:p>
+      <w:pPr>
+        <w:pStyle w:val="SourceCode"/>
+        <w:spacing w:before="0" w:after="0" w:line="200" w:lineRule="auto"/>
+      </w:pPr>
+      <w:r>
         <w:t xml:space="preserve">    std::cout &lt;&lt; "Порядок стовпців:";</w:t>
       </w:r>
-      <w:r>
-        <w:br/>
-      </w:r>
-      <w:r>
-        <w:rPr>
-          <w:rStyle w:val="VerbatimChar"/>
-        </w:rPr>
+    </w:p>
+    <w:p>
+      <w:pPr>
+        <w:pStyle w:val="SourceCode"/>
+        <w:spacing w:before="0" w:after="0" w:line="200" w:lineRule="auto"/>
+      </w:pPr>
+      <w:r>
         <w:t xml:space="preserve">    for (int value : order) {</w:t>
       </w:r>
-      <w:r>
-        <w:br/>
-      </w:r>
-      <w:r>
-        <w:rPr>
-          <w:rStyle w:val="VerbatimChar"/>
-        </w:rPr>
+    </w:p>
+    <w:p>
+      <w:pPr>
+        <w:pStyle w:val="SourceCode"/>
+        <w:spacing w:before="0" w:after="0" w:line="200" w:lineRule="auto"/>
+      </w:pPr>
+      <w:r>
         <w:t xml:space="preserve">        std::cout &lt;&lt; " " &lt;&lt; value;</w:t>
       </w:r>
-      <w:r>
-        <w:br/>
-      </w:r>
-      <w:r>
-        <w:rPr>
-          <w:rStyle w:val="VerbatimChar"/>
-        </w:rPr>
+    </w:p>
+    <w:p>
+      <w:pPr>
+        <w:pStyle w:val="SourceCode"/>
+        <w:spacing w:before="0" w:after="0" w:line="200" w:lineRule="auto"/>
+      </w:pPr>
+      <w:r>
         <w:t xml:space="preserve">    }</w:t>
       </w:r>
-      <w:r>
-        <w:br/>
-      </w:r>
-      <w:r>
-        <w:rPr>
-          <w:rStyle w:val="VerbatimChar"/>
-        </w:rPr>
+    </w:p>
+    <w:p>
+      <w:pPr>
+        <w:pStyle w:val="SourceCode"/>
+        <w:spacing w:before="0" w:after="0" w:line="200" w:lineRule="auto"/>
+      </w:pPr>
+      <w:r>
         <w:t xml:space="preserve">    std::cout &lt;&lt; "\n";</w:t>
       </w:r>
-      <w:r>
-        <w:br/>
-      </w:r>
-      <w:r>
-        <w:br/>
-      </w:r>
-      <w:r>
-        <w:rPr>
-          <w:rStyle w:val="VerbatimChar"/>
-        </w:rPr>
+    </w:p>
+    <w:p>
+      <w:pPr>
+        <w:pStyle w:val="SourceCode"/>
+        <w:spacing w:before="0" w:after="0" w:line="200" w:lineRule="auto"/>
+      </w:pPr>
+    </w:p>
+    <w:p>
+      <w:pPr>
+        <w:pStyle w:val="SourceCode"/>
+        <w:spacing w:before="0" w:after="0" w:line="200" w:lineRule="auto"/>
+      </w:pPr>
+      <w:r>
         <w:t xml:space="preserve">    std::string ciphertext = keywordEncrypt(plaintext, keyword);</w:t>
       </w:r>
-      <w:r>
-        <w:br/>
-      </w:r>
-      <w:r>
-        <w:rPr>
-          <w:rStyle w:val="VerbatimChar"/>
-        </w:rPr>
+    </w:p>
+    <w:p>
+      <w:pPr>
+        <w:pStyle w:val="SourceCode"/>
+        <w:spacing w:before="0" w:after="0" w:line="200" w:lineRule="auto"/>
+      </w:pPr>
+      <w:r>
         <w:t xml:space="preserve">    std::cout &lt;&lt; "Відкритий текст: " &lt;&lt; plaintext &lt;&lt; "\n";</w:t>
       </w:r>
-      <w:r>
-        <w:br/>
-      </w:r>
-      <w:r>
-        <w:rPr>
-          <w:rStyle w:val="VerbatimChar"/>
-        </w:rPr>
+    </w:p>
+    <w:p>
+      <w:pPr>
+        <w:pStyle w:val="SourceCode"/>
+        <w:spacing w:before="0" w:after="0" w:line="200" w:lineRule="auto"/>
+      </w:pPr>
+      <w:r>
         <w:t xml:space="preserve">    std::cout &lt;&lt; "Шифротекст:      " &lt;&lt; ciphertext &lt;&lt; "\n";</w:t>
       </w:r>
-      <w:r>
-        <w:br/>
-      </w:r>
-      <w:r>
-        <w:rPr>
-          <w:rStyle w:val="VerbatimChar"/>
-        </w:rPr>
+    </w:p>
+    <w:p>
+      <w:pPr>
+        <w:pStyle w:val="SourceCode"/>
+        <w:spacing w:before="0" w:after="0" w:line="200" w:lineRule="auto"/>
+      </w:pPr>
+      <w:r>
         <w:t xml:space="preserve">    std::cout &lt;&lt; "Розшифровано:    " &lt;&lt; keywordDecrypt(ciphertext, keyword) &lt;&lt; "\n";</w:t>
       </w:r>
-      <w:r>
-        <w:br/>
-      </w:r>
-      <w:r>
-        <w:br/>
-      </w:r>
-      <w:r>
-        <w:rPr>
-          <w:rStyle w:val="VerbatimChar"/>
-        </w:rPr>
+    </w:p>
+    <w:p>
+      <w:pPr>
+        <w:pStyle w:val="SourceCode"/>
+        <w:spacing w:before="0" w:after="0" w:line="200" w:lineRule="auto"/>
+      </w:pPr>
+    </w:p>
+    <w:p>
+      <w:pPr>
+        <w:pStyle w:val="SourceCode"/>
+        <w:spacing w:before="0" w:after="0" w:line="200" w:lineRule="auto"/>
+      </w:pPr>
+      <w:r>
         <w:t xml:space="preserve">    return 0;</w:t>
       </w:r>
-      <w:r>
-        <w:br/>
-      </w:r>
-      <w:r>
-        <w:rPr>
-          <w:rStyle w:val="VerbatimChar"/>
-        </w:rPr>
+    </w:p>
+    <w:p>
+      <w:pPr>
+        <w:pStyle w:val="SourceCode"/>
+        <w:spacing w:before="0" w:after="120" w:line="200" w:lineRule="auto"/>
+      </w:pPr>
+      <w:r>
         <w:t xml:space="preserve">}</w:t>
       </w:r>
     </w:p>
@@ -2255,47 +2364,45 @@
     <w:p>
       <w:pPr>
         <w:pStyle w:val="SourceCode"/>
-      </w:pPr>
-      <w:r>
-        <w:rPr>
-          <w:rStyle w:val="VerbatimChar"/>
-        </w:rPr>
+        <w:spacing w:before="120" w:after="0" w:line="200" w:lineRule="auto"/>
+      </w:pPr>
+      <w:r>
         <w:t xml:space="preserve">Ключове слово:   CIPHER</w:t>
       </w:r>
-      <w:r>
-        <w:br/>
-      </w:r>
-      <w:r>
-        <w:rPr>
-          <w:rStyle w:val="VerbatimChar"/>
-        </w:rPr>
+    </w:p>
+    <w:p>
+      <w:pPr>
+        <w:pStyle w:val="SourceCode"/>
+        <w:spacing w:before="0" w:after="0" w:line="200" w:lineRule="auto"/>
+      </w:pPr>
+      <w:r>
         <w:t xml:space="preserve">Порядок стовпців: 0 3 4 2 1 5</w:t>
       </w:r>
-      <w:r>
-        <w:br/>
-      </w:r>
-      <w:r>
-        <w:rPr>
-          <w:rStyle w:val="VerbatimChar"/>
-        </w:rPr>
+    </w:p>
+    <w:p>
+      <w:pPr>
+        <w:pStyle w:val="SourceCode"/>
+        <w:spacing w:before="0" w:after="0" w:line="200" w:lineRule="auto"/>
+      </w:pPr>
+      <w:r>
         <w:t xml:space="preserve">Відкритий текст: TRANSPOSITION CIPHER</w:t>
       </w:r>
-      <w:r>
-        <w:br/>
-      </w:r>
-      <w:r>
-        <w:rPr>
-          <w:rStyle w:val="VerbatimChar"/>
-        </w:rPr>
+    </w:p>
+    <w:p>
+      <w:pPr>
+        <w:pStyle w:val="SourceCode"/>
+        <w:spacing w:before="0" w:after="0" w:line="200" w:lineRule="auto"/>
+      </w:pPr>
+      <w:r>
         <w:t xml:space="preserve">Шифротекст:      TONRSIHXNTPXRSCXAIIXPOEX</w:t>
       </w:r>
-      <w:r>
-        <w:br/>
-      </w:r>
-      <w:r>
-        <w:rPr>
-          <w:rStyle w:val="VerbatimChar"/>
-        </w:rPr>
+    </w:p>
+    <w:p>
+      <w:pPr>
+        <w:pStyle w:val="SourceCode"/>
+        <w:spacing w:before="0" w:after="120" w:line="200" w:lineRule="auto"/>
+      </w:pPr>
+      <w:r>
         <w:t xml:space="preserve">Розшифровано:    TRANSPOSITIONCIPHERXXXXX</w:t>
       </w:r>
     </w:p>
@@ -2312,536 +2419,573 @@
     <w:p>
       <w:pPr>
         <w:pStyle w:val="SourceCode"/>
-      </w:pPr>
-      <w:r>
-        <w:rPr>
-          <w:rStyle w:val="VerbatimChar"/>
-        </w:rPr>
+        <w:spacing w:before="120" w:after="0" w:line="200" w:lineRule="auto"/>
+      </w:pPr>
+      <w:r>
         <w:t xml:space="preserve">#include &lt;iostream&gt;</w:t>
       </w:r>
-      <w:r>
-        <w:br/>
-      </w:r>
-      <w:r>
-        <w:rPr>
-          <w:rStyle w:val="VerbatimChar"/>
-        </w:rPr>
+    </w:p>
+    <w:p>
+      <w:pPr>
+        <w:pStyle w:val="SourceCode"/>
+        <w:spacing w:before="0" w:after="0" w:line="200" w:lineRule="auto"/>
+      </w:pPr>
+      <w:r>
         <w:t xml:space="preserve">#include &lt;string&gt;</w:t>
       </w:r>
-      <w:r>
-        <w:br/>
-      </w:r>
-      <w:r>
-        <w:rPr>
-          <w:rStyle w:val="VerbatimChar"/>
-        </w:rPr>
+    </w:p>
+    <w:p>
+      <w:pPr>
+        <w:pStyle w:val="SourceCode"/>
+        <w:spacing w:before="0" w:after="0" w:line="200" w:lineRule="auto"/>
+      </w:pPr>
+      <w:r>
         <w:t xml:space="preserve">#include &lt;vector&gt;</w:t>
       </w:r>
-      <w:r>
-        <w:br/>
-      </w:r>
-      <w:r>
-        <w:rPr>
-          <w:rStyle w:val="VerbatimChar"/>
-        </w:rPr>
+    </w:p>
+    <w:p>
+      <w:pPr>
+        <w:pStyle w:val="SourceCode"/>
+        <w:spacing w:before="0" w:after="0" w:line="200" w:lineRule="auto"/>
+      </w:pPr>
+      <w:r>
         <w:t xml:space="preserve">#include &lt;numeric&gt;</w:t>
       </w:r>
-      <w:r>
-        <w:br/>
-      </w:r>
-      <w:r>
-        <w:rPr>
-          <w:rStyle w:val="VerbatimChar"/>
-        </w:rPr>
+    </w:p>
+    <w:p>
+      <w:pPr>
+        <w:pStyle w:val="SourceCode"/>
+        <w:spacing w:before="0" w:after="0" w:line="200" w:lineRule="auto"/>
+      </w:pPr>
+      <w:r>
         <w:t xml:space="preserve">#include &lt;algorithm&gt;</w:t>
       </w:r>
-      <w:r>
-        <w:br/>
-      </w:r>
-      <w:r>
-        <w:rPr>
-          <w:rStyle w:val="VerbatimChar"/>
-        </w:rPr>
+    </w:p>
+    <w:p>
+      <w:pPr>
+        <w:pStyle w:val="SourceCode"/>
+        <w:spacing w:before="0" w:after="0" w:line="200" w:lineRule="auto"/>
+      </w:pPr>
+      <w:r>
         <w:t xml:space="preserve">#include &lt;cctype&gt;</w:t>
       </w:r>
-      <w:r>
-        <w:br/>
-      </w:r>
-      <w:r>
-        <w:br/>
-      </w:r>
-      <w:r>
-        <w:rPr>
-          <w:rStyle w:val="VerbatimChar"/>
-        </w:rPr>
+    </w:p>
+    <w:p>
+      <w:pPr>
+        <w:pStyle w:val="SourceCode"/>
+        <w:spacing w:before="0" w:after="0" w:line="200" w:lineRule="auto"/>
+      </w:pPr>
+    </w:p>
+    <w:p>
+      <w:pPr>
+        <w:pStyle w:val="SourceCode"/>
+        <w:spacing w:before="0" w:after="0" w:line="200" w:lineRule="auto"/>
+      </w:pPr>
+      <w:r>
         <w:t xml:space="preserve">std::vector&lt;int&gt; getKeyOrder(const std::string&amp; keyword);  // з кроку 2</w:t>
       </w:r>
-      <w:r>
-        <w:br/>
-      </w:r>
-      <w:r>
-        <w:rPr>
-          <w:rStyle w:val="VerbatimChar"/>
-        </w:rPr>
+    </w:p>
+    <w:p>
+      <w:pPr>
+        <w:pStyle w:val="SourceCode"/>
+        <w:spacing w:before="0" w:after="0" w:line="200" w:lineRule="auto"/>
+      </w:pPr>
+      <w:r>
         <w:t xml:space="preserve">std::string normalize(const std::string&amp; text);            // з кроку 2</w:t>
       </w:r>
-      <w:r>
-        <w:br/>
-      </w:r>
-      <w:r>
-        <w:br/>
-      </w:r>
-      <w:r>
-        <w:rPr>
-          <w:rStyle w:val="VerbatimChar"/>
-        </w:rPr>
+    </w:p>
+    <w:p>
+      <w:pPr>
+        <w:pStyle w:val="SourceCode"/>
+        <w:spacing w:before="0" w:after="0" w:line="200" w:lineRule="auto"/>
+      </w:pPr>
+    </w:p>
+    <w:p>
+      <w:pPr>
+        <w:pStyle w:val="SourceCode"/>
+        <w:spacing w:before="0" w:after="0" w:line="200" w:lineRule="auto"/>
+      </w:pPr>
+      <w:r>
         <w:t xml:space="preserve">// Подвійна перестановка: спершу переставляються рядки, потім стовпці</w:t>
       </w:r>
-      <w:r>
-        <w:br/>
-      </w:r>
-      <w:r>
-        <w:rPr>
-          <w:rStyle w:val="VerbatimChar"/>
-        </w:rPr>
+    </w:p>
+    <w:p>
+      <w:pPr>
+        <w:pStyle w:val="SourceCode"/>
+        <w:spacing w:before="0" w:after="0" w:line="200" w:lineRule="auto"/>
+      </w:pPr>
+      <w:r>
         <w:t xml:space="preserve">std::string doubleEncrypt(const std::string&amp; plaintext,</w:t>
       </w:r>
-      <w:r>
-        <w:br/>
-      </w:r>
-      <w:r>
-        <w:rPr>
-          <w:rStyle w:val="VerbatimChar"/>
-        </w:rPr>
+    </w:p>
+    <w:p>
+      <w:pPr>
+        <w:pStyle w:val="SourceCode"/>
+        <w:spacing w:before="0" w:after="0" w:line="200" w:lineRule="auto"/>
+      </w:pPr>
+      <w:r>
         <w:t xml:space="preserve">                          const std::string&amp; rowKey,</w:t>
       </w:r>
-      <w:r>
-        <w:br/>
-      </w:r>
-      <w:r>
-        <w:rPr>
-          <w:rStyle w:val="VerbatimChar"/>
-        </w:rPr>
+    </w:p>
+    <w:p>
+      <w:pPr>
+        <w:pStyle w:val="SourceCode"/>
+        <w:spacing w:before="0" w:after="0" w:line="200" w:lineRule="auto"/>
+      </w:pPr>
+      <w:r>
         <w:t xml:space="preserve">                          const std::string&amp; colKey) {</w:t>
       </w:r>
-      <w:r>
-        <w:br/>
-      </w:r>
-      <w:r>
-        <w:rPr>
-          <w:rStyle w:val="VerbatimChar"/>
-        </w:rPr>
+    </w:p>
+    <w:p>
+      <w:pPr>
+        <w:pStyle w:val="SourceCode"/>
+        <w:spacing w:before="0" w:after="0" w:line="200" w:lineRule="auto"/>
+      </w:pPr>
+      <w:r>
         <w:t xml:space="preserve">    int rows = static_cast&lt;int&gt;(rowKey.size());</w:t>
       </w:r>
-      <w:r>
-        <w:br/>
-      </w:r>
-      <w:r>
-        <w:rPr>
-          <w:rStyle w:val="VerbatimChar"/>
-        </w:rPr>
+    </w:p>
+    <w:p>
+      <w:pPr>
+        <w:pStyle w:val="SourceCode"/>
+        <w:spacing w:before="0" w:after="0" w:line="200" w:lineRule="auto"/>
+      </w:pPr>
+      <w:r>
         <w:t xml:space="preserve">    int cols = static_cast&lt;int&gt;(colKey.size());</w:t>
       </w:r>
-      <w:r>
-        <w:br/>
-      </w:r>
-      <w:r>
-        <w:rPr>
-          <w:rStyle w:val="VerbatimChar"/>
-        </w:rPr>
+    </w:p>
+    <w:p>
+      <w:pPr>
+        <w:pStyle w:val="SourceCode"/>
+        <w:spacing w:before="0" w:after="0" w:line="200" w:lineRule="auto"/>
+      </w:pPr>
+      <w:r>
         <w:t xml:space="preserve">    std::string text = normalize(plaintext);</w:t>
       </w:r>
-      <w:r>
-        <w:br/>
-      </w:r>
-      <w:r>
-        <w:br/>
-      </w:r>
-      <w:r>
-        <w:rPr>
-          <w:rStyle w:val="VerbatimChar"/>
-        </w:rPr>
+    </w:p>
+    <w:p>
+      <w:pPr>
+        <w:pStyle w:val="SourceCode"/>
+        <w:spacing w:before="0" w:after="0" w:line="200" w:lineRule="auto"/>
+      </w:pPr>
+    </w:p>
+    <w:p>
+      <w:pPr>
+        <w:pStyle w:val="SourceCode"/>
+        <w:spacing w:before="0" w:after="0" w:line="200" w:lineRule="auto"/>
+      </w:pPr>
+      <w:r>
         <w:t xml:space="preserve">    while (static_cast&lt;int&gt;(text.size()) &lt; rows * cols) {</w:t>
       </w:r>
-      <w:r>
-        <w:br/>
-      </w:r>
-      <w:r>
-        <w:rPr>
-          <w:rStyle w:val="VerbatimChar"/>
-        </w:rPr>
+    </w:p>
+    <w:p>
+      <w:pPr>
+        <w:pStyle w:val="SourceCode"/>
+        <w:spacing w:before="0" w:after="0" w:line="200" w:lineRule="auto"/>
+      </w:pPr>
+      <w:r>
         <w:t xml:space="preserve">        text += 'X';</w:t>
       </w:r>
-      <w:r>
-        <w:br/>
-      </w:r>
-      <w:r>
-        <w:rPr>
-          <w:rStyle w:val="VerbatimChar"/>
-        </w:rPr>
+    </w:p>
+    <w:p>
+      <w:pPr>
+        <w:pStyle w:val="SourceCode"/>
+        <w:spacing w:before="0" w:after="0" w:line="200" w:lineRule="auto"/>
+      </w:pPr>
+      <w:r>
         <w:t xml:space="preserve">    }</w:t>
       </w:r>
-      <w:r>
-        <w:br/>
-      </w:r>
-      <w:r>
-        <w:br/>
-      </w:r>
-      <w:r>
-        <w:rPr>
-          <w:rStyle w:val="VerbatimChar"/>
-        </w:rPr>
+    </w:p>
+    <w:p>
+      <w:pPr>
+        <w:pStyle w:val="SourceCode"/>
+        <w:spacing w:before="0" w:after="0" w:line="200" w:lineRule="auto"/>
+      </w:pPr>
+    </w:p>
+    <w:p>
+      <w:pPr>
+        <w:pStyle w:val="SourceCode"/>
+        <w:spacing w:before="0" w:after="0" w:line="200" w:lineRule="auto"/>
+      </w:pPr>
+      <w:r>
         <w:t xml:space="preserve">    // Заповнюємо таблицю по рядках</w:t>
       </w:r>
-      <w:r>
-        <w:br/>
-      </w:r>
-      <w:r>
-        <w:rPr>
-          <w:rStyle w:val="VerbatimChar"/>
-        </w:rPr>
+    </w:p>
+    <w:p>
+      <w:pPr>
+        <w:pStyle w:val="SourceCode"/>
+        <w:spacing w:before="0" w:after="0" w:line="200" w:lineRule="auto"/>
+      </w:pPr>
+      <w:r>
         <w:t xml:space="preserve">    std::vector&lt;std::string&gt; table(rows, std::string(cols, ' '));</w:t>
       </w:r>
-      <w:r>
-        <w:br/>
-      </w:r>
-      <w:r>
-        <w:rPr>
-          <w:rStyle w:val="VerbatimChar"/>
-        </w:rPr>
+    </w:p>
+    <w:p>
+      <w:pPr>
+        <w:pStyle w:val="SourceCode"/>
+        <w:spacing w:before="0" w:after="0" w:line="200" w:lineRule="auto"/>
+      </w:pPr>
+      <w:r>
         <w:t xml:space="preserve">    for (int r = 0; r &lt; rows; ++r) {</w:t>
       </w:r>
-      <w:r>
-        <w:br/>
-      </w:r>
-      <w:r>
-        <w:rPr>
-          <w:rStyle w:val="VerbatimChar"/>
-        </w:rPr>
+    </w:p>
+    <w:p>
+      <w:pPr>
+        <w:pStyle w:val="SourceCode"/>
+        <w:spacing w:before="0" w:after="0" w:line="200" w:lineRule="auto"/>
+      </w:pPr>
+      <w:r>
         <w:t xml:space="preserve">        for (int c = 0; c &lt; cols; ++c) {</w:t>
       </w:r>
-      <w:r>
-        <w:br/>
-      </w:r>
-      <w:r>
-        <w:rPr>
-          <w:rStyle w:val="VerbatimChar"/>
-        </w:rPr>
+    </w:p>
+    <w:p>
+      <w:pPr>
+        <w:pStyle w:val="SourceCode"/>
+        <w:spacing w:before="0" w:after="0" w:line="200" w:lineRule="auto"/>
+      </w:pPr>
+      <w:r>
         <w:t xml:space="preserve">            table[r][c] = text[r * cols + c];</w:t>
       </w:r>
-      <w:r>
-        <w:br/>
-      </w:r>
-      <w:r>
-        <w:rPr>
-          <w:rStyle w:val="VerbatimChar"/>
-        </w:rPr>
+    </w:p>
+    <w:p>
+      <w:pPr>
+        <w:pStyle w:val="SourceCode"/>
+        <w:spacing w:before="0" w:after="0" w:line="200" w:lineRule="auto"/>
+      </w:pPr>
+      <w:r>
         <w:t xml:space="preserve">        }</w:t>
       </w:r>
-      <w:r>
-        <w:br/>
-      </w:r>
-      <w:r>
-        <w:rPr>
-          <w:rStyle w:val="VerbatimChar"/>
-        </w:rPr>
+    </w:p>
+    <w:p>
+      <w:pPr>
+        <w:pStyle w:val="SourceCode"/>
+        <w:spacing w:before="0" w:after="0" w:line="200" w:lineRule="auto"/>
+      </w:pPr>
+      <w:r>
         <w:t xml:space="preserve">    }</w:t>
       </w:r>
-      <w:r>
-        <w:br/>
-      </w:r>
-      <w:r>
-        <w:br/>
-      </w:r>
-      <w:r>
-        <w:rPr>
-          <w:rStyle w:val="VerbatimChar"/>
-        </w:rPr>
+    </w:p>
+    <w:p>
+      <w:pPr>
+        <w:pStyle w:val="SourceCode"/>
+        <w:spacing w:before="0" w:after="0" w:line="200" w:lineRule="auto"/>
+      </w:pPr>
+    </w:p>
+    <w:p>
+      <w:pPr>
+        <w:pStyle w:val="SourceCode"/>
+        <w:spacing w:before="0" w:after="0" w:line="200" w:lineRule="auto"/>
+      </w:pPr>
+      <w:r>
         <w:t xml:space="preserve">    // Перестановка рядків за ключем rowKey</w:t>
       </w:r>
-      <w:r>
-        <w:br/>
-      </w:r>
-      <w:r>
-        <w:rPr>
-          <w:rStyle w:val="VerbatimChar"/>
-        </w:rPr>
+    </w:p>
+    <w:p>
+      <w:pPr>
+        <w:pStyle w:val="SourceCode"/>
+        <w:spacing w:before="0" w:after="0" w:line="200" w:lineRule="auto"/>
+      </w:pPr>
+      <w:r>
         <w:t xml:space="preserve">    std::vector&lt;int&gt; rowOrder = getKeyOrder(rowKey);</w:t>
       </w:r>
-      <w:r>
-        <w:br/>
-      </w:r>
-      <w:r>
-        <w:rPr>
-          <w:rStyle w:val="VerbatimChar"/>
-        </w:rPr>
+    </w:p>
+    <w:p>
+      <w:pPr>
+        <w:pStyle w:val="SourceCode"/>
+        <w:spacing w:before="0" w:after="0" w:line="200" w:lineRule="auto"/>
+      </w:pPr>
+      <w:r>
         <w:t xml:space="preserve">    std::vector&lt;std::string&gt; byRows(rows);</w:t>
       </w:r>
-      <w:r>
-        <w:br/>
-      </w:r>
-      <w:r>
-        <w:rPr>
-          <w:rStyle w:val="VerbatimChar"/>
-        </w:rPr>
+    </w:p>
+    <w:p>
+      <w:pPr>
+        <w:pStyle w:val="SourceCode"/>
+        <w:spacing w:before="0" w:after="0" w:line="200" w:lineRule="auto"/>
+      </w:pPr>
+      <w:r>
         <w:t xml:space="preserve">    for (int r = 0; r &lt; rows; ++r) {</w:t>
       </w:r>
-      <w:r>
-        <w:br/>
-      </w:r>
-      <w:r>
-        <w:rPr>
-          <w:rStyle w:val="VerbatimChar"/>
-        </w:rPr>
+    </w:p>
+    <w:p>
+      <w:pPr>
+        <w:pStyle w:val="SourceCode"/>
+        <w:spacing w:before="0" w:after="0" w:line="200" w:lineRule="auto"/>
+      </w:pPr>
+      <w:r>
         <w:t xml:space="preserve">        byRows[rowOrder[r]] = table[r];</w:t>
       </w:r>
-      <w:r>
-        <w:br/>
-      </w:r>
-      <w:r>
-        <w:rPr>
-          <w:rStyle w:val="VerbatimChar"/>
-        </w:rPr>
+    </w:p>
+    <w:p>
+      <w:pPr>
+        <w:pStyle w:val="SourceCode"/>
+        <w:spacing w:before="0" w:after="0" w:line="200" w:lineRule="auto"/>
+      </w:pPr>
+      <w:r>
         <w:t xml:space="preserve">    }</w:t>
       </w:r>
-      <w:r>
-        <w:br/>
-      </w:r>
-      <w:r>
-        <w:br/>
-      </w:r>
-      <w:r>
-        <w:rPr>
-          <w:rStyle w:val="VerbatimChar"/>
-        </w:rPr>
+    </w:p>
+    <w:p>
+      <w:pPr>
+        <w:pStyle w:val="SourceCode"/>
+        <w:spacing w:before="0" w:after="0" w:line="200" w:lineRule="auto"/>
+      </w:pPr>
+    </w:p>
+    <w:p>
+      <w:pPr>
+        <w:pStyle w:val="SourceCode"/>
+        <w:spacing w:before="0" w:after="0" w:line="200" w:lineRule="auto"/>
+      </w:pPr>
+      <w:r>
         <w:t xml:space="preserve">    // Перестановка стовпців за ключем colKey</w:t>
       </w:r>
-      <w:r>
-        <w:br/>
-      </w:r>
-      <w:r>
-        <w:rPr>
-          <w:rStyle w:val="VerbatimChar"/>
-        </w:rPr>
+    </w:p>
+    <w:p>
+      <w:pPr>
+        <w:pStyle w:val="SourceCode"/>
+        <w:spacing w:before="0" w:after="0" w:line="200" w:lineRule="auto"/>
+      </w:pPr>
+      <w:r>
         <w:t xml:space="preserve">    std::vector&lt;int&gt; colOrder = getKeyOrder(colKey);</w:t>
       </w:r>
-      <w:r>
-        <w:br/>
-      </w:r>
-      <w:r>
-        <w:rPr>
-          <w:rStyle w:val="VerbatimChar"/>
-        </w:rPr>
+    </w:p>
+    <w:p>
+      <w:pPr>
+        <w:pStyle w:val="SourceCode"/>
+        <w:spacing w:before="0" w:after="0" w:line="200" w:lineRule="auto"/>
+      </w:pPr>
+      <w:r>
         <w:t xml:space="preserve">    std::vector&lt;std::string&gt; result(rows, std::string(cols, ' '));</w:t>
       </w:r>
-      <w:r>
-        <w:br/>
-      </w:r>
-      <w:r>
-        <w:rPr>
-          <w:rStyle w:val="VerbatimChar"/>
-        </w:rPr>
+    </w:p>
+    <w:p>
+      <w:pPr>
+        <w:pStyle w:val="SourceCode"/>
+        <w:spacing w:before="0" w:after="0" w:line="200" w:lineRule="auto"/>
+      </w:pPr>
+      <w:r>
         <w:t xml:space="preserve">    for (int r = 0; r &lt; rows; ++r) {</w:t>
       </w:r>
-      <w:r>
-        <w:br/>
-      </w:r>
-      <w:r>
-        <w:rPr>
-          <w:rStyle w:val="VerbatimChar"/>
-        </w:rPr>
+    </w:p>
+    <w:p>
+      <w:pPr>
+        <w:pStyle w:val="SourceCode"/>
+        <w:spacing w:before="0" w:after="0" w:line="200" w:lineRule="auto"/>
+      </w:pPr>
+      <w:r>
         <w:t xml:space="preserve">        for (int c = 0; c &lt; cols; ++c) {</w:t>
       </w:r>
-      <w:r>
-        <w:br/>
-      </w:r>
-      <w:r>
-        <w:rPr>
-          <w:rStyle w:val="VerbatimChar"/>
-        </w:rPr>
+    </w:p>
+    <w:p>
+      <w:pPr>
+        <w:pStyle w:val="SourceCode"/>
+        <w:spacing w:before="0" w:after="0" w:line="200" w:lineRule="auto"/>
+      </w:pPr>
+      <w:r>
         <w:t xml:space="preserve">            result[r][colOrder[c]] = byRows[r][c];</w:t>
       </w:r>
-      <w:r>
-        <w:br/>
-      </w:r>
-      <w:r>
-        <w:rPr>
-          <w:rStyle w:val="VerbatimChar"/>
-        </w:rPr>
+    </w:p>
+    <w:p>
+      <w:pPr>
+        <w:pStyle w:val="SourceCode"/>
+        <w:spacing w:before="0" w:after="0" w:line="200" w:lineRule="auto"/>
+      </w:pPr>
+      <w:r>
         <w:t xml:space="preserve">        }</w:t>
       </w:r>
-      <w:r>
-        <w:br/>
-      </w:r>
-      <w:r>
-        <w:rPr>
-          <w:rStyle w:val="VerbatimChar"/>
-        </w:rPr>
+    </w:p>
+    <w:p>
+      <w:pPr>
+        <w:pStyle w:val="SourceCode"/>
+        <w:spacing w:before="0" w:after="0" w:line="200" w:lineRule="auto"/>
+      </w:pPr>
+      <w:r>
         <w:t xml:space="preserve">    }</w:t>
       </w:r>
-      <w:r>
-        <w:br/>
-      </w:r>
-      <w:r>
-        <w:br/>
-      </w:r>
-      <w:r>
-        <w:rPr>
-          <w:rStyle w:val="VerbatimChar"/>
-        </w:rPr>
+    </w:p>
+    <w:p>
+      <w:pPr>
+        <w:pStyle w:val="SourceCode"/>
+        <w:spacing w:before="0" w:after="0" w:line="200" w:lineRule="auto"/>
+      </w:pPr>
+    </w:p>
+    <w:p>
+      <w:pPr>
+        <w:pStyle w:val="SourceCode"/>
+        <w:spacing w:before="0" w:after="0" w:line="200" w:lineRule="auto"/>
+      </w:pPr>
+      <w:r>
         <w:t xml:space="preserve">    std::string ciphertext;</w:t>
       </w:r>
-      <w:r>
-        <w:br/>
-      </w:r>
-      <w:r>
-        <w:rPr>
-          <w:rStyle w:val="VerbatimChar"/>
-        </w:rPr>
+    </w:p>
+    <w:p>
+      <w:pPr>
+        <w:pStyle w:val="SourceCode"/>
+        <w:spacing w:before="0" w:after="0" w:line="200" w:lineRule="auto"/>
+      </w:pPr>
+      <w:r>
         <w:t xml:space="preserve">    for (const std::string&amp; row : result) {</w:t>
       </w:r>
-      <w:r>
-        <w:br/>
-      </w:r>
-      <w:r>
-        <w:rPr>
-          <w:rStyle w:val="VerbatimChar"/>
-        </w:rPr>
+    </w:p>
+    <w:p>
+      <w:pPr>
+        <w:pStyle w:val="SourceCode"/>
+        <w:spacing w:before="0" w:after="0" w:line="200" w:lineRule="auto"/>
+      </w:pPr>
+      <w:r>
         <w:t xml:space="preserve">        ciphertext += row;</w:t>
       </w:r>
-      <w:r>
-        <w:br/>
-      </w:r>
-      <w:r>
-        <w:rPr>
-          <w:rStyle w:val="VerbatimChar"/>
-        </w:rPr>
+    </w:p>
+    <w:p>
+      <w:pPr>
+        <w:pStyle w:val="SourceCode"/>
+        <w:spacing w:before="0" w:after="0" w:line="200" w:lineRule="auto"/>
+      </w:pPr>
+      <w:r>
         <w:t xml:space="preserve">    }</w:t>
       </w:r>
-      <w:r>
-        <w:br/>
-      </w:r>
-      <w:r>
-        <w:rPr>
-          <w:rStyle w:val="VerbatimChar"/>
-        </w:rPr>
+    </w:p>
+    <w:p>
+      <w:pPr>
+        <w:pStyle w:val="SourceCode"/>
+        <w:spacing w:before="0" w:after="0" w:line="200" w:lineRule="auto"/>
+      </w:pPr>
+      <w:r>
         <w:t xml:space="preserve">    return ciphertext;</w:t>
       </w:r>
-      <w:r>
-        <w:br/>
-      </w:r>
-      <w:r>
-        <w:rPr>
-          <w:rStyle w:val="VerbatimChar"/>
-        </w:rPr>
+    </w:p>
+    <w:p>
+      <w:pPr>
+        <w:pStyle w:val="SourceCode"/>
+        <w:spacing w:before="0" w:after="0" w:line="200" w:lineRule="auto"/>
+      </w:pPr>
+      <w:r>
         <w:t xml:space="preserve">}</w:t>
       </w:r>
-      <w:r>
-        <w:br/>
-      </w:r>
-      <w:r>
-        <w:br/>
-      </w:r>
-      <w:r>
-        <w:rPr>
-          <w:rStyle w:val="VerbatimChar"/>
-        </w:rPr>
+    </w:p>
+    <w:p>
+      <w:pPr>
+        <w:pStyle w:val="SourceCode"/>
+        <w:spacing w:before="0" w:after="0" w:line="200" w:lineRule="auto"/>
+      </w:pPr>
+    </w:p>
+    <w:p>
+      <w:pPr>
+        <w:pStyle w:val="SourceCode"/>
+        <w:spacing w:before="0" w:after="0" w:line="200" w:lineRule="auto"/>
+      </w:pPr>
+      <w:r>
         <w:t xml:space="preserve">int main() {</w:t>
       </w:r>
-      <w:r>
-        <w:br/>
-      </w:r>
-      <w:r>
-        <w:rPr>
-          <w:rStyle w:val="VerbatimChar"/>
-        </w:rPr>
+    </w:p>
+    <w:p>
+      <w:pPr>
+        <w:pStyle w:val="SourceCode"/>
+        <w:spacing w:before="0" w:after="0" w:line="200" w:lineRule="auto"/>
+      </w:pPr>
+      <w:r>
         <w:t xml:space="preserve">    std::string rowKey = "KEY";</w:t>
       </w:r>
-      <w:r>
-        <w:br/>
-      </w:r>
-      <w:r>
-        <w:rPr>
-          <w:rStyle w:val="VerbatimChar"/>
-        </w:rPr>
+    </w:p>
+    <w:p>
+      <w:pPr>
+        <w:pStyle w:val="SourceCode"/>
+        <w:spacing w:before="0" w:after="0" w:line="200" w:lineRule="auto"/>
+      </w:pPr>
+      <w:r>
         <w:t xml:space="preserve">    std::string colKey = "CAT";</w:t>
       </w:r>
-      <w:r>
-        <w:br/>
-      </w:r>
-      <w:r>
-        <w:rPr>
-          <w:rStyle w:val="VerbatimChar"/>
-        </w:rPr>
+    </w:p>
+    <w:p>
+      <w:pPr>
+        <w:pStyle w:val="SourceCode"/>
+        <w:spacing w:before="0" w:after="0" w:line="200" w:lineRule="auto"/>
+      </w:pPr>
+      <w:r>
         <w:t xml:space="preserve">    std::string plaintext = "HELLOWORL";</w:t>
       </w:r>
-      <w:r>
-        <w:br/>
-      </w:r>
-      <w:r>
-        <w:br/>
-      </w:r>
-      <w:r>
-        <w:rPr>
-          <w:rStyle w:val="VerbatimChar"/>
-        </w:rPr>
+    </w:p>
+    <w:p>
+      <w:pPr>
+        <w:pStyle w:val="SourceCode"/>
+        <w:spacing w:before="0" w:after="0" w:line="200" w:lineRule="auto"/>
+      </w:pPr>
+    </w:p>
+    <w:p>
+      <w:pPr>
+        <w:pStyle w:val="SourceCode"/>
+        <w:spacing w:before="0" w:after="0" w:line="200" w:lineRule="auto"/>
+      </w:pPr>
+      <w:r>
         <w:t xml:space="preserve">    std::cout &lt;&lt; "=== Подвійна перестановка ===\n";</w:t>
       </w:r>
-      <w:r>
-        <w:br/>
-      </w:r>
-      <w:r>
-        <w:rPr>
-          <w:rStyle w:val="VerbatimChar"/>
-        </w:rPr>
+    </w:p>
+    <w:p>
+      <w:pPr>
+        <w:pStyle w:val="SourceCode"/>
+        <w:spacing w:before="0" w:after="0" w:line="200" w:lineRule="auto"/>
+      </w:pPr>
+      <w:r>
         <w:t xml:space="preserve">    std::cout &lt;&lt; "Ключ рядків:     " &lt;&lt; rowKey &lt;&lt; "\n";</w:t>
       </w:r>
-      <w:r>
-        <w:br/>
-      </w:r>
-      <w:r>
-        <w:rPr>
-          <w:rStyle w:val="VerbatimChar"/>
-        </w:rPr>
+    </w:p>
+    <w:p>
+      <w:pPr>
+        <w:pStyle w:val="SourceCode"/>
+        <w:spacing w:before="0" w:after="0" w:line="200" w:lineRule="auto"/>
+      </w:pPr>
+      <w:r>
         <w:t xml:space="preserve">    std::cout &lt;&lt; "Ключ стовпців:   " &lt;&lt; colKey &lt;&lt; "\n";</w:t>
       </w:r>
-      <w:r>
-        <w:br/>
-      </w:r>
-      <w:r>
-        <w:rPr>
-          <w:rStyle w:val="VerbatimChar"/>
-        </w:rPr>
+    </w:p>
+    <w:p>
+      <w:pPr>
+        <w:pStyle w:val="SourceCode"/>
+        <w:spacing w:before="0" w:after="0" w:line="200" w:lineRule="auto"/>
+      </w:pPr>
+      <w:r>
         <w:t xml:space="preserve">    std::cout &lt;&lt; "Відкритий текст: " &lt;&lt; plaintext &lt;&lt; "\n";</w:t>
       </w:r>
-      <w:r>
-        <w:br/>
-      </w:r>
-      <w:r>
-        <w:rPr>
-          <w:rStyle w:val="VerbatimChar"/>
-        </w:rPr>
-        <w:t xml:space="preserve">    std::cout &lt;&lt; "Шифротекст:      " &lt;&lt; doubleEncrypt(plaintext, rowKey, colKey) &lt;&lt; "\n";</w:t>
-      </w:r>
-      <w:r>
-        <w:br/>
-      </w:r>
-      <w:r>
-        <w:br/>
-      </w:r>
-      <w:r>
-        <w:rPr>
-          <w:rStyle w:val="VerbatimChar"/>
-        </w:rPr>
+    </w:p>
+    <w:p>
+      <w:pPr>
+        <w:pStyle w:val="SourceCode"/>
+        <w:spacing w:before="0" w:after="0" w:line="200" w:lineRule="auto"/>
+      </w:pPr>
+      <w:r>
+        <w:t xml:space="preserve">    std::cout &lt;&lt; "Шифротекст:      "</w:t>
+      </w:r>
+    </w:p>
+    <w:p>
+      <w:pPr>
+        <w:pStyle w:val="SourceCode"/>
+        <w:spacing w:before="0" w:after="0" w:line="200" w:lineRule="auto"/>
+      </w:pPr>
+      <w:r>
+        <w:t xml:space="preserve">              &lt;&lt; doubleEncrypt(plaintext, rowKey, colKey) &lt;&lt; "\n";</w:t>
+      </w:r>
+    </w:p>
+    <w:p>
+      <w:pPr>
+        <w:pStyle w:val="SourceCode"/>
+        <w:spacing w:before="0" w:after="0" w:line="200" w:lineRule="auto"/>
+      </w:pPr>
+    </w:p>
+    <w:p>
+      <w:pPr>
+        <w:pStyle w:val="SourceCode"/>
+        <w:spacing w:before="0" w:after="0" w:line="200" w:lineRule="auto"/>
+      </w:pPr>
+      <w:r>
         <w:t xml:space="preserve">    return 0;</w:t>
       </w:r>
-      <w:r>
-        <w:br/>
-      </w:r>
-      <w:r>
-        <w:rPr>
-          <w:rStyle w:val="VerbatimChar"/>
-        </w:rPr>
+    </w:p>
+    <w:p>
+      <w:pPr>
+        <w:pStyle w:val="SourceCode"/>
+        <w:spacing w:before="0" w:after="120" w:line="200" w:lineRule="auto"/>
+      </w:pPr>
+      <w:r>
         <w:t xml:space="preserve">}</w:t>
       </w:r>
     </w:p>
@@ -2856,47 +3000,45 @@
     <w:p>
       <w:pPr>
         <w:pStyle w:val="SourceCode"/>
-      </w:pPr>
-      <w:r>
-        <w:rPr>
-          <w:rStyle w:val="VerbatimChar"/>
-        </w:rPr>
+        <w:spacing w:before="120" w:after="0" w:line="200" w:lineRule="auto"/>
+      </w:pPr>
+      <w:r>
         <w:t xml:space="preserve">=== Подвійна перестановка ===</w:t>
       </w:r>
-      <w:r>
-        <w:br/>
-      </w:r>
-      <w:r>
-        <w:rPr>
-          <w:rStyle w:val="VerbatimChar"/>
-        </w:rPr>
+    </w:p>
+    <w:p>
+      <w:pPr>
+        <w:pStyle w:val="SourceCode"/>
+        <w:spacing w:before="0" w:after="0" w:line="200" w:lineRule="auto"/>
+      </w:pPr>
+      <w:r>
         <w:t xml:space="preserve">Ключ рядків:     KEY</w:t>
       </w:r>
-      <w:r>
-        <w:br/>
-      </w:r>
-      <w:r>
-        <w:rPr>
-          <w:rStyle w:val="VerbatimChar"/>
-        </w:rPr>
+    </w:p>
+    <w:p>
+      <w:pPr>
+        <w:pStyle w:val="SourceCode"/>
+        <w:spacing w:before="0" w:after="0" w:line="200" w:lineRule="auto"/>
+      </w:pPr>
+      <w:r>
         <w:t xml:space="preserve">Ключ стовпців:   CAT</w:t>
       </w:r>
-      <w:r>
-        <w:br/>
-      </w:r>
-      <w:r>
-        <w:rPr>
-          <w:rStyle w:val="VerbatimChar"/>
-        </w:rPr>
+    </w:p>
+    <w:p>
+      <w:pPr>
+        <w:pStyle w:val="SourceCode"/>
+        <w:spacing w:before="0" w:after="0" w:line="200" w:lineRule="auto"/>
+      </w:pPr>
+      <w:r>
         <w:t xml:space="preserve">Відкритий текст: HELLOWORL</w:t>
       </w:r>
-      <w:r>
-        <w:br/>
-      </w:r>
-      <w:r>
-        <w:rPr>
-          <w:rStyle w:val="VerbatimChar"/>
-        </w:rPr>
+    </w:p>
+    <w:p>
+      <w:pPr>
+        <w:pStyle w:val="SourceCode"/>
+        <w:spacing w:before="0" w:after="120" w:line="200" w:lineRule="auto"/>
+      </w:pPr>
+      <w:r>
         <w:t xml:space="preserve">Шифротекст:      OLWEHLROL</w:t>
       </w:r>
     </w:p>
@@ -5254,15 +5396,8 @@
     <w:basedOn w:val="Normal"/>
     <w:qFormat/>
     <w:pPr>
-      <w:pBdr>
-        <w:top w:color="BFBFBF" w:space="4" w:sz="4" w:val="single"/>
-        <w:left w:color="BFBFBF" w:space="4" w:sz="4" w:val="single"/>
-        <w:bottom w:color="BFBFBF" w:space="4" w:sz="4" w:val="single"/>
-        <w:right w:color="BFBFBF" w:space="4" w:sz="4" w:val="single"/>
-      </w:pBdr>
-      <w:shd w:color="auto" w:fill="F4F4F4" w:val="clear"/>
       <w:spacing w:after="120" w:before="120" w:line="200" w:lineRule="auto"/>
-      <w:ind w:firstLine="0" w:left="284" w:right="284"/>
+      <w:ind w:hanging="340" w:left="340" w:right="0"/>
       <w:jc w:val="left"/>
     </w:pPr>
     <w:rPr>

--- a/public/labs/pmzi/pz-23/ЛР3_ПМЗІ_Шифри_перестановки.docx
+++ b/public/labs/pmzi/pz-23/ЛР3_ПМЗІ_Шифри_перестановки.docx
@@ -118,6 +118,7 @@
           <w:bottom w:color="BFBFBF" w:space="0" w:sz="4" w:val="single"/>
           <w:right w:color="BFBFBF" w:space="0" w:sz="4" w:val="single"/>
         </w:tblBorders>
+        <w:shd w:color="auto" w:fill="F4F4F4" w:val="clear"/>
         <w:tblLayout w:type="fixed"/>
         <w:tblCellMar>
           <w:top w:type="dxa" w:w="113"/>
@@ -134,6 +135,7 @@
         <w:tc>
           <w:tcPr>
             <w:tcW w:type="dxa" w:w="9637"/>
+            <w:shd w:color="auto" w:fill="F4F4F4" w:val="clear"/>
           </w:tcPr>
           <w:p>
             <w:pPr>
@@ -302,6 +304,7 @@
           <w:bottom w:color="BFBFBF" w:space="0" w:sz="4" w:val="single"/>
           <w:right w:color="BFBFBF" w:space="0" w:sz="4" w:val="single"/>
         </w:tblBorders>
+        <w:shd w:color="auto" w:fill="F4F4F4" w:val="clear"/>
         <w:tblLayout w:type="fixed"/>
         <w:tblCellMar>
           <w:top w:type="dxa" w:w="113"/>
@@ -318,6 +321,7 @@
         <w:tc>
           <w:tcPr>
             <w:tcW w:type="dxa" w:w="9637"/>
+            <w:shd w:color="auto" w:fill="F4F4F4" w:val="clear"/>
           </w:tcPr>
           <w:p>
             <w:pPr>
@@ -513,6 +517,7 @@
           <w:bottom w:color="BFBFBF" w:space="0" w:sz="4" w:val="single"/>
           <w:right w:color="BFBFBF" w:space="0" w:sz="4" w:val="single"/>
         </w:tblBorders>
+        <w:shd w:color="auto" w:fill="F4F4F4" w:val="clear"/>
         <w:tblLayout w:type="fixed"/>
         <w:tblCellMar>
           <w:top w:type="dxa" w:w="113"/>
@@ -529,6 +534,7 @@
         <w:tc>
           <w:tcPr>
             <w:tcW w:type="dxa" w:w="9637"/>
+            <w:shd w:color="auto" w:fill="F4F4F4" w:val="clear"/>
           </w:tcPr>
           <w:p>
             <w:pPr>
@@ -757,6 +763,7 @@
           <w:bottom w:color="BFBFBF" w:space="0" w:sz="4" w:val="single"/>
           <w:right w:color="BFBFBF" w:space="0" w:sz="4" w:val="single"/>
         </w:tblBorders>
+        <w:shd w:color="auto" w:fill="F4F4F4" w:val="clear"/>
         <w:tblLayout w:type="fixed"/>
         <w:tblCellMar>
           <w:top w:type="dxa" w:w="113"/>
@@ -773,6 +780,7 @@
         <w:tc>
           <w:tcPr>
             <w:tcW w:type="dxa" w:w="9637"/>
+            <w:shd w:color="auto" w:fill="F4F4F4" w:val="clear"/>
           </w:tcPr>
           <w:p>
             <w:pPr>
@@ -1039,6 +1047,7 @@
           <w:bottom w:color="BFBFBF" w:space="0" w:sz="4" w:val="single"/>
           <w:right w:color="BFBFBF" w:space="0" w:sz="4" w:val="single"/>
         </w:tblBorders>
+        <w:shd w:color="auto" w:fill="F4F4F4" w:val="clear"/>
         <w:tblLayout w:type="fixed"/>
         <w:tblCellMar>
           <w:top w:type="dxa" w:w="113"/>
@@ -1055,6 +1064,7 @@
         <w:tc>
           <w:tcPr>
             <w:tcW w:type="dxa" w:w="9637"/>
+            <w:shd w:color="auto" w:fill="F4F4F4" w:val="clear"/>
           </w:tcPr>
           <w:p>
             <w:pPr>
@@ -1693,6 +1703,7 @@
           <w:bottom w:color="BFBFBF" w:space="0" w:sz="4" w:val="single"/>
           <w:right w:color="BFBFBF" w:space="0" w:sz="4" w:val="single"/>
         </w:tblBorders>
+        <w:shd w:color="auto" w:fill="F4F4F4" w:val="clear"/>
         <w:tblLayout w:type="fixed"/>
         <w:tblCellMar>
           <w:top w:type="dxa" w:w="113"/>
@@ -1709,6 +1720,7 @@
         <w:tc>
           <w:tcPr>
             <w:tcW w:type="dxa" w:w="9637"/>
+            <w:shd w:color="auto" w:fill="F4F4F4" w:val="clear"/>
           </w:tcPr>
           <w:p>
             <w:pPr>
@@ -1797,6 +1809,7 @@
           <w:bottom w:color="BFBFBF" w:space="0" w:sz="4" w:val="single"/>
           <w:right w:color="BFBFBF" w:space="0" w:sz="4" w:val="single"/>
         </w:tblBorders>
+        <w:shd w:color="auto" w:fill="F4F4F4" w:val="clear"/>
         <w:tblLayout w:type="fixed"/>
         <w:tblCellMar>
           <w:top w:type="dxa" w:w="113"/>
@@ -1813,6 +1826,7 @@
         <w:tc>
           <w:tcPr>
             <w:tcW w:type="dxa" w:w="9637"/>
+            <w:shd w:color="auto" w:fill="F4F4F4" w:val="clear"/>
           </w:tcPr>
           <w:p>
             <w:pPr>
@@ -2733,6 +2747,7 @@
           <w:bottom w:color="BFBFBF" w:space="0" w:sz="4" w:val="single"/>
           <w:right w:color="BFBFBF" w:space="0" w:sz="4" w:val="single"/>
         </w:tblBorders>
+        <w:shd w:color="auto" w:fill="F4F4F4" w:val="clear"/>
         <w:tblLayout w:type="fixed"/>
         <w:tblCellMar>
           <w:top w:type="dxa" w:w="113"/>
@@ -2749,6 +2764,7 @@
         <w:tc>
           <w:tcPr>
             <w:tcW w:type="dxa" w:w="9637"/>
+            <w:shd w:color="auto" w:fill="F4F4F4" w:val="clear"/>
           </w:tcPr>
           <w:p>
             <w:pPr>
@@ -2837,6 +2853,7 @@
           <w:bottom w:color="BFBFBF" w:space="0" w:sz="4" w:val="single"/>
           <w:right w:color="BFBFBF" w:space="0" w:sz="4" w:val="single"/>
         </w:tblBorders>
+        <w:shd w:color="auto" w:fill="F4F4F4" w:val="clear"/>
         <w:tblLayout w:type="fixed"/>
         <w:tblCellMar>
           <w:top w:type="dxa" w:w="113"/>
@@ -2853,6 +2870,7 @@
         <w:tc>
           <w:tcPr>
             <w:tcW w:type="dxa" w:w="9637"/>
+            <w:shd w:color="auto" w:fill="F4F4F4" w:val="clear"/>
           </w:tcPr>
           <w:p>
             <w:pPr>
@@ -3467,6 +3485,7 @@
           <w:bottom w:color="BFBFBF" w:space="0" w:sz="4" w:val="single"/>
           <w:right w:color="BFBFBF" w:space="0" w:sz="4" w:val="single"/>
         </w:tblBorders>
+        <w:shd w:color="auto" w:fill="F4F4F4" w:val="clear"/>
         <w:tblLayout w:type="fixed"/>
         <w:tblCellMar>
           <w:top w:type="dxa" w:w="113"/>
@@ -3483,6 +3502,7 @@
         <w:tc>
           <w:tcPr>
             <w:tcW w:type="dxa" w:w="9637"/>
+            <w:shd w:color="auto" w:fill="F4F4F4" w:val="clear"/>
           </w:tcPr>
           <w:p>
             <w:pPr>
@@ -5917,6 +5937,7 @@
         <w:bottom w:color="BFBFBF" w:space="0" w:sz="4" w:val="single"/>
         <w:right w:color="BFBFBF" w:space="0" w:sz="4" w:val="single"/>
       </w:tblBorders>
+      <w:shd w:color="auto" w:fill="F4F4F4" w:val="clear"/>
       <w:tblCellMar>
         <w:top w:type="dxa" w:w="113"/>
         <w:left w:type="dxa" w:w="113"/>

--- a/public/labs/pmzi/pz-23/ЛР3_ПМЗІ_Шифри_перестановки.docx
+++ b/public/labs/pmzi/pz-23/ЛР3_ПМЗІ_Шифри_перестановки.docx
@@ -51,7 +51,7 @@
         <w:t xml:space="preserve"> </w:t>
       </w:r>
       <w:r>
-        <w:t xml:space="preserve">ПК з встановленим C++ компілятором (MSVC, MinGW або GCC); Середовище розробки (Visual Studio, VS Code).</w:t>
+        <w:t xml:space="preserve">ПК з компілятором або інтерпретатором мови програмування за вибором студента; Середовище розробки (Visual Studio, VS Code або інше).</w:t>
       </w:r>
     </w:p>
     <w:p>

--- a/public/labs/pmzi/pz-23/ЛР3_ПМЗІ_Шифри_перестановки.docx
+++ b/public/labs/pmzi/pz-23/ЛР3_ПМЗІ_Шифри_перестановки.docx
@@ -33,7 +33,7 @@
         <w:t xml:space="preserve"> </w:t>
       </w:r>
       <w:r>
-        <w:t xml:space="preserve">вивчити принципи шифрування методом перестановки. Реалізувати прості та складні шифруючі таблиці.</w:t>
+        <w:t xml:space="preserve">вивчити принципи шифрування методом перестановки; навчитися шифрувати й розшифровувати текст простою шифруючою таблицею, таблицею з ключовим словом і подвійною перестановкою; оцінити стійкість цих шифрів і реалізувати їх мовою C++.</w:t>
       </w:r>
     </w:p>
     <w:p>
@@ -72,7 +72,7 @@
         <w:t xml:space="preserve">2 академічні години.</w:t>
       </w:r>
     </w:p>
-    <w:bookmarkStart w:id="13" w:name="теоретичні-відомості"/>
+    <w:bookmarkStart w:id="14" w:name="теоретичні-відомості"/>
     <w:p>
       <w:pPr>
         <w:pStyle w:val="Heading2"/>
@@ -143,115 +143,115 @@
               <w:spacing w:before="0" w:after="0" w:line="200" w:lineRule="auto"/>
             </w:pPr>
             <w:r>
-              <w:t xml:space="preserve">┌───────────────────────────────────────────────────────────────────────┐</w:t>
-            </w:r>
-          </w:p>
-          <w:p>
-            <w:pPr>
-              <w:pStyle w:val="SourceCode"/>
-              <w:spacing w:before="0" w:after="0" w:line="200" w:lineRule="auto"/>
-            </w:pPr>
-            <w:r>
-              <w:t xml:space="preserve">│                    ПОРІВНЯННЯ ШИФРІВ                                  │</w:t>
-            </w:r>
-          </w:p>
-          <w:p>
-            <w:pPr>
-              <w:pStyle w:val="SourceCode"/>
-              <w:spacing w:before="0" w:after="0" w:line="200" w:lineRule="auto"/>
-            </w:pPr>
-            <w:r>
-              <w:t xml:space="preserve">├───────────────────────────────────────────────────────────────────────┤</w:t>
-            </w:r>
-          </w:p>
-          <w:p>
-            <w:pPr>
-              <w:pStyle w:val="SourceCode"/>
-              <w:spacing w:before="0" w:after="0" w:line="200" w:lineRule="auto"/>
-            </w:pPr>
-            <w:r>
-              <w:t xml:space="preserve">│                                                                       │</w:t>
-            </w:r>
-          </w:p>
-          <w:p>
-            <w:pPr>
-              <w:pStyle w:val="SourceCode"/>
-              <w:spacing w:before="0" w:after="0" w:line="200" w:lineRule="auto"/>
-            </w:pPr>
-            <w:r>
-              <w:t xml:space="preserve">│  ШИФР ЗАМІНИ:                                                         │</w:t>
-            </w:r>
-          </w:p>
-          <w:p>
-            <w:pPr>
-              <w:pStyle w:val="SourceCode"/>
-              <w:spacing w:before="0" w:after="0" w:line="200" w:lineRule="auto"/>
-            </w:pPr>
-            <w:r>
-              <w:t xml:space="preserve">│  Відкритий:  H E L L O                                                │</w:t>
-            </w:r>
-          </w:p>
-          <w:p>
-            <w:pPr>
-              <w:pStyle w:val="SourceCode"/>
-              <w:spacing w:before="0" w:after="0" w:line="200" w:lineRule="auto"/>
-            </w:pPr>
-            <w:r>
-              <w:t xml:space="preserve">│  Шифрований: K H O O R    ← Кожна літера замінена на іншу             │</w:t>
-            </w:r>
-          </w:p>
-          <w:p>
-            <w:pPr>
-              <w:pStyle w:val="SourceCode"/>
-              <w:spacing w:before="0" w:after="0" w:line="200" w:lineRule="auto"/>
-            </w:pPr>
-            <w:r>
-              <w:t xml:space="preserve">│                                                                       │</w:t>
-            </w:r>
-          </w:p>
-          <w:p>
-            <w:pPr>
-              <w:pStyle w:val="SourceCode"/>
-              <w:spacing w:before="0" w:after="0" w:line="200" w:lineRule="auto"/>
-            </w:pPr>
-            <w:r>
-              <w:t xml:space="preserve">│  ШИФР ПЕРЕСТАНОВКИ:                                                   │</w:t>
-            </w:r>
-          </w:p>
-          <w:p>
-            <w:pPr>
-              <w:pStyle w:val="SourceCode"/>
-              <w:spacing w:before="0" w:after="0" w:line="200" w:lineRule="auto"/>
-            </w:pPr>
-            <w:r>
-              <w:t xml:space="preserve">│  Відкритий:  H E L L O                                                │</w:t>
-            </w:r>
-          </w:p>
-          <w:p>
-            <w:pPr>
-              <w:pStyle w:val="SourceCode"/>
-              <w:spacing w:before="0" w:after="0" w:line="200" w:lineRule="auto"/>
-            </w:pPr>
-            <w:r>
-              <w:t xml:space="preserve">│  Шифрований: L O E H L    ← Ті самі літери, але в іншому порядку      │</w:t>
-            </w:r>
-          </w:p>
-          <w:p>
-            <w:pPr>
-              <w:pStyle w:val="SourceCode"/>
-              <w:spacing w:before="0" w:after="0" w:line="200" w:lineRule="auto"/>
-            </w:pPr>
-            <w:r>
-              <w:t xml:space="preserve">│                                                                       │</w:t>
-            </w:r>
-          </w:p>
-          <w:p>
-            <w:pPr>
-              <w:pStyle w:val="SourceCode"/>
-              <w:spacing w:before="0" w:after="0" w:line="200" w:lineRule="auto"/>
-            </w:pPr>
-            <w:r>
-              <w:t xml:space="preserve">└───────────────────────────────────────────────────────────────────────┘</w:t>
+              <w:t xml:space="preserve">┌─────────────────────────────────────────────────────────────────────┐</w:t>
+            </w:r>
+          </w:p>
+          <w:p>
+            <w:pPr>
+              <w:pStyle w:val="SourceCode"/>
+              <w:spacing w:before="0" w:after="0" w:line="200" w:lineRule="auto"/>
+            </w:pPr>
+            <w:r>
+              <w:t xml:space="preserve">│                    ПОРІВНЯННЯ ШИФРІВ                                │</w:t>
+            </w:r>
+          </w:p>
+          <w:p>
+            <w:pPr>
+              <w:pStyle w:val="SourceCode"/>
+              <w:spacing w:before="0" w:after="0" w:line="200" w:lineRule="auto"/>
+            </w:pPr>
+            <w:r>
+              <w:t xml:space="preserve">├─────────────────────────────────────────────────────────────────────┤</w:t>
+            </w:r>
+          </w:p>
+          <w:p>
+            <w:pPr>
+              <w:pStyle w:val="SourceCode"/>
+              <w:spacing w:before="0" w:after="0" w:line="200" w:lineRule="auto"/>
+            </w:pPr>
+            <w:r>
+              <w:t xml:space="preserve">│                                                                     │</w:t>
+            </w:r>
+          </w:p>
+          <w:p>
+            <w:pPr>
+              <w:pStyle w:val="SourceCode"/>
+              <w:spacing w:before="0" w:after="0" w:line="200" w:lineRule="auto"/>
+            </w:pPr>
+            <w:r>
+              <w:t xml:space="preserve">│  ШИФР ЗАМІНИ:                                                       │</w:t>
+            </w:r>
+          </w:p>
+          <w:p>
+            <w:pPr>
+              <w:pStyle w:val="SourceCode"/>
+              <w:spacing w:before="0" w:after="0" w:line="200" w:lineRule="auto"/>
+            </w:pPr>
+            <w:r>
+              <w:t xml:space="preserve">│  Відкритий:  H E L L O                                              │</w:t>
+            </w:r>
+          </w:p>
+          <w:p>
+            <w:pPr>
+              <w:pStyle w:val="SourceCode"/>
+              <w:spacing w:before="0" w:after="0" w:line="200" w:lineRule="auto"/>
+            </w:pPr>
+            <w:r>
+              <w:t xml:space="preserve">│  Шифрований: K H O O R    ← Кожна літера замінена на іншу           │</w:t>
+            </w:r>
+          </w:p>
+          <w:p>
+            <w:pPr>
+              <w:pStyle w:val="SourceCode"/>
+              <w:spacing w:before="0" w:after="0" w:line="200" w:lineRule="auto"/>
+            </w:pPr>
+            <w:r>
+              <w:t xml:space="preserve">│                                                                     │</w:t>
+            </w:r>
+          </w:p>
+          <w:p>
+            <w:pPr>
+              <w:pStyle w:val="SourceCode"/>
+              <w:spacing w:before="0" w:after="0" w:line="200" w:lineRule="auto"/>
+            </w:pPr>
+            <w:r>
+              <w:t xml:space="preserve">│  ШИФР ПЕРЕСТАНОВКИ:                                                 │</w:t>
+            </w:r>
+          </w:p>
+          <w:p>
+            <w:pPr>
+              <w:pStyle w:val="SourceCode"/>
+              <w:spacing w:before="0" w:after="0" w:line="200" w:lineRule="auto"/>
+            </w:pPr>
+            <w:r>
+              <w:t xml:space="preserve">│  Відкритий:  H E L L O                                              │</w:t>
+            </w:r>
+          </w:p>
+          <w:p>
+            <w:pPr>
+              <w:pStyle w:val="SourceCode"/>
+              <w:spacing w:before="0" w:after="0" w:line="200" w:lineRule="auto"/>
+            </w:pPr>
+            <w:r>
+              <w:t xml:space="preserve">│  Шифрований: L O E H L    ← Ті самі літери, але в іншому порядку    │</w:t>
+            </w:r>
+          </w:p>
+          <w:p>
+            <w:pPr>
+              <w:pStyle w:val="SourceCode"/>
+              <w:spacing w:before="0" w:after="0" w:line="200" w:lineRule="auto"/>
+            </w:pPr>
+            <w:r>
+              <w:t xml:space="preserve">│                                                                     │</w:t>
+            </w:r>
+          </w:p>
+          <w:p>
+            <w:pPr>
+              <w:pStyle w:val="SourceCode"/>
+              <w:spacing w:before="0" w:after="0" w:line="200" w:lineRule="auto"/>
+            </w:pPr>
+            <w:r>
+              <w:t xml:space="preserve">└─────────────────────────────────────────────────────────────────────┘</w:t>
             </w:r>
           </w:p>
         </w:tc>
@@ -1007,9 +1007,298 @@
         </w:rPr>
       </w:pPr>
     </w:p>
+    <w:p>
+      <w:pPr>
+        <w:pStyle w:val="FirstParagraph"/>
+      </w:pPr>
+      <w:r>
+        <w:t xml:space="preserve">Щоб розшифрувати, операції виконують у зворотному порядку: спершу повертають на місце стовпці, потім рядки. Розміри таблиці задають самі ключі: кількість рядків — довжина ключа рядків, стовпців — ключа стовпців. Тому текст, довший за таблицю, розбивають на кілька таблиць, а коротший доповнюють.</w:t>
+      </w:r>
+    </w:p>
     <w:bookmarkEnd w:id="12"/>
+    <w:bookmarkStart w:id="13" w:name="стійкість-шифрів-перестановки"/>
+    <w:p>
+      <w:pPr>
+        <w:pStyle w:val="Heading3"/>
+      </w:pPr>
+      <w:r>
+        <w:t xml:space="preserve">5 Стійкість шифрів перестановки</w:t>
+      </w:r>
+    </w:p>
+    <w:p>
+      <w:pPr>
+        <w:pStyle w:val="FirstParagraph"/>
+      </w:pPr>
+      <w:r>
+        <w:t xml:space="preserve">Шифр перестановки не змінює жодної літери, тож частоти окремих літер шифротексту збігаються з частотами мови. Це водночас і розпізнавальна ознака (див. самостійну тему про частотний аналіз), і причина слабкості: криптоаналітик знає склад тексту й має лише знайти правильний порядок.</w:t>
+      </w:r>
+    </w:p>
+    <w:p>
+      <w:pPr>
+        <w:pStyle w:val="TableCaption"/>
+      </w:pPr>
+      <w:r>
+        <w:t xml:space="preserve">Таблиця 1 — Кількість ключів і спосіб зламу</w:t>
+      </w:r>
+    </w:p>
+    <w:tbl>
+      <w:tblPr>
+        <w:tblStyle w:val="Table"/>
+        <w:tblW w:type="dxa" w:w="9637"/>
+        <w:tblLayout w:type="fixed"/>
+        <w:tblLook w:firstRow="1" w:lastRow="0" w:firstColumn="0" w:lastColumn="0" w:noHBand="0" w:noVBand="0" w:val="0020"/>
+      </w:tblPr>
+      <w:tblGrid>
+        <w:gridCol w:w="1377"/>
+        <w:gridCol w:w="1377"/>
+        <w:gridCol w:w="4131"/>
+        <w:gridCol w:w="2752"/>
+      </w:tblGrid>
+      <w:tr>
+        <w:trPr>
+          <w:tblHeader w:val="on"/>
+        </w:trPr>
+        <w:tc>
+          <w:tcPr/>
+          <w:p>
+            <w:pPr>
+              <w:pStyle w:val="Compact"/>
+            </w:pPr>
+            <w:r>
+              <w:t xml:space="preserve">Шифр</w:t>
+            </w:r>
+          </w:p>
+        </w:tc>
+        <w:tc>
+          <w:tcPr/>
+          <w:p>
+            <w:pPr>
+              <w:pStyle w:val="Compact"/>
+            </w:pPr>
+            <w:r>
+              <w:t xml:space="preserve">Ключ</w:t>
+            </w:r>
+          </w:p>
+        </w:tc>
+        <w:tc>
+          <w:tcPr/>
+          <w:p>
+            <w:pPr>
+              <w:pStyle w:val="Compact"/>
+            </w:pPr>
+            <w:r>
+              <w:t xml:space="preserve">Кількість ключів</w:t>
+            </w:r>
+          </w:p>
+        </w:tc>
+        <w:tc>
+          <w:tcPr/>
+          <w:p>
+            <w:pPr>
+              <w:pStyle w:val="Compact"/>
+            </w:pPr>
+            <w:r>
+              <w:t xml:space="preserve">Як ламають</w:t>
+            </w:r>
+          </w:p>
+        </w:tc>
+      </w:tr>
+      <w:tr>
+        <w:tc>
+          <w:tcPr/>
+          <w:p>
+            <w:pPr>
+              <w:pStyle w:val="Compact"/>
+            </w:pPr>
+            <w:r>
+              <w:t xml:space="preserve">Проста таблиця</w:t>
+            </w:r>
+          </w:p>
+        </w:tc>
+        <w:tc>
+          <w:tcPr/>
+          <w:p>
+            <w:pPr>
+              <w:pStyle w:val="Compact"/>
+            </w:pPr>
+            <w:r>
+              <w:t xml:space="preserve">кількість стовпців</w:t>
+            </w:r>
+          </w:p>
+        </w:tc>
+        <w:tc>
+          <w:tcPr/>
+          <w:p>
+            <w:pPr>
+              <w:pStyle w:val="Compact"/>
+            </w:pPr>
+            <w:r>
+              <w:t xml:space="preserve">кілька дільників довжини тексту</w:t>
+            </w:r>
+          </w:p>
+        </w:tc>
+        <w:tc>
+          <w:tcPr/>
+          <w:p>
+            <w:pPr>
+              <w:pStyle w:val="Compact"/>
+            </w:pPr>
+            <w:r>
+              <w:t xml:space="preserve">перебір дільників, перевірка частих біграм</w:t>
+            </w:r>
+          </w:p>
+        </w:tc>
+      </w:tr>
+      <w:tr>
+        <w:tc>
+          <w:tcPr/>
+          <w:p>
+            <w:pPr>
+              <w:pStyle w:val="Compact"/>
+            </w:pPr>
+            <w:r>
+              <w:t xml:space="preserve">Таблиця з ключовим словом, 6 стовпців</w:t>
+            </w:r>
+          </w:p>
+        </w:tc>
+        <w:tc>
+          <w:tcPr/>
+          <w:p>
+            <w:pPr>
+              <w:pStyle w:val="Compact"/>
+            </w:pPr>
+            <w:r>
+              <w:t xml:space="preserve">порядок стовпців</w:t>
+            </w:r>
+          </w:p>
+        </w:tc>
+        <w:tc>
+          <w:tcPr/>
+          <w:p>
+            <w:pPr>
+              <w:pStyle w:val="Compact"/>
+            </w:pPr>
+            <w:r>
+              <w:t xml:space="preserve">6! = 720</w:t>
+            </w:r>
+          </w:p>
+        </w:tc>
+        <w:tc>
+          <w:tcPr/>
+          <w:p>
+            <w:pPr>
+              <w:pStyle w:val="Compact"/>
+            </w:pPr>
+            <w:r>
+              <w:t xml:space="preserve">перебір порядків з оцінкою за біграмами</w:t>
+            </w:r>
+          </w:p>
+        </w:tc>
+      </w:tr>
+      <w:tr>
+        <w:tc>
+          <w:tcPr/>
+          <w:p>
+            <w:pPr>
+              <w:pStyle w:val="Compact"/>
+            </w:pPr>
+            <w:r>
+              <w:t xml:space="preserve">Таблиця з ключовим словом, 10 стовпців</w:t>
+            </w:r>
+          </w:p>
+        </w:tc>
+        <w:tc>
+          <w:tcPr/>
+          <w:p>
+            <w:pPr>
+              <w:pStyle w:val="Compact"/>
+            </w:pPr>
+            <w:r>
+              <w:t xml:space="preserve">порядок стовпців</w:t>
+            </w:r>
+          </w:p>
+        </w:tc>
+        <w:tc>
+          <w:tcPr/>
+          <w:p>
+            <w:pPr>
+              <w:pStyle w:val="Compact"/>
+            </w:pPr>
+            <w:r>
+              <w:t xml:space="preserve">10! ≈ 3,6 · 10⁶</w:t>
+            </w:r>
+          </w:p>
+        </w:tc>
+        <w:tc>
+          <w:tcPr/>
+          <w:p>
+            <w:pPr>
+              <w:pStyle w:val="Compact"/>
+            </w:pPr>
+            <w:r>
+              <w:t xml:space="preserve">перебір (секунди) або обмін стовпців парами</w:t>
+            </w:r>
+          </w:p>
+        </w:tc>
+      </w:tr>
+      <w:tr>
+        <w:tc>
+          <w:tcPr/>
+          <w:p>
+            <w:pPr>
+              <w:pStyle w:val="Compact"/>
+            </w:pPr>
+            <w:r>
+              <w:t xml:space="preserve">Подвійна перестановка 8 × 10</w:t>
+            </w:r>
+          </w:p>
+        </w:tc>
+        <w:tc>
+          <w:tcPr/>
+          <w:p>
+            <w:pPr>
+              <w:pStyle w:val="Compact"/>
+            </w:pPr>
+            <w:r>
+              <w:t xml:space="preserve">обидва порядки</w:t>
+            </w:r>
+          </w:p>
+        </w:tc>
+        <w:tc>
+          <w:tcPr/>
+          <w:p>
+            <w:pPr>
+              <w:pStyle w:val="Compact"/>
+            </w:pPr>
+            <w:r>
+              <w:t xml:space="preserve">8! · 10! ≈ 1,5 · 10¹¹</w:t>
+            </w:r>
+          </w:p>
+        </w:tc>
+        <w:tc>
+          <w:tcPr/>
+          <w:p>
+            <w:pPr>
+              <w:pStyle w:val="Compact"/>
+            </w:pPr>
+            <w:r>
+              <w:t xml:space="preserve">окремо рядки й стовпці, бо біграми всередині рядка частково зберігаються</w:t>
+            </w:r>
+          </w:p>
+        </w:tc>
+      </w:tr>
+    </w:tbl>
+    <w:p>
+      <w:pPr>
+        <w:pStyle w:val="BodyText"/>
+      </w:pPr>
+      <w:r>
+        <w:t xml:space="preserve">Головний критерій правильної гіпотези — біграми: у розшифруванні мають з’являтися TH, HE, IN (англійська) чи ст, но, на (українська). У неправильному вони трапляються рідко.</w:t>
+      </w:r>
+    </w:p>
     <w:bookmarkEnd w:id="13"/>
-    <w:bookmarkStart w:id="17" w:name="приклад-виконання"/>
+    <w:bookmarkEnd w:id="14"/>
+    <w:bookmarkStart w:id="18" w:name="приклад-виконання"/>
     <w:p>
       <w:pPr>
         <w:pStyle w:val="Heading2"/>
@@ -1018,7 +1307,7 @@
         <w:t xml:space="preserve">Приклад виконання</w:t>
       </w:r>
     </w:p>
-    <w:bookmarkStart w:id="14" w:name="крок-1.-проста-перестановка"/>
+    <w:bookmarkStart w:id="15" w:name="крок-1.-проста-перестановка"/>
     <w:p>
       <w:pPr>
         <w:pStyle w:val="Heading3"/>
@@ -1779,8 +2068,8 @@
         </w:rPr>
       </w:pPr>
     </w:p>
-    <w:bookmarkEnd w:id="14"/>
-    <w:bookmarkStart w:id="15" w:name="крок-2.-перестановка-з-ключовим-словом"/>
+    <w:bookmarkEnd w:id="15"/>
+    <w:bookmarkStart w:id="16" w:name="крок-2.-перестановка-з-ключовим-словом"/>
     <w:p>
       <w:pPr>
         <w:pStyle w:val="Heading3"/>
@@ -2823,8 +3112,31 @@
         </w:rPr>
       </w:pPr>
     </w:p>
-    <w:bookmarkEnd w:id="15"/>
-    <w:bookmarkStart w:id="16" w:name="крок-3.-подвійна-перестановка"/>
+    <w:p>
+      <w:pPr>
+        <w:pStyle w:val="FirstParagraph"/>
+      </w:pPr>
+      <w:r>
+        <w:t xml:space="preserve">Зверніть увагу на два моменти. Функція</w:t>
+      </w:r>
+      <w:r>
+        <w:t xml:space="preserve"> </w:t>
+      </w:r>
+      <w:r>
+        <w:rPr>
+          <w:rStyle w:val="VerbatimChar"/>
+        </w:rPr>
+        <w:t xml:space="preserve">getKeyOrder</w:t>
+      </w:r>
+      <w:r>
+        <w:t xml:space="preserve"> </w:t>
+      </w:r>
+      <w:r>
+        <w:t xml:space="preserve">повертає для кожного стовпця його номер у черзі читання: стовпець 0 (C) читається нульовим, стовпець 1 (I) — третім і так далі. І розшифрований текст закінчується доповненням XXXXX: програма не може знати, де закінчився справжній текст. На практиці довжину повідомлення передають окремо або доповнюють так, щоб доповнення можна було однозначно відкинути.</w:t>
+      </w:r>
+    </w:p>
+    <w:bookmarkEnd w:id="16"/>
+    <w:bookmarkStart w:id="17" w:name="крок-3.-подвійна-перестановка"/>
     <w:p>
       <w:pPr>
         <w:pStyle w:val="Heading3"/>
@@ -2931,6 +3243,15 @@
               <w:pStyle w:val="SourceCode"/>
               <w:spacing w:before="0" w:after="0" w:line="200" w:lineRule="auto"/>
             </w:pPr>
+            <w:r>
+              <w:t xml:space="preserve">#include &lt;stdexcept&gt;</w:t>
+            </w:r>
+          </w:p>
+          <w:p>
+            <w:pPr>
+              <w:pStyle w:val="SourceCode"/>
+              <w:spacing w:before="0" w:after="0" w:line="200" w:lineRule="auto"/>
+            </w:pPr>
           </w:p>
           <w:p>
             <w:pPr>
@@ -3017,6 +3338,48 @@
             </w:pPr>
             <w:r>
               <w:t xml:space="preserve">    std::string text = normalize(plaintext);</w:t>
+            </w:r>
+          </w:p>
+          <w:p>
+            <w:pPr>
+              <w:pStyle w:val="SourceCode"/>
+              <w:spacing w:before="0" w:after="0" w:line="200" w:lineRule="auto"/>
+            </w:pPr>
+          </w:p>
+          <w:p>
+            <w:pPr>
+              <w:pStyle w:val="SourceCode"/>
+              <w:spacing w:before="0" w:after="0" w:line="200" w:lineRule="auto"/>
+            </w:pPr>
+            <w:r>
+              <w:t xml:space="preserve">    // Таблиця має фіксований розмір: зайві літери мовчки загубилися б</w:t>
+            </w:r>
+          </w:p>
+          <w:p>
+            <w:pPr>
+              <w:pStyle w:val="SourceCode"/>
+              <w:spacing w:before="0" w:after="0" w:line="200" w:lineRule="auto"/>
+            </w:pPr>
+            <w:r>
+              <w:t xml:space="preserve">    if (static_cast&lt;int&gt;(text.size()) &gt; rows * cols) {</w:t>
+            </w:r>
+          </w:p>
+          <w:p>
+            <w:pPr>
+              <w:pStyle w:val="SourceCode"/>
+              <w:spacing w:before="0" w:after="0" w:line="200" w:lineRule="auto"/>
+            </w:pPr>
+            <w:r>
+              <w:t xml:space="preserve">        throw std::runtime_error("Текст не вміщується в таблицю rows x cols");</w:t>
+            </w:r>
+          </w:p>
+          <w:p>
+            <w:pPr>
+              <w:pStyle w:val="SourceCode"/>
+              <w:spacing w:before="0" w:after="0" w:line="200" w:lineRule="auto"/>
+            </w:pPr>
+            <w:r>
+              <w:t xml:space="preserve">    }</w:t>
             </w:r>
           </w:p>
           <w:p>
@@ -3561,9 +3924,9 @@
         </w:rPr>
       </w:pPr>
     </w:p>
-    <w:bookmarkEnd w:id="16"/>
     <w:bookmarkEnd w:id="17"/>
-    <w:bookmarkStart w:id="18" w:name="порядок-виконання-роботи"/>
+    <w:bookmarkEnd w:id="18"/>
+    <w:bookmarkStart w:id="19" w:name="порядок-виконання-роботи"/>
     <w:p>
       <w:pPr>
         <w:pStyle w:val="Heading2"/>
@@ -3593,7 +3956,7 @@
         <w:jc w:val="both"/>
       </w:pPr>
       <w:r>
-        <w:t xml:space="preserve">Реалізувати просту шифруючу таблицю (запис по рядках, читання по стовпцях).</w:t>
+        <w:t xml:space="preserve">Вручну заповнити таблицю для тексту й ключового слова свого варіанта, пронумерувати стовпці та отримати шифротекст.</w:t>
       </w:r>
     </w:p>
     <w:p>
@@ -3605,7 +3968,7 @@
         <w:jc w:val="both"/>
       </w:pPr>
       <w:r>
-        <w:t xml:space="preserve">Реалізувати функцію визначення порядку за ключовим словом.</w:t>
+        <w:t xml:space="preserve">Реалізувати просту шифруючу таблицю (запис по рядках, читання по стовпцях) і розшифрування.</w:t>
       </w:r>
     </w:p>
     <w:p>
@@ -3617,7 +3980,7 @@
         <w:jc w:val="both"/>
       </w:pPr>
       <w:r>
-        <w:t xml:space="preserve">Реалізувати шифрування та дешифрування з ключовим словом.</w:t>
+        <w:t xml:space="preserve">Реалізувати функцію визначення порядку за ключовим словом, шифрування та розшифрування з ключовим словом; звірити результат із ручним обчисленням.</w:t>
       </w:r>
     </w:p>
     <w:p>
@@ -3629,7 +3992,7 @@
         <w:jc w:val="both"/>
       </w:pPr>
       <w:r>
-        <w:t xml:space="preserve">Реалізувати подвійну перестановку.</w:t>
+        <w:t xml:space="preserve">Реалізувати подвійну перестановку та її розшифрування: ключ стовпців — ключове слово варіанта, ключ рядків — окрема колонка таблиці варіантів.</w:t>
       </w:r>
     </w:p>
     <w:p>
@@ -3641,7 +4004,7 @@
         <w:jc w:val="both"/>
       </w:pPr>
       <w:r>
-        <w:t xml:space="preserve">Виконати шифрування тексту з варіанта.</w:t>
+        <w:t xml:space="preserve">Перевірити програму на завідомо неправильних даних: порожній ключ, ключ з однаковими літерами, текст, довший за таблицю подвійної перестановки.</w:t>
       </w:r>
     </w:p>
     <w:p>
@@ -3653,11 +4016,23 @@
         <w:jc w:val="both"/>
       </w:pPr>
       <w:r>
+        <w:t xml:space="preserve">Спробувати зламати шифротекст сусіда (проста таблиця, кількість стовпців невідома) перебором дільників довжини.</w:t>
+      </w:r>
+    </w:p>
+    <w:p>
+      <w:pPr>
+        <w:numPr>
+          <w:ilvl w:val="0"/>
+          <w:numId w:val="1001"/>
+        </w:numPr>
+        <w:jc w:val="both"/>
+      </w:pPr>
+      <w:r>
         <w:t xml:space="preserve">Оформити звіт та зробити висновок.</w:t>
       </w:r>
     </w:p>
-    <w:bookmarkEnd w:id="18"/>
-    <w:bookmarkStart w:id="19" w:name="вимоги-до-звіту"/>
+    <w:bookmarkEnd w:id="19"/>
+    <w:bookmarkStart w:id="20" w:name="вимоги-до-звіту"/>
     <w:p>
       <w:pPr>
         <w:pStyle w:val="Heading2"/>
@@ -3739,14 +4114,22 @@
         <w:t xml:space="preserve">висновок про стійкість шифрів перестановки.</w:t>
       </w:r>
     </w:p>
-    <w:bookmarkEnd w:id="19"/>
-    <w:bookmarkStart w:id="20" w:name="варіанти-індивідуальних-завдань"/>
+    <w:bookmarkEnd w:id="20"/>
+    <w:bookmarkStart w:id="21" w:name="варіанти-індивідуальних-завдань"/>
     <w:p>
       <w:pPr>
         <w:pStyle w:val="Heading2"/>
       </w:pPr>
       <w:r>
         <w:t xml:space="preserve">Варіанти індивідуальних завдань</w:t>
+      </w:r>
+    </w:p>
+    <w:p>
+      <w:pPr>
+        <w:pStyle w:val="FirstParagraph"/>
+      </w:pPr>
+      <w:r>
+        <w:t xml:space="preserve">Ключове слово задає стовпці в кроках 2 і 3, ключ рядків — рядки в подвійній перестановці. Довжину ключа рядків дібрано так, щоб текст варіанта вмістився в таблицю.</w:t>
       </w:r>
     </w:p>
     <w:tbl>
@@ -3757,9 +4140,10 @@
         <w:tblLayout w:type="fixed"/>
       </w:tblPr>
       <w:tblGrid>
-        <w:gridCol w:w="3212"/>
-        <w:gridCol w:w="3212"/>
-        <w:gridCol w:w="3213"/>
+        <w:gridCol w:w="2409"/>
+        <w:gridCol w:w="2409"/>
+        <w:gridCol w:w="2409"/>
+        <w:gridCol w:w="2410"/>
       </w:tblGrid>
       <w:tr>
         <w:trPr>
@@ -3794,6 +4178,17 @@
               <w:pStyle w:val="Compact"/>
             </w:pPr>
             <w:r>
+              <w:t xml:space="preserve">Ключ рядків</w:t>
+            </w:r>
+          </w:p>
+        </w:tc>
+        <w:tc>
+          <w:tcPr/>
+          <w:p>
+            <w:pPr>
+              <w:pStyle w:val="Compact"/>
+            </w:pPr>
+            <w:r>
               <w:t xml:space="preserve">Текст для шифрування</w:t>
             </w:r>
           </w:p>
@@ -3829,6 +4224,17 @@
               <w:pStyle w:val="Compact"/>
             </w:pPr>
             <w:r>
+              <w:t xml:space="preserve">KEY</w:t>
+            </w:r>
+          </w:p>
+        </w:tc>
+        <w:tc>
+          <w:tcPr/>
+          <w:p>
+            <w:pPr>
+              <w:pStyle w:val="Compact"/>
+            </w:pPr>
+            <w:r>
               <w:t xml:space="preserve">THE QUICK BROWN FOX</w:t>
             </w:r>
           </w:p>
@@ -3864,6 +4270,17 @@
               <w:pStyle w:val="Compact"/>
             </w:pPr>
             <w:r>
+              <w:t xml:space="preserve">SUN</w:t>
+            </w:r>
+          </w:p>
+        </w:tc>
+        <w:tc>
+          <w:tcPr/>
+          <w:p>
+            <w:pPr>
+              <w:pStyle w:val="Compact"/>
+            </w:pPr>
+            <w:r>
               <w:t xml:space="preserve">CRYPTOGRAPHY IS FUN</w:t>
             </w:r>
           </w:p>
@@ -3899,6 +4316,17 @@
               <w:pStyle w:val="Compact"/>
             </w:pPr>
             <w:r>
+              <w:t xml:space="preserve">RAM</w:t>
+            </w:r>
+          </w:p>
+        </w:tc>
+        <w:tc>
+          <w:tcPr/>
+          <w:p>
+            <w:pPr>
+              <w:pStyle w:val="Compact"/>
+            </w:pPr>
+            <w:r>
               <w:t xml:space="preserve">SEND REINFORCEMENTS</w:t>
             </w:r>
           </w:p>
@@ -3934,6 +4362,17 @@
               <w:pStyle w:val="Compact"/>
             </w:pPr>
             <w:r>
+              <w:t xml:space="preserve">FOX</w:t>
+            </w:r>
+          </w:p>
+        </w:tc>
+        <w:tc>
+          <w:tcPr/>
+          <w:p>
+            <w:pPr>
+              <w:pStyle w:val="Compact"/>
+            </w:pPr>
+            <w:r>
               <w:t xml:space="preserve">ATTACK AT MIDNIGHT</w:t>
             </w:r>
           </w:p>
@@ -3969,6 +4408,17 @@
               <w:pStyle w:val="Compact"/>
             </w:pPr>
             <w:r>
+              <w:t xml:space="preserve">BAT</w:t>
+            </w:r>
+          </w:p>
+        </w:tc>
+        <w:tc>
+          <w:tcPr/>
+          <w:p>
+            <w:pPr>
+              <w:pStyle w:val="Compact"/>
+            </w:pPr>
+            <w:r>
               <w:t xml:space="preserve">THE SECRET MESSAGE</w:t>
             </w:r>
           </w:p>
@@ -4004,6 +4454,17 @@
               <w:pStyle w:val="Compact"/>
             </w:pPr>
             <w:r>
+              <w:t xml:space="preserve">OWL</w:t>
+            </w:r>
+          </w:p>
+        </w:tc>
+        <w:tc>
+          <w:tcPr/>
+          <w:p>
+            <w:pPr>
+              <w:pStyle w:val="Compact"/>
+            </w:pPr>
+            <w:r>
               <w:t xml:space="preserve">ENEMY APPROACHING</w:t>
             </w:r>
           </w:p>
@@ -4039,6 +4500,17 @@
               <w:pStyle w:val="Compact"/>
             </w:pPr>
             <w:r>
+              <w:t xml:space="preserve">WOLF</w:t>
+            </w:r>
+          </w:p>
+        </w:tc>
+        <w:tc>
+          <w:tcPr/>
+          <w:p>
+            <w:pPr>
+              <w:pStyle w:val="Compact"/>
+            </w:pPr>
+            <w:r>
               <w:t xml:space="preserve">MISSION ACCOMPLISHED</w:t>
             </w:r>
           </w:p>
@@ -4074,6 +4546,17 @@
               <w:pStyle w:val="Compact"/>
             </w:pPr>
             <w:r>
+              <w:t xml:space="preserve">LOCK</w:t>
+            </w:r>
+          </w:p>
+        </w:tc>
+        <w:tc>
+          <w:tcPr/>
+          <w:p>
+            <w:pPr>
+              <w:pStyle w:val="Compact"/>
+            </w:pPr>
+            <w:r>
               <w:t xml:space="preserve">RETREAT IMMEDIATELY</w:t>
             </w:r>
           </w:p>
@@ -4109,6 +4592,17 @@
               <w:pStyle w:val="Compact"/>
             </w:pPr>
             <w:r>
+              <w:t xml:space="preserve">AIM</w:t>
+            </w:r>
+          </w:p>
+        </w:tc>
+        <w:tc>
+          <w:tcPr/>
+          <w:p>
+            <w:pPr>
+              <w:pStyle w:val="Compact"/>
+            </w:pPr>
+            <w:r>
               <w:t xml:space="preserve">HOLD YOUR POSITION</w:t>
             </w:r>
           </w:p>
@@ -4144,6 +4638,17 @@
               <w:pStyle w:val="Compact"/>
             </w:pPr>
             <w:r>
+              <w:t xml:space="preserve">MAP</w:t>
+            </w:r>
+          </w:p>
+        </w:tc>
+        <w:tc>
+          <w:tcPr/>
+          <w:p>
+            <w:pPr>
+              <w:pStyle w:val="Compact"/>
+            </w:pPr>
+            <w:r>
               <w:t xml:space="preserve">ADVANCE TO THE NORTH</w:t>
             </w:r>
           </w:p>
@@ -4179,6 +4684,17 @@
               <w:pStyle w:val="Compact"/>
             </w:pPr>
             <w:r>
+              <w:t xml:space="preserve">TOP</w:t>
+            </w:r>
+          </w:p>
+        </w:tc>
+        <w:tc>
+          <w:tcPr/>
+          <w:p>
+            <w:pPr>
+              <w:pStyle w:val="Compact"/>
+            </w:pPr>
+            <w:r>
               <w:t xml:space="preserve">THE PASSWORD IS SAFE</w:t>
             </w:r>
           </w:p>
@@ -4214,6 +4730,17 @@
               <w:pStyle w:val="Compact"/>
             </w:pPr>
             <w:r>
+              <w:t xml:space="preserve">ARC</w:t>
+            </w:r>
+          </w:p>
+        </w:tc>
+        <w:tc>
+          <w:tcPr/>
+          <w:p>
+            <w:pPr>
+              <w:pStyle w:val="Compact"/>
+            </w:pPr>
+            <w:r>
               <w:t xml:space="preserve">OPERATION COMPLETE</w:t>
             </w:r>
           </w:p>
@@ -4249,6 +4776,17 @@
               <w:pStyle w:val="Compact"/>
             </w:pPr>
             <w:r>
+              <w:t xml:space="preserve">WAR</w:t>
+            </w:r>
+          </w:p>
+        </w:tc>
+        <w:tc>
+          <w:tcPr/>
+          <w:p>
+            <w:pPr>
+              <w:pStyle w:val="Compact"/>
+            </w:pPr>
+            <w:r>
               <w:t xml:space="preserve">RENDEZVOUS AT NOON</w:t>
             </w:r>
           </w:p>
@@ -4284,6 +4822,17 @@
               <w:pStyle w:val="Compact"/>
             </w:pPr>
             <w:r>
+              <w:t xml:space="preserve">SKY</w:t>
+            </w:r>
+          </w:p>
+        </w:tc>
+        <w:tc>
+          <w:tcPr/>
+          <w:p>
+            <w:pPr>
+              <w:pStyle w:val="Compact"/>
+            </w:pPr>
+            <w:r>
               <w:t xml:space="preserve">AWAIT FURTHER ORDERS</w:t>
             </w:r>
           </w:p>
@@ -4319,6 +4868,17 @@
               <w:pStyle w:val="Compact"/>
             </w:pPr>
             <w:r>
+              <w:t xml:space="preserve">BOX</w:t>
+            </w:r>
+          </w:p>
+        </w:tc>
+        <w:tc>
+          <w:tcPr/>
+          <w:p>
+            <w:pPr>
+              <w:pStyle w:val="Compact"/>
+            </w:pPr>
+            <w:r>
               <w:t xml:space="preserve">THE COAST IS CLEAR</w:t>
             </w:r>
           </w:p>
@@ -4354,6 +4914,17 @@
               <w:pStyle w:val="Compact"/>
             </w:pPr>
             <w:r>
+              <w:t xml:space="preserve">PIN</w:t>
+            </w:r>
+          </w:p>
+        </w:tc>
+        <w:tc>
+          <w:tcPr/>
+          <w:p>
+            <w:pPr>
+              <w:pStyle w:val="Compact"/>
+            </w:pPr>
+            <w:r>
               <w:t xml:space="preserve">EXECUTE PLAN ALPHA</w:t>
             </w:r>
           </w:p>
@@ -4389,6 +4960,17 @@
               <w:pStyle w:val="Compact"/>
             </w:pPr>
             <w:r>
+              <w:t xml:space="preserve">CAT</w:t>
+            </w:r>
+          </w:p>
+        </w:tc>
+        <w:tc>
+          <w:tcPr/>
+          <w:p>
+            <w:pPr>
+              <w:pStyle w:val="Compact"/>
+            </w:pPr>
+            <w:r>
               <w:t xml:space="preserve">ALL SYSTEMS ARE GO</w:t>
             </w:r>
           </w:p>
@@ -4424,6 +5006,17 @@
               <w:pStyle w:val="Compact"/>
             </w:pPr>
             <w:r>
+              <w:t xml:space="preserve">JOT</w:t>
+            </w:r>
+          </w:p>
+        </w:tc>
+        <w:tc>
+          <w:tcPr/>
+          <w:p>
+            <w:pPr>
+              <w:pStyle w:val="Compact"/>
+            </w:pPr>
+            <w:r>
               <w:t xml:space="preserve">COMMENCE OPERATION</w:t>
             </w:r>
           </w:p>
@@ -4459,6 +5052,17 @@
               <w:pStyle w:val="Compact"/>
             </w:pPr>
             <w:r>
+              <w:t xml:space="preserve">ICE</w:t>
+            </w:r>
+          </w:p>
+        </w:tc>
+        <w:tc>
+          <w:tcPr/>
+          <w:p>
+            <w:pPr>
+              <w:pStyle w:val="Compact"/>
+            </w:pPr>
+            <w:r>
               <w:t xml:space="preserve">OBJECTIVE ACHIEVED</w:t>
             </w:r>
           </w:p>
@@ -4494,14 +5098,25 @@
               <w:pStyle w:val="Compact"/>
             </w:pPr>
             <w:r>
+              <w:t xml:space="preserve">DEN</w:t>
+            </w:r>
+          </w:p>
+        </w:tc>
+        <w:tc>
+          <w:tcPr/>
+          <w:p>
+            <w:pPr>
+              <w:pStyle w:val="Compact"/>
+            </w:pPr>
+            <w:r>
               <w:t xml:space="preserve">RETURN TO BASE NOW</w:t>
             </w:r>
           </w:p>
         </w:tc>
       </w:tr>
     </w:tbl>
-    <w:bookmarkEnd w:id="20"/>
-    <w:bookmarkStart w:id="24" w:name="контрольні-запитання"/>
+    <w:bookmarkEnd w:id="21"/>
+    <w:bookmarkStart w:id="25" w:name="контрольні-запитання"/>
     <w:p>
       <w:pPr>
         <w:pStyle w:val="Heading2"/>
@@ -4518,7 +5133,7 @@
         <w:t xml:space="preserve">Запитання згруповано за рівнями навчальних досягнень. Для позитивної оцінки студент має відповісти на запитання середнього рівня, оцінка «добре» потребує відповідей достатнього рівня, оцінка «відмінно» — високого.</w:t>
       </w:r>
     </w:p>
-    <w:bookmarkStart w:id="21" w:name="середній-рівень-репродуктивний"/>
+    <w:bookmarkStart w:id="22" w:name="середній-рівень-репродуктивний"/>
     <w:p>
       <w:pPr>
         <w:pStyle w:val="Heading3"/>
@@ -4631,8 +5246,8 @@
         <w:t xml:space="preserve">Які дані потрібні для розшифрування тексту, зашифрованого шифруючою таблицею?</w:t>
       </w:r>
     </w:p>
-    <w:bookmarkEnd w:id="21"/>
-    <w:bookmarkStart w:id="22" w:name="Xf8a59b0220f3a7cb520922cfcf2989f7f66f7c3"/>
+    <w:bookmarkEnd w:id="22"/>
+    <w:bookmarkStart w:id="23" w:name="Xf8a59b0220f3a7cb520922cfcf2989f7f66f7c3"/>
     <w:p>
       <w:pPr>
         <w:pStyle w:val="Heading3"/>
@@ -4745,8 +5360,8 @@
         <w:t xml:space="preserve">Чим магічний квадрат як спосіб перестановки відрізняється від шифруючої таблиці з ключем?</w:t>
       </w:r>
     </w:p>
-    <w:bookmarkEnd w:id="22"/>
-    <w:bookmarkStart w:id="23" w:name="високий-рівень-творчий"/>
+    <w:bookmarkEnd w:id="23"/>
+    <w:bookmarkStart w:id="24" w:name="високий-рівень-творчий"/>
     <w:p>
       <w:pPr>
         <w:pStyle w:val="Heading3"/>
@@ -4807,8 +5422,8 @@
         <w:t xml:space="preserve">Сформулюйте, які властивості тексту зберігає шифр перестановки, і поясніть, як саме ці властивості використовує криптоаналітик.</w:t>
       </w:r>
     </w:p>
-    <w:bookmarkEnd w:id="23"/>
     <w:bookmarkEnd w:id="24"/>
+    <w:bookmarkEnd w:id="25"/>
     <w:sectPr>
       <w:pgSz w:h="16838" w:orient="portrait" w:w="11906"/>
       <w:pgMar w:bottom="1134" w:footer="708" w:gutter="0" w:header="708" w:left="1418" w:right="851" w:top="1134"/>
@@ -5946,6 +6561,11 @@
       </w:tblCellMar>
     </w:tblPr>
   </w:style>
+  <w:style w:type="paragraph" w:customStyle="1" w:styleId="TableCaption">
+    <w:name w:val="TableCaption"/>
+    <w:basedOn w:val="BodyText"/>
+    <w:qFormat/>
+  </w:style>
 </w:styles>
 </file>
 
